--- a/node-js/Backpressure_Immune Mechanism Design of System to Slowdown Data Overflow.docx
+++ b/node-js/Backpressure_Immune Mechanism Design of System to Slowdown Data Overflow.docx
@@ -18,107 +18,7 @@
           <w:sz w:val="32"/>
           <w:szCs w:val="32"/>
         </w:rPr>
-        <w:t xml:space="preserve">does backpressure occur </w:t>
-      </w:r>
-      <w:proofErr w:type="gramStart"/>
-      <w:r>
-        <w:rPr>
-          <w:b/>
-          <w:bCs/>
-          <w:sz w:val="32"/>
-          <w:szCs w:val="32"/>
-        </w:rPr>
-        <w:t>automatically ?</w:t>
-      </w:r>
-      <w:proofErr w:type="gramEnd"/>
-      <w:r>
-        <w:rPr>
-          <w:b/>
-          <w:bCs/>
-          <w:sz w:val="32"/>
-          <w:szCs w:val="32"/>
-        </w:rPr>
-        <w:t xml:space="preserve"> </w:t>
-      </w:r>
-      <w:proofErr w:type="gramStart"/>
-      <w:r>
-        <w:rPr>
-          <w:b/>
-          <w:bCs/>
-          <w:sz w:val="32"/>
-          <w:szCs w:val="32"/>
-        </w:rPr>
-        <w:t>how</w:t>
-      </w:r>
-      <w:proofErr w:type="gramEnd"/>
-      <w:r>
-        <w:rPr>
-          <w:b/>
-          <w:bCs/>
-          <w:sz w:val="32"/>
-          <w:szCs w:val="32"/>
-        </w:rPr>
-        <w:t xml:space="preserve"> does it look under the hood? </w:t>
-      </w:r>
-      <w:proofErr w:type="gramStart"/>
-      <w:r>
-        <w:rPr>
-          <w:b/>
-          <w:bCs/>
-          <w:sz w:val="32"/>
-          <w:szCs w:val="32"/>
-        </w:rPr>
-        <w:t>what</w:t>
-      </w:r>
-      <w:proofErr w:type="gramEnd"/>
-      <w:r>
-        <w:rPr>
-          <w:b/>
-          <w:bCs/>
-          <w:sz w:val="32"/>
-          <w:szCs w:val="32"/>
-        </w:rPr>
-        <w:t xml:space="preserve"> does </w:t>
-      </w:r>
-      <w:proofErr w:type="gramStart"/>
-      <w:r>
-        <w:rPr>
-          <w:b/>
-          <w:bCs/>
-          <w:sz w:val="32"/>
-          <w:szCs w:val="32"/>
-        </w:rPr>
-        <w:t>actually do</w:t>
-      </w:r>
-      <w:proofErr w:type="gramEnd"/>
-      <w:r>
-        <w:rPr>
-          <w:b/>
-          <w:bCs/>
-          <w:sz w:val="32"/>
-          <w:szCs w:val="32"/>
-        </w:rPr>
-        <w:t xml:space="preserve"> under the hood? is methods are used to tackle backpressure itself or to tackle the problems that </w:t>
-      </w:r>
-      <w:proofErr w:type="gramStart"/>
-      <w:r>
-        <w:rPr>
-          <w:b/>
-          <w:bCs/>
-          <w:sz w:val="32"/>
-          <w:szCs w:val="32"/>
-        </w:rPr>
-        <w:t>triggers</w:t>
-      </w:r>
-      <w:proofErr w:type="gramEnd"/>
-      <w:r>
-        <w:rPr>
-          <w:b/>
-          <w:bCs/>
-          <w:sz w:val="32"/>
-          <w:szCs w:val="32"/>
-        </w:rPr>
-        <w:t xml:space="preserve"> backpressure?</w:t>
+        <w:t>does backpressure occur automatically ? how does it look under the hood? what does actually do under the hood? is methods are used to tackle backpressure itself or to tackle the problems that triggers backpressure?</w:t>
       </w:r>
     </w:p>
     <w:p>
@@ -138,15 +38,7 @@
     </w:p>
     <w:p>
       <w:r>
-        <w:t xml:space="preserve">No, </w:t>
-      </w:r>
-      <w:proofErr w:type="gramStart"/>
-      <w:r>
-        <w:t>backpressure</w:t>
-      </w:r>
-      <w:proofErr w:type="gramEnd"/>
-      <w:r>
-        <w:t xml:space="preserve"> does not occur automatically by default. It is an architectural design pattern that must be explicitly built into a software system. [</w:t>
+        <w:t>No, backpressure does not occur automatically by default. It is an architectural design pattern that must be explicitly built into a software system. [</w:t>
       </w:r>
       <w:hyperlink r:id="rId5" w:history="1">
         <w:r>
@@ -223,7 +115,7 @@
     <w:p>
       <w:r>
         <w:pict w14:anchorId="7D52C5DF">
-          <v:rect id="_x0000_i1244" style="width:0;height:1.5pt" o:hralign="center" o:hrstd="t" o:hr="t" fillcolor="#a0a0a0" stroked="f"/>
+          <v:rect id="_x0000_i1025" style="width:0;height:1.5pt" o:hralign="center" o:hrstd="t" o:hr="t" fillcolor="#a0a0a0" stroked="f"/>
         </w:pict>
       </w:r>
     </w:p>
@@ -280,35 +172,9 @@
       </w:r>
     </w:p>
     <w:p>
-      <w:proofErr w:type="gramStart"/>
-      <w:r>
-        <w:t>[ Fast</w:t>
-      </w:r>
-      <w:proofErr w:type="gramEnd"/>
-      <w:r>
-        <w:t xml:space="preserve"> </w:t>
-      </w:r>
-      <w:proofErr w:type="gramStart"/>
-      <w:r>
-        <w:t>Producer ]</w:t>
-      </w:r>
-      <w:proofErr w:type="gramEnd"/>
-      <w:r>
-        <w:t xml:space="preserve"> &lt;--- (Signal: "Stop/Slow Down") &lt;--- </w:t>
-      </w:r>
-      <w:proofErr w:type="gramStart"/>
-      <w:r>
-        <w:t>[ Slow</w:t>
-      </w:r>
-      <w:proofErr w:type="gramEnd"/>
-      <w:r>
-        <w:t xml:space="preserve"> </w:t>
-      </w:r>
-      <w:proofErr w:type="gramStart"/>
-      <w:r>
-        <w:t>Consumer ]</w:t>
-      </w:r>
-      <w:proofErr w:type="gramEnd"/>
+      <w:r>
+        <w:t>[ Fast Producer ] &lt;--- (Signal: "Stop/Slow Down") &lt;--- [ Slow Consumer ]</w:t>
+      </w:r>
     </w:p>
     <w:p>
       <w:r>
@@ -318,23 +184,7 @@
     <w:p/>
     <w:p>
       <w:r>
-        <w:t xml:space="preserve">        |=======&gt; </w:t>
-      </w:r>
-      <w:proofErr w:type="gramStart"/>
-      <w:r>
-        <w:t>[ Data</w:t>
-      </w:r>
-      <w:proofErr w:type="gramEnd"/>
-      <w:r>
-        <w:t xml:space="preserve"> Flow via Buffer/</w:t>
-      </w:r>
-      <w:proofErr w:type="gramStart"/>
-      <w:r>
-        <w:t>Queue ]</w:t>
-      </w:r>
-      <w:proofErr w:type="gramEnd"/>
-      <w:r>
-        <w:t xml:space="preserve"> ===========&gt;|</w:t>
+        <w:t xml:space="preserve">        |=======&gt; [ Data Flow via Buffer/Queue ] ===========&gt;|</w:t>
       </w:r>
     </w:p>
     <w:p>
@@ -445,23 +295,7 @@
           <w:b/>
           <w:bCs/>
         </w:rPr>
-        <w:t xml:space="preserve">2. </w:t>
-      </w:r>
-      <w:proofErr w:type="gramStart"/>
-      <w:r>
-        <w:rPr>
-          <w:b/>
-          <w:bCs/>
-        </w:rPr>
-        <w:t>The Communication</w:t>
-      </w:r>
-      <w:proofErr w:type="gramEnd"/>
-      <w:r>
-        <w:rPr>
-          <w:b/>
-          <w:bCs/>
-        </w:rPr>
-        <w:t>: Feedback Signals</w:t>
+        <w:t>2. The Communication: Feedback Signals</w:t>
       </w:r>
     </w:p>
     <w:p>
@@ -505,15 +339,7 @@
       </w:pPr>
       <w:r>
         <w:lastRenderedPageBreak/>
-        <w:t xml:space="preserve">In software reactive streams (like </w:t>
-      </w:r>
-      <w:proofErr w:type="spellStart"/>
-      <w:r>
-        <w:t>RxJava</w:t>
-      </w:r>
-      <w:proofErr w:type="spellEnd"/>
-      <w:r>
-        <w:t xml:space="preserve"> or Akka Streams), this is a </w:t>
+        <w:t xml:space="preserve">In software reactive streams (like RxJava or Akka Streams), this is a </w:t>
       </w:r>
       <w:r>
         <w:rPr>
@@ -664,7 +490,7 @@
     <w:p>
       <w:r>
         <w:pict w14:anchorId="6B7DFE29">
-          <v:rect id="_x0000_i1245" style="width:0;height:1.5pt" o:hralign="center" o:hrstd="t" o:hr="t" fillcolor="#a0a0a0" stroked="f"/>
+          <v:rect id="_x0000_i1026" style="width:0;height:1.5pt" o:hralign="center" o:hrstd="t" o:hr="t" fillcolor="#a0a0a0" stroked="f"/>
         </w:pict>
       </w:r>
     </w:p>
@@ -684,13 +510,8 @@
       </w:r>
     </w:p>
     <w:p>
-      <w:proofErr w:type="gramStart"/>
-      <w:r>
-        <w:t>Backpressure</w:t>
-      </w:r>
-      <w:proofErr w:type="gramEnd"/>
-      <w:r>
-        <w:t xml:space="preserve"> changes how memory and execution flow are managed in a system. [</w:t>
+      <w:r>
+        <w:t>Backpressure changes how memory and execution flow are managed in a system. [</w:t>
       </w:r>
       <w:hyperlink r:id="rId23" w:history="1">
         <w:r>
@@ -805,7 +626,7 @@
     <w:p>
       <w:r>
         <w:pict w14:anchorId="5B8C585D">
-          <v:rect id="_x0000_i1246" style="width:0;height:1.5pt" o:hralign="center" o:hrstd="t" o:hr="t" fillcolor="#a0a0a0" stroked="f"/>
+          <v:rect id="_x0000_i1027" style="width:0;height:1.5pt" o:hralign="center" o:hrstd="t" o:hr="t" fillcolor="#a0a0a0" stroked="f"/>
         </w:pict>
       </w:r>
     </w:p>
@@ -1131,7 +952,7 @@
     <w:p>
       <w:r>
         <w:pict w14:anchorId="3226D029">
-          <v:rect id="_x0000_i1247" style="width:0;height:1.5pt" o:hralign="center" o:hrstd="t" o:hr="t" fillcolor="#a0a0a0" stroked="f"/>
+          <v:rect id="_x0000_i1028" style="width:0;height:1.5pt" o:hralign="center" o:hrstd="t" o:hr="t" fillcolor="#a0a0a0" stroked="f"/>
         </w:pict>
       </w:r>
     </w:p>
@@ -1178,15 +999,7 @@
         <w:t>tool</w:t>
       </w:r>
       <w:r>
-        <w:t xml:space="preserve"> (e.g., Node.js streams, </w:t>
-      </w:r>
-      <w:proofErr w:type="spellStart"/>
-      <w:r>
-        <w:t>RxJava</w:t>
-      </w:r>
-      <w:proofErr w:type="spellEnd"/>
-      <w:r>
-        <w:t>, Kafka, TCP) are you working with?</w:t>
+        <w:t xml:space="preserve"> (e.g., Node.js streams, RxJava, Kafka, TCP) are you working with?</w:t>
       </w:r>
     </w:p>
     <w:p>
@@ -1209,21 +1022,12 @@
       <w:r>
         <w:t xml:space="preserve"> or </w:t>
       </w:r>
-      <w:proofErr w:type="gramStart"/>
-      <w:r>
-        <w:rPr>
-          <w:b/>
-          <w:bCs/>
-        </w:rPr>
-        <w:t>dropped</w:t>
-      </w:r>
-      <w:proofErr w:type="gramEnd"/>
-      <w:r>
-        <w:rPr>
-          <w:b/>
-          <w:bCs/>
-        </w:rPr>
-        <w:t xml:space="preserve"> data</w:t>
+      <w:r>
+        <w:rPr>
+          <w:b/>
+          <w:bCs/>
+        </w:rPr>
+        <w:t>dropped data</w:t>
       </w:r>
       <w:r>
         <w:t xml:space="preserve"> in your application?</w:t>
@@ -1236,6 +1040,9 @@
     </w:p>
     <w:p>
       <w:r>
+        <w:rPr>
+          <w:noProof/>
+        </w:rPr>
         <w:drawing>
           <wp:inline distT="0" distB="0" distL="0" distR="0" wp14:anchorId="160C8FB6" wp14:editId="11FF0E6F">
             <wp:extent cx="1219200" cy="1219200"/>
@@ -1286,6 +1093,9 @@
         </w:drawing>
       </w:r>
       <w:r>
+        <w:rPr>
+          <w:noProof/>
+        </w:rPr>
         <w:drawing>
           <wp:inline distT="0" distB="0" distL="0" distR="0" wp14:anchorId="7AF1F249" wp14:editId="7326755F">
             <wp:extent cx="1219200" cy="1219200"/>
@@ -1336,6 +1146,9 @@
         </w:drawing>
       </w:r>
       <w:r>
+        <w:rPr>
+          <w:noProof/>
+        </w:rPr>
         <w:drawing>
           <wp:inline distT="0" distB="0" distL="0" distR="0" wp14:anchorId="2EE8CB10" wp14:editId="1DD7E574">
             <wp:extent cx="1219200" cy="1219200"/>
@@ -1398,13 +1211,8 @@
           <w:numId w:val="8"/>
         </w:numPr>
       </w:pPr>
-      <w:proofErr w:type="gramStart"/>
-      <w:r>
-        <w:t>Backpressure</w:t>
-      </w:r>
-      <w:proofErr w:type="gramEnd"/>
-      <w:r>
-        <w:t xml:space="preserve"> is all you need</w:t>
+      <w:r>
+        <w:t>Backpressure is all you need</w:t>
       </w:r>
     </w:p>
     <w:p>
@@ -1414,6 +1222,9 @@
     </w:p>
     <w:p>
       <w:r>
+        <w:rPr>
+          <w:noProof/>
+        </w:rPr>
         <w:lastRenderedPageBreak/>
         <w:drawing>
           <wp:inline distT="0" distB="0" distL="0" distR="0" wp14:anchorId="33C2F80F" wp14:editId="059EEFF9">
@@ -1467,6 +1278,9 @@
     </w:p>
     <w:p>
       <w:r>
+        <w:rPr>
+          <w:noProof/>
+        </w:rPr>
         <w:drawing>
           <wp:inline distT="0" distB="0" distL="0" distR="0" wp14:anchorId="59B329B8" wp14:editId="23ED7EF3">
             <wp:extent cx="1219200" cy="1219200"/>
@@ -1530,32 +1344,19 @@
         </w:numPr>
       </w:pPr>
       <w:r>
-        <w:t xml:space="preserve">Backpressure strategies for high throughput Go services | by </w:t>
-      </w:r>
-      <w:proofErr w:type="spellStart"/>
-      <w:r>
-        <w:t>Yaninyz</w:t>
-      </w:r>
-      <w:proofErr w:type="spellEnd"/>
-      <w:r>
-        <w:t xml:space="preserve"> witty</w:t>
-      </w:r>
-    </w:p>
-    <w:p>
-      <w:r>
-        <w:t xml:space="preserve">Mar 13, 2026 — Backpressure forces you to answer a question at design time: </w:t>
-      </w:r>
-      <w:proofErr w:type="gramStart"/>
-      <w:r>
-        <w:t>“ What</w:t>
-      </w:r>
-      <w:proofErr w:type="gramEnd"/>
-      <w:r>
-        <w:t xml:space="preserve"> should happen when this system is at capacity?” This answer sh...</w:t>
-      </w:r>
-    </w:p>
-    <w:p>
-      <w:r>
+        <w:t>Backpressure strategies for high throughput Go services | by Yaninyz witty</w:t>
+      </w:r>
+    </w:p>
+    <w:p>
+      <w:r>
+        <w:t>Mar 13, 2026 — Backpressure forces you to answer a question at design time: “ What should happen when this system is at capacity?” This answer sh...</w:t>
+      </w:r>
+    </w:p>
+    <w:p>
+      <w:r>
+        <w:rPr>
+          <w:noProof/>
+        </w:rPr>
         <w:drawing>
           <wp:inline distT="0" distB="0" distL="0" distR="0" wp14:anchorId="4954629E" wp14:editId="5FFAB19F">
             <wp:extent cx="2621280" cy="1744980"/>
@@ -1608,6 +1409,9 @@
     </w:p>
     <w:p>
       <w:r>
+        <w:rPr>
+          <w:noProof/>
+        </w:rPr>
         <w:drawing>
           <wp:inline distT="0" distB="0" distL="0" distR="0" wp14:anchorId="45581B05" wp14:editId="3A7C1F29">
             <wp:extent cx="1219200" cy="1219200"/>
@@ -1659,11 +1463,9 @@
       </w:r>
     </w:p>
     <w:p>
-      <w:proofErr w:type="spellStart"/>
       <w:r>
         <w:t>Stackademic</w:t>
       </w:r>
-      <w:proofErr w:type="spellEnd"/>
     </w:p>
     <w:p>
       <w:pPr>
@@ -1683,6 +1485,9 @@
     </w:p>
     <w:p>
       <w:r>
+        <w:rPr>
+          <w:noProof/>
+        </w:rPr>
         <w:lastRenderedPageBreak/>
         <w:drawing>
           <wp:inline distT="0" distB="0" distL="0" distR="0" wp14:anchorId="60115D90" wp14:editId="630D402B">
@@ -1736,6 +1541,9 @@
     </w:p>
     <w:p>
       <w:r>
+        <w:rPr>
+          <w:noProof/>
+        </w:rPr>
         <w:drawing>
           <wp:inline distT="0" distB="0" distL="0" distR="0" wp14:anchorId="153F59D9" wp14:editId="73DE8C15">
             <wp:extent cx="1219200" cy="1219200"/>
@@ -1787,11 +1595,9 @@
       </w:r>
     </w:p>
     <w:p>
-      <w:proofErr w:type="spellStart"/>
       <w:r>
         <w:t>Dagster</w:t>
       </w:r>
-      <w:proofErr w:type="spellEnd"/>
     </w:p>
     <w:p>
       <w:r>
@@ -1814,47 +1620,7 @@
           <w:sz w:val="36"/>
           <w:szCs w:val="36"/>
         </w:rPr>
-        <w:t xml:space="preserve">You said: </w:t>
-      </w:r>
-      <w:proofErr w:type="gramStart"/>
-      <w:r>
-        <w:rPr>
-          <w:b/>
-          <w:bCs/>
-          <w:sz w:val="36"/>
-          <w:szCs w:val="36"/>
-        </w:rPr>
-        <w:t>so</w:t>
-      </w:r>
-      <w:proofErr w:type="gramEnd"/>
-      <w:r>
-        <w:rPr>
-          <w:b/>
-          <w:bCs/>
-          <w:sz w:val="36"/>
-          <w:szCs w:val="36"/>
-        </w:rPr>
-        <w:t xml:space="preserve"> system </w:t>
-      </w:r>
-      <w:proofErr w:type="gramStart"/>
-      <w:r>
-        <w:rPr>
-          <w:b/>
-          <w:bCs/>
-          <w:sz w:val="36"/>
-          <w:szCs w:val="36"/>
-        </w:rPr>
-        <w:t>has to</w:t>
-      </w:r>
-      <w:proofErr w:type="gramEnd"/>
-      <w:r>
-        <w:rPr>
-          <w:b/>
-          <w:bCs/>
-          <w:sz w:val="36"/>
-          <w:szCs w:val="36"/>
-        </w:rPr>
-        <w:t xml:space="preserve"> be designed in a way so that back pressure can be triggered properly if data flow from producer is too much to handle based on system ability?</w:t>
+        <w:t>You said: so system has to be designed in a way so that back pressure can be triggered properly if data flow from producer is too much to handle based on system ability?</w:t>
       </w:r>
     </w:p>
     <w:p>
@@ -1892,7 +1658,7 @@
     <w:p>
       <w:r>
         <w:pict w14:anchorId="3A6688F6">
-          <v:rect id="_x0000_i1257" style="width:0;height:1.5pt" o:hralign="center" o:hrstd="t" o:hr="t" fillcolor="#a0a0a0" stroked="f"/>
+          <v:rect id="_x0000_i1029" style="width:0;height:1.5pt" o:hralign="center" o:hrstd="t" o:hr="t" fillcolor="#a0a0a0" stroked="f"/>
         </w:pict>
       </w:r>
     </w:p>
@@ -1908,17 +1674,8 @@
           <w:b/>
           <w:bCs/>
         </w:rPr>
-        <w:t xml:space="preserve">The Architecture Needed to Trigger Backpressure </w:t>
-      </w:r>
-      <w:proofErr w:type="spellStart"/>
-      <w:r>
-        <w:rPr>
-          <w:b/>
-          <w:bCs/>
-        </w:rPr>
-        <w:t>Propery</w:t>
-      </w:r>
-      <w:proofErr w:type="spellEnd"/>
+        <w:t>The Architecture Needed to Trigger Backpressure Propery</w:t>
+      </w:r>
     </w:p>
     <w:p>
       <w:r>
@@ -2057,15 +1814,7 @@
         <w:t>High Watermark</w:t>
       </w:r>
       <w:r>
-        <w:t xml:space="preserve">: The maximum limit (e.g., 1000 items in queue). Hitting </w:t>
-      </w:r>
-      <w:proofErr w:type="gramStart"/>
-      <w:r>
-        <w:t>this triggers</w:t>
-      </w:r>
-      <w:proofErr w:type="gramEnd"/>
-      <w:r>
-        <w:t xml:space="preserve"> the "stop" signal to the producer.</w:t>
+        <w:t>: The maximum limit (e.g., 1000 items in queue). Hitting this triggers the "stop" signal to the producer.</w:t>
       </w:r>
     </w:p>
     <w:p>
@@ -2083,15 +1832,7 @@
         <w:t>Low Watermark</w:t>
       </w:r>
       <w:r>
-        <w:t xml:space="preserve">: The safe recovery limit (e.g., 200 items in queue). Hitting </w:t>
-      </w:r>
-      <w:proofErr w:type="gramStart"/>
-      <w:r>
-        <w:t>this triggers</w:t>
-      </w:r>
-      <w:proofErr w:type="gramEnd"/>
-      <w:r>
-        <w:t xml:space="preserve"> the "resume" signal to the producer. [</w:t>
+        <w:t>: The safe recovery limit (e.g., 200 items in queue). Hitting this triggers the "resume" signal to the producer. [</w:t>
       </w:r>
       <w:hyperlink r:id="rId48" w:history="1">
         <w:r>
@@ -2158,15 +1899,7 @@
         <w:t>In Application Code</w:t>
       </w:r>
       <w:r>
-        <w:t xml:space="preserve">: A reactive stream interface where the consumer explicitly calls </w:t>
-      </w:r>
-      <w:proofErr w:type="gramStart"/>
-      <w:r>
-        <w:t>request(</w:t>
-      </w:r>
-      <w:proofErr w:type="gramEnd"/>
-      <w:r>
-        <w:t>100) only when it is ready for 100 more items. [</w:t>
+        <w:t>: A reactive stream interface where the consumer explicitly calls request(100) only when it is ready for 100 more items. [</w:t>
       </w:r>
       <w:hyperlink r:id="rId49" w:history="1">
         <w:r>
@@ -2194,7 +1927,7 @@
     <w:p>
       <w:r>
         <w:pict w14:anchorId="0AA128E0">
-          <v:rect id="_x0000_i1258" style="width:0;height:1.5pt" o:hralign="center" o:hrstd="t" o:hr="t" fillcolor="#a0a0a0" stroked="f"/>
+          <v:rect id="_x0000_i1030" style="width:0;height:1.5pt" o:hralign="center" o:hrstd="t" o:hr="t" fillcolor="#a0a0a0" stroked="f"/>
         </w:pict>
       </w:r>
     </w:p>
@@ -2313,7 +2046,7 @@
       <w:r>
         <w:lastRenderedPageBreak/>
         <w:pict w14:anchorId="63A9D53E">
-          <v:rect id="_x0000_i1259" style="width:0;height:1.5pt" o:hralign="center" o:hrstd="t" o:hr="t" fillcolor="#a0a0a0" stroked="f"/>
+          <v:rect id="_x0000_i1031" style="width:0;height:1.5pt" o:hralign="center" o:hrstd="t" o:hr="t" fillcolor="#a0a0a0" stroked="f"/>
         </w:pict>
       </w:r>
     </w:p>
@@ -2340,15 +2073,7 @@
         <w:t>specific technology or framework</w:t>
       </w:r>
       <w:r>
-        <w:t xml:space="preserve"> (e.g., Node.js, Kafka, Java/Spring </w:t>
-      </w:r>
-      <w:proofErr w:type="spellStart"/>
-      <w:r>
-        <w:t>WebFlux</w:t>
-      </w:r>
-      <w:proofErr w:type="spellEnd"/>
-      <w:r>
-        <w:t>, RabbitMQ) are you building with?</w:t>
+        <w:t xml:space="preserve"> (e.g., Node.js, Kafka, Java/Spring WebFlux, RabbitMQ) are you building with?</w:t>
       </w:r>
     </w:p>
     <w:p>
@@ -2389,6 +2114,9 @@
     </w:p>
     <w:p>
       <w:r>
+        <w:rPr>
+          <w:noProof/>
+        </w:rPr>
         <w:drawing>
           <wp:inline distT="0" distB="0" distL="0" distR="0" wp14:anchorId="05668A63" wp14:editId="3E03ED86">
             <wp:extent cx="1219200" cy="1219200"/>
@@ -2439,6 +2167,9 @@
         </w:drawing>
       </w:r>
       <w:r>
+        <w:rPr>
+          <w:noProof/>
+        </w:rPr>
         <w:drawing>
           <wp:inline distT="0" distB="0" distL="0" distR="0" wp14:anchorId="49D7A9CB" wp14:editId="32E3F2A9">
             <wp:extent cx="1219200" cy="1219200"/>
@@ -2489,6 +2220,9 @@
         </w:drawing>
       </w:r>
       <w:r>
+        <w:rPr>
+          <w:noProof/>
+        </w:rPr>
         <w:drawing>
           <wp:inline distT="0" distB="0" distL="0" distR="0" wp14:anchorId="7199A291" wp14:editId="72C0E13D">
             <wp:extent cx="1219200" cy="1219200"/>
@@ -2557,27 +2291,14 @@
     </w:p>
     <w:p>
       <w:r>
-        <w:t xml:space="preserve">Jul 21, 2025 — A resilient </w:t>
-      </w:r>
-      <w:proofErr w:type="spellStart"/>
-      <w:r>
-        <w:t>organisation</w:t>
-      </w:r>
-      <w:proofErr w:type="spellEnd"/>
-      <w:r>
-        <w:t xml:space="preserve"> is one that anticipates failure – not as an admission of defeat, but as a design principle. Just as </w:t>
-      </w:r>
-      <w:proofErr w:type="spellStart"/>
-      <w:r>
-        <w:t>engin</w:t>
-      </w:r>
-      <w:proofErr w:type="spellEnd"/>
-      <w:r>
-        <w:t>...</w:t>
-      </w:r>
-    </w:p>
-    <w:p>
-      <w:r>
+        <w:t>Jul 21, 2025 — A resilient organisation is one that anticipates failure – not as an admission of defeat, but as a design principle. Just as engin...</w:t>
+      </w:r>
+    </w:p>
+    <w:p>
+      <w:r>
+        <w:rPr>
+          <w:noProof/>
+        </w:rPr>
         <w:drawing>
           <wp:inline distT="0" distB="0" distL="0" distR="0" wp14:anchorId="2DFE7C01" wp14:editId="0D95BD64">
             <wp:extent cx="3025140" cy="1516380"/>
@@ -2630,6 +2351,9 @@
     </w:p>
     <w:p>
       <w:r>
+        <w:rPr>
+          <w:noProof/>
+        </w:rPr>
         <w:drawing>
           <wp:inline distT="0" distB="0" distL="0" distR="0" wp14:anchorId="16E7F86D" wp14:editId="1CC0BD49">
             <wp:extent cx="1219200" cy="1219200"/>
@@ -2694,37 +2418,8 @@
       </w:pPr>
       <w:r>
         <w:lastRenderedPageBreak/>
-        <w:t xml:space="preserve">Day </w:t>
-      </w:r>
-      <w:proofErr w:type="gramStart"/>
-      <w:r>
-        <w:t>14 :</w:t>
-      </w:r>
-      <w:proofErr w:type="gramEnd"/>
-      <w:r>
-        <w:t xml:space="preserve"> System Design </w:t>
-      </w:r>
-      <w:proofErr w:type="gramStart"/>
-      <w:r>
-        <w:t>Concept :</w:t>
-      </w:r>
-      <w:proofErr w:type="gramEnd"/>
-      <w:r>
-        <w:t xml:space="preserve"> Asynchronous System Design | by </w:t>
-      </w:r>
-      <w:proofErr w:type="spellStart"/>
-      <w:r>
-        <w:t>CoVaib</w:t>
-      </w:r>
-      <w:proofErr w:type="spellEnd"/>
-      <w:r>
-        <w:t xml:space="preserve"> </w:t>
-      </w:r>
-      <w:proofErr w:type="spellStart"/>
-      <w:r>
-        <w:t>DeepLearn</w:t>
-      </w:r>
-      <w:proofErr w:type="spellEnd"/>
+        <w:t>Day 14 : System Design Concept : Asynchronous System Design | by CoVaib DeepLearn</w:t>
+      </w:r>
     </w:p>
     <w:p>
       <w:r>
@@ -2733,6 +2428,9 @@
     </w:p>
     <w:p>
       <w:r>
+        <w:rPr>
+          <w:noProof/>
+        </w:rPr>
         <w:drawing>
           <wp:inline distT="0" distB="0" distL="0" distR="0" wp14:anchorId="5C321AB4" wp14:editId="05F97293">
             <wp:extent cx="3284220" cy="1394460"/>
@@ -2785,6 +2483,9 @@
     </w:p>
     <w:p>
       <w:r>
+        <w:rPr>
+          <w:noProof/>
+        </w:rPr>
         <w:drawing>
           <wp:inline distT="0" distB="0" distL="0" distR="0" wp14:anchorId="09375292" wp14:editId="7A9943DC">
             <wp:extent cx="1219200" cy="1219200"/>
@@ -2853,19 +2554,14 @@
     </w:p>
     <w:p>
       <w:r>
-        <w:t xml:space="preserve">Oct 8, 2025 — At this stage, the system monitors resource usage and signals that it's nearing the allocated threshold. This is a proactive </w:t>
-      </w:r>
-      <w:proofErr w:type="spellStart"/>
-      <w:r>
-        <w:t>measu</w:t>
-      </w:r>
-      <w:proofErr w:type="spellEnd"/>
-      <w:r>
-        <w:t>...</w:t>
-      </w:r>
-    </w:p>
-    <w:p>
-      <w:r>
+        <w:t>Oct 8, 2025 — At this stage, the system monitors resource usage and signals that it's nearing the allocated threshold. This is a proactive measu...</w:t>
+      </w:r>
+    </w:p>
+    <w:p>
+      <w:r>
+        <w:rPr>
+          <w:noProof/>
+        </w:rPr>
         <w:drawing>
           <wp:inline distT="0" distB="0" distL="0" distR="0" wp14:anchorId="2A676316" wp14:editId="077D6C2C">
             <wp:extent cx="3025140" cy="1516380"/>
@@ -2918,6 +2614,9 @@
     </w:p>
     <w:p>
       <w:r>
+        <w:rPr>
+          <w:noProof/>
+        </w:rPr>
         <w:drawing>
           <wp:inline distT="0" distB="0" distL="0" distR="0" wp14:anchorId="5B5117BC" wp14:editId="3BED9C87">
             <wp:extent cx="1219200" cy="1219200"/>
@@ -2969,14 +2668,9 @@
       </w:r>
     </w:p>
     <w:p>
-      <w:proofErr w:type="spellStart"/>
       <w:r>
         <w:lastRenderedPageBreak/>
-        <w:t>WaferWire</w:t>
-      </w:r>
-      <w:proofErr w:type="spellEnd"/>
-      <w:r>
-        <w:t xml:space="preserve"> Cloud Technologies</w:t>
+        <w:t>WaferWire Cloud Technologies</w:t>
       </w:r>
     </w:p>
     <w:p>
@@ -3000,90 +2694,8 @@
           <w:sz w:val="36"/>
           <w:szCs w:val="36"/>
         </w:rPr>
-        <w:t xml:space="preserve">You said: </w:t>
-      </w:r>
-      <w:proofErr w:type="gramStart"/>
-      <w:r>
-        <w:rPr>
-          <w:b/>
-          <w:bCs/>
-          <w:sz w:val="36"/>
-          <w:szCs w:val="36"/>
-        </w:rPr>
-        <w:t>so</w:t>
-      </w:r>
-      <w:proofErr w:type="gramEnd"/>
-      <w:r>
-        <w:rPr>
-          <w:b/>
-          <w:bCs/>
-          <w:sz w:val="36"/>
-          <w:szCs w:val="36"/>
-        </w:rPr>
-        <w:t xml:space="preserve"> when data </w:t>
-      </w:r>
-      <w:proofErr w:type="gramStart"/>
-      <w:r>
-        <w:rPr>
-          <w:b/>
-          <w:bCs/>
-          <w:sz w:val="36"/>
-          <w:szCs w:val="36"/>
-        </w:rPr>
-        <w:t>over flow</w:t>
-      </w:r>
-      <w:proofErr w:type="gramEnd"/>
-      <w:r>
-        <w:rPr>
-          <w:b/>
-          <w:bCs/>
-          <w:sz w:val="36"/>
-          <w:szCs w:val="36"/>
-        </w:rPr>
-        <w:t xml:space="preserve"> occurs </w:t>
-      </w:r>
-      <w:proofErr w:type="gramStart"/>
-      <w:r>
-        <w:rPr>
-          <w:b/>
-          <w:bCs/>
-          <w:sz w:val="36"/>
-          <w:szCs w:val="36"/>
-        </w:rPr>
-        <w:t xml:space="preserve">the </w:t>
-      </w:r>
-      <w:proofErr w:type="spellStart"/>
-      <w:r>
-        <w:rPr>
-          <w:b/>
-          <w:bCs/>
-          <w:sz w:val="36"/>
-          <w:szCs w:val="36"/>
-        </w:rPr>
-        <w:t>The</w:t>
-      </w:r>
-      <w:proofErr w:type="spellEnd"/>
-      <w:proofErr w:type="gramEnd"/>
-      <w:r>
-        <w:rPr>
-          <w:b/>
-          <w:bCs/>
-          <w:sz w:val="36"/>
-          <w:szCs w:val="36"/>
-        </w:rPr>
-        <w:t xml:space="preserve"> Backpressure mechanism sends signal to slow down or pause </w:t>
-      </w:r>
-      <w:proofErr w:type="gramStart"/>
-      <w:r>
-        <w:rPr>
-          <w:b/>
-          <w:bCs/>
-          <w:sz w:val="36"/>
-          <w:szCs w:val="36"/>
-        </w:rPr>
-        <w:t>processing ?</w:t>
-      </w:r>
-      <w:proofErr w:type="gramEnd"/>
+        <w:t>You said: so when data over flow occurs the The Backpressure mechanism sends signal to slow down or pause processing ?</w:t>
+      </w:r>
     </w:p>
     <w:p>
       <w:r>
@@ -3192,7 +2804,7 @@
     <w:p>
       <w:r>
         <w:pict w14:anchorId="510871D8">
-          <v:rect id="_x0000_i1269" style="width:0;height:1.5pt" o:hralign="center" o:hrstd="t" o:hr="t" fillcolor="#a0a0a0" stroked="f"/>
+          <v:rect id="_x0000_i1032" style="width:0;height:1.5pt" o:hralign="center" o:hrstd="t" o:hr="t" fillcolor="#a0a0a0" stroked="f"/>
         </w:pict>
       </w:r>
     </w:p>
@@ -3213,15 +2825,7 @@
     </w:p>
     <w:p>
       <w:r>
-        <w:t xml:space="preserve">In modern reactive systems (like </w:t>
-      </w:r>
-      <w:proofErr w:type="spellStart"/>
-      <w:r>
-        <w:t>RxJava</w:t>
-      </w:r>
-      <w:proofErr w:type="spellEnd"/>
-      <w:r>
-        <w:t>, Akka Streams, or Project Reactor), the consumer does not actually say "stop." Instead, it controls the speed by only asking for what it can handle. [</w:t>
+        <w:t>In modern reactive systems (like RxJava, Akka Streams, or Project Reactor), the consumer does not actually say "stop." Instead, it controls the speed by only asking for what it can handle. [</w:t>
       </w:r>
       <w:hyperlink r:id="rId66" w:history="1">
         <w:r>
@@ -3444,21 +3048,12 @@
           <w:numId w:val="16"/>
         </w:numPr>
       </w:pPr>
-      <w:proofErr w:type="gramStart"/>
-      <w:r>
-        <w:rPr>
-          <w:b/>
-          <w:bCs/>
-        </w:rPr>
-        <w:t>The Slow</w:t>
-      </w:r>
-      <w:proofErr w:type="gramEnd"/>
-      <w:r>
-        <w:rPr>
-          <w:b/>
-          <w:bCs/>
-        </w:rPr>
-        <w:t xml:space="preserve"> Down:</w:t>
+      <w:r>
+        <w:rPr>
+          <w:b/>
+          <w:bCs/>
+        </w:rPr>
+        <w:t>The Slow Down:</w:t>
       </w:r>
       <w:r>
         <w:t xml:space="preserve"> Once the consumer clears its backlog down to the </w:t>
@@ -3531,7 +3126,7 @@
     <w:p>
       <w:r>
         <w:pict w14:anchorId="4C04508C">
-          <v:rect id="_x0000_i1270" style="width:0;height:1.5pt" o:hralign="center" o:hrstd="t" o:hr="t" fillcolor="#a0a0a0" stroked="f"/>
+          <v:rect id="_x0000_i1033" style="width:0;height:1.5pt" o:hralign="center" o:hrstd="t" o:hr="t" fillcolor="#a0a0a0" stroked="f"/>
         </w:pict>
       </w:r>
     </w:p>
@@ -3701,7 +3296,7 @@
     <w:p>
       <w:r>
         <w:pict w14:anchorId="5C92E5F9">
-          <v:rect id="_x0000_i1271" style="width:0;height:1.5pt" o:hralign="center" o:hrstd="t" o:hr="t" fillcolor="#a0a0a0" stroked="f"/>
+          <v:rect id="_x0000_i1034" style="width:0;height:1.5pt" o:hralign="center" o:hrstd="t" o:hr="t" fillcolor="#a0a0a0" stroked="f"/>
         </w:pict>
       </w:r>
     </w:p>
@@ -3764,15 +3359,7 @@
     </w:p>
     <w:p>
       <w:r>
-        <w:t xml:space="preserve">I can show you the exact syntax or protocol headers used to transmit these </w:t>
-      </w:r>
-      <w:proofErr w:type="gramStart"/>
-      <w:r>
-        <w:t>pause</w:t>
-      </w:r>
-      <w:proofErr w:type="gramEnd"/>
-      <w:r>
-        <w:t xml:space="preserve"> and resume signals. [</w:t>
+        <w:t>I can show you the exact syntax or protocol headers used to transmit these pause and resume signals. [</w:t>
       </w:r>
       <w:hyperlink r:id="rId84" w:history="1">
         <w:r>
@@ -3788,6 +3375,9 @@
     </w:p>
     <w:p>
       <w:r>
+        <w:rPr>
+          <w:noProof/>
+        </w:rPr>
         <w:drawing>
           <wp:inline distT="0" distB="0" distL="0" distR="0" wp14:anchorId="0A8D5681" wp14:editId="439FBB40">
             <wp:extent cx="1219200" cy="1219200"/>
@@ -3838,6 +3428,9 @@
         </w:drawing>
       </w:r>
       <w:r>
+        <w:rPr>
+          <w:noProof/>
+        </w:rPr>
         <w:drawing>
           <wp:inline distT="0" distB="0" distL="0" distR="0" wp14:anchorId="6B3C4C8E" wp14:editId="61177633">
             <wp:extent cx="609600" cy="609600"/>
@@ -3888,6 +3481,9 @@
         </w:drawing>
       </w:r>
       <w:r>
+        <w:rPr>
+          <w:noProof/>
+        </w:rPr>
         <w:drawing>
           <wp:inline distT="0" distB="0" distL="0" distR="0" wp14:anchorId="0351DE8C" wp14:editId="3F0CF6B5">
             <wp:extent cx="1219200" cy="1219200"/>
@@ -3955,17 +3551,15 @@
       </w:r>
     </w:p>
     <w:p>
-      <w:proofErr w:type="gramStart"/>
-      <w:r>
-        <w:t>Backpressure</w:t>
-      </w:r>
-      <w:proofErr w:type="gramEnd"/>
-      <w:r>
-        <w:t xml:space="preserve"> is essentially a feedback mechanism where the consumer can signal the producer about its current capacity. If the con...</w:t>
-      </w:r>
-    </w:p>
-    <w:p>
-      <w:r>
+      <w:r>
+        <w:t>Backpressure is essentially a feedback mechanism where the consumer can signal the producer about its current capacity. If the con...</w:t>
+      </w:r>
+    </w:p>
+    <w:p>
+      <w:r>
+        <w:rPr>
+          <w:noProof/>
+        </w:rPr>
         <w:lastRenderedPageBreak/>
         <w:drawing>
           <wp:inline distT="0" distB="0" distL="0" distR="0" wp14:anchorId="76D3572E" wp14:editId="509F151E">
@@ -4019,6 +3613,9 @@
     </w:p>
     <w:p>
       <w:r>
+        <w:rPr>
+          <w:noProof/>
+        </w:rPr>
         <w:drawing>
           <wp:inline distT="0" distB="0" distL="0" distR="0" wp14:anchorId="24C47401" wp14:editId="29581F98">
             <wp:extent cx="1219200" cy="1219200"/>
@@ -4070,11 +3667,9 @@
       </w:r>
     </w:p>
     <w:p>
-      <w:proofErr w:type="spellStart"/>
       <w:r>
         <w:t>Dagster</w:t>
       </w:r>
-      <w:proofErr w:type="spellEnd"/>
     </w:p>
     <w:p>
       <w:pPr>
@@ -4100,6 +3695,9 @@
     </w:p>
     <w:p>
       <w:r>
+        <w:rPr>
+          <w:noProof/>
+        </w:rPr>
         <w:drawing>
           <wp:inline distT="0" distB="0" distL="0" distR="0" wp14:anchorId="1FA31153" wp14:editId="6313D7E8">
             <wp:extent cx="2141220" cy="2141220"/>
@@ -4152,6 +3750,9 @@
     </w:p>
     <w:p>
       <w:r>
+        <w:rPr>
+          <w:noProof/>
+        </w:rPr>
         <w:drawing>
           <wp:inline distT="0" distB="0" distL="0" distR="0" wp14:anchorId="4DDC5127" wp14:editId="72FFA1E0">
             <wp:extent cx="609600" cy="609600"/>
@@ -4221,19 +3822,14 @@
     </w:p>
     <w:p>
       <w:r>
-        <w:t xml:space="preserve">Dec 11, 2025 — This is why modern reactive systems — like Akka Streams, Project Reactor, and </w:t>
-      </w:r>
-      <w:proofErr w:type="spellStart"/>
-      <w:r>
-        <w:t>RxJava</w:t>
-      </w:r>
-      <w:proofErr w:type="spellEnd"/>
-      <w:r>
-        <w:t xml:space="preserve"> — place backpressure at the heart of their de...</w:t>
-      </w:r>
-    </w:p>
-    <w:p>
-      <w:r>
+        <w:t>Dec 11, 2025 — This is why modern reactive systems — like Akka Streams, Project Reactor, and RxJava — place backpressure at the heart of their de...</w:t>
+      </w:r>
+    </w:p>
+    <w:p>
+      <w:r>
+        <w:rPr>
+          <w:noProof/>
+        </w:rPr>
         <w:drawing>
           <wp:inline distT="0" distB="0" distL="0" distR="0" wp14:anchorId="18222142" wp14:editId="56105B4B">
             <wp:extent cx="2621280" cy="1744980"/>
@@ -4286,6 +3882,9 @@
     </w:p>
     <w:p>
       <w:r>
+        <w:rPr>
+          <w:noProof/>
+        </w:rPr>
         <w:drawing>
           <wp:inline distT="0" distB="0" distL="0" distR="0" wp14:anchorId="70629D84" wp14:editId="3B1CF1E5">
             <wp:extent cx="1219200" cy="1219200"/>
@@ -4348,15 +3947,7 @@
     </w:p>
     <w:p>
       <w:r>
-        <w:t xml:space="preserve">You said: </w:t>
-      </w:r>
-      <w:proofErr w:type="gramStart"/>
-      <w:r>
-        <w:t>so</w:t>
-      </w:r>
-      <w:proofErr w:type="gramEnd"/>
-      <w:r>
-        <w:t xml:space="preserve"> when Backpressure triggers the flow slows down or pauses so it seems to the user that "Backpressure is the Problem" that needs to be fixed?</w:t>
+        <w:t>You said: so when Backpressure triggers the flow slows down or pauses so it seems to the user that "Backpressure is the Problem" that needs to be fixed?</w:t>
       </w:r>
     </w:p>
     <w:p>
@@ -4372,19 +3963,14 @@
       </w:r>
     </w:p>
     <w:p>
-      <w:proofErr w:type="gramStart"/>
-      <w:r>
-        <w:t>In reality, blaming</w:t>
-      </w:r>
-      <w:proofErr w:type="gramEnd"/>
-      <w:r>
-        <w:t xml:space="preserve"> backpressure for a slow system is like blaming the brakes on a car for slowing you down when you are trying to avoid hitting a brick wall.</w:t>
+      <w:r>
+        <w:t>In reality, blaming backpressure for a slow system is like blaming the brakes on a car for slowing you down when you are trying to avoid hitting a brick wall.</w:t>
       </w:r>
     </w:p>
     <w:p>
       <w:r>
         <w:pict w14:anchorId="1241C82B">
-          <v:rect id="_x0000_i1281" style="width:0;height:1.5pt" o:hralign="center" o:hrstd="t" o:hr="t" fillcolor="#a0a0a0" stroked="f"/>
+          <v:rect id="_x0000_i1035" style="width:0;height:1.5pt" o:hralign="center" o:hrstd="t" o:hr="t" fillcolor="#a0a0a0" stroked="f"/>
         </w:pict>
       </w:r>
     </w:p>
@@ -4426,7 +4012,6 @@
           <w:numId w:val="20"/>
         </w:numPr>
       </w:pPr>
-      <w:proofErr w:type="gramStart"/>
       <w:r>
         <w:rPr>
           <w:b/>
@@ -4435,7 +4020,6 @@
         <w:lastRenderedPageBreak/>
         <w:t>The Symptoms</w:t>
       </w:r>
-      <w:proofErr w:type="gramEnd"/>
       <w:r>
         <w:t>: Loading spinners spin longer, API responses take seconds instead of milliseconds, or buttons become temporarily unclickable. [</w:t>
       </w:r>
@@ -4483,7 +4067,7 @@
     <w:p>
       <w:r>
         <w:pict w14:anchorId="00A8CCCD">
-          <v:rect id="_x0000_i1282" style="width:0;height:1.5pt" o:hralign="center" o:hrstd="t" o:hr="t" fillcolor="#a0a0a0" stroked="f"/>
+          <v:rect id="_x0000_i1036" style="width:0;height:1.5pt" o:hralign="center" o:hrstd="t" o:hr="t" fillcolor="#a0a0a0" stroked="f"/>
         </w:pict>
       </w:r>
     </w:p>
@@ -4503,29 +4087,8 @@
       </w:r>
     </w:p>
     <w:p>
-      <w:proofErr w:type="gramStart"/>
-      <w:r>
-        <w:t>Backpressure</w:t>
-      </w:r>
-      <w:proofErr w:type="gramEnd"/>
-      <w:r>
-        <w:t xml:space="preserve"> is not </w:t>
-      </w:r>
-      <w:proofErr w:type="gramStart"/>
-      <w:r>
-        <w:t>the</w:t>
-      </w:r>
-      <w:proofErr w:type="gramEnd"/>
-      <w:r>
-        <w:t xml:space="preserve"> illness; it is </w:t>
-      </w:r>
-      <w:proofErr w:type="gramStart"/>
-      <w:r>
-        <w:t>the</w:t>
-      </w:r>
-      <w:proofErr w:type="gramEnd"/>
-      <w:r>
-        <w:t xml:space="preserve"> </w:t>
+      <w:r>
+        <w:t xml:space="preserve">Backpressure is not the illness; it is the </w:t>
       </w:r>
       <w:r>
         <w:rPr>
@@ -4635,15 +4198,7 @@
     </w:p>
     <w:p>
       <w:r>
-        <w:t xml:space="preserve">A slow application is a bad user experience, but a crashed, dead application is much worse. </w:t>
-      </w:r>
-      <w:proofErr w:type="gramStart"/>
-      <w:r>
-        <w:t>Backpressure</w:t>
-      </w:r>
-      <w:proofErr w:type="gramEnd"/>
-      <w:r>
-        <w:t xml:space="preserve"> chooses controlled slowdown over total system failure. [</w:t>
+        <w:t>A slow application is a bad user experience, but a crashed, dead application is much worse. Backpressure chooses controlled slowdown over total system failure. [</w:t>
       </w:r>
       <w:hyperlink r:id="rId95" w:history="1">
         <w:r>
@@ -4682,7 +4237,7 @@
     <w:p>
       <w:r>
         <w:pict w14:anchorId="66C58A45">
-          <v:rect id="_x0000_i1283" style="width:0;height:1.5pt" o:hralign="center" o:hrstd="t" o:hr="t" fillcolor="#a0a0a0" stroked="f"/>
+          <v:rect id="_x0000_i1037" style="width:0;height:1.5pt" o:hralign="center" o:hrstd="t" o:hr="t" fillcolor="#a0a0a0" stroked="f"/>
         </w:pict>
       </w:r>
     </w:p>
@@ -4927,7 +4482,7 @@
     <w:p>
       <w:r>
         <w:pict w14:anchorId="435662F1">
-          <v:rect id="_x0000_i1284" style="width:0;height:1.5pt" o:hralign="center" o:hrstd="t" o:hr="t" fillcolor="#a0a0a0" stroked="f"/>
+          <v:rect id="_x0000_i1038" style="width:0;height:1.5pt" o:hralign="center" o:hrstd="t" o:hr="t" fillcolor="#a0a0a0" stroked="f"/>
         </w:pict>
       </w:r>
     </w:p>
@@ -4967,6 +4522,4491 @@
         <w:t>]</w:t>
       </w:r>
     </w:p>
+    <w:p/>
+    <w:p>
+      <w:pPr>
+        <w:rPr>
+          <w:b/>
+          <w:bCs/>
+          <w:sz w:val="36"/>
+          <w:szCs w:val="36"/>
+        </w:rPr>
+      </w:pPr>
+      <w:r>
+        <w:rPr>
+          <w:b/>
+          <w:bCs/>
+          <w:sz w:val="36"/>
+          <w:szCs w:val="36"/>
+        </w:rPr>
+        <w:t>so does the trigger of Backpressure may cause App crash and or Data loss?</w:t>
+      </w:r>
+    </w:p>
+    <w:p>
+      <w:pPr>
+        <w:rPr>
+          <w:b/>
+          <w:bCs/>
+          <w:sz w:val="36"/>
+          <w:szCs w:val="36"/>
+        </w:rPr>
+      </w:pPr>
+      <w:r>
+        <w:rPr>
+          <w:b/>
+          <w:bCs/>
+          <w:sz w:val="36"/>
+          <w:szCs w:val="36"/>
+        </w:rPr>
+        <w:t>- (poorly handled backpressure_unintentional or intentional data drop or loss - google - ss)</w:t>
+      </w:r>
+    </w:p>
+    <w:p>
+      <w:pPr>
+        <w:rPr>
+          <w:b/>
+          <w:bCs/>
+          <w:sz w:val="36"/>
+          <w:szCs w:val="36"/>
+        </w:rPr>
+      </w:pPr>
+    </w:p>
+    <w:p>
+      <w:r>
+        <w:t xml:space="preserve">No, </w:t>
+      </w:r>
+      <w:r>
+        <w:rPr>
+          <w:b/>
+          <w:bCs/>
+        </w:rPr>
+        <w:t>the trigger of backpressure does not cause crashes or data loss—it prevents them.</w:t>
+      </w:r>
+      <w:r>
+        <w:t xml:space="preserve"> [</w:t>
+      </w:r>
+      <w:hyperlink r:id="rId108" w:history="1">
+        <w:r>
+          <w:rPr>
+            <w:rStyle w:val="Hyperlink"/>
+          </w:rPr>
+          <w:t>1</w:t>
+        </w:r>
+      </w:hyperlink>
+      <w:r>
+        <w:t xml:space="preserve">, </w:t>
+      </w:r>
+      <w:hyperlink r:id="rId109" w:history="1">
+        <w:r>
+          <w:rPr>
+            <w:rStyle w:val="Hyperlink"/>
+          </w:rPr>
+          <w:t>2</w:t>
+        </w:r>
+      </w:hyperlink>
+      <w:r>
+        <w:t xml:space="preserve">, </w:t>
+      </w:r>
+      <w:hyperlink r:id="rId110" w:history="1">
+        <w:r>
+          <w:rPr>
+            <w:rStyle w:val="Hyperlink"/>
+          </w:rPr>
+          <w:t>3</w:t>
+        </w:r>
+      </w:hyperlink>
+      <w:r>
+        <w:t>]</w:t>
+      </w:r>
+    </w:p>
+    <w:p>
+      <w:r>
+        <w:t xml:space="preserve">The confusion happens because people confuse the </w:t>
+      </w:r>
+      <w:r>
+        <w:rPr>
+          <w:b/>
+          <w:bCs/>
+        </w:rPr>
+        <w:t>data overflow</w:t>
+      </w:r>
+      <w:r>
+        <w:t xml:space="preserve"> (the traffic jam) with the </w:t>
+      </w:r>
+      <w:r>
+        <w:rPr>
+          <w:b/>
+          <w:bCs/>
+        </w:rPr>
+        <w:t>backpressure</w:t>
+      </w:r>
+      <w:r>
+        <w:t xml:space="preserve"> (the traffic cop).</w:t>
+      </w:r>
+    </w:p>
+    <w:p>
+      <w:r>
+        <w:pict w14:anchorId="7B2631CF">
+          <v:rect id="_x0000_i1039" style="width:0;height:1.5pt" o:hralign="center" o:hrstd="t" o:hr="t" fillcolor="#a0a0a0" stroked="f"/>
+        </w:pict>
+      </w:r>
+    </w:p>
+    <w:p>
+      <w:pPr>
+        <w:rPr>
+          <w:b/>
+          <w:bCs/>
+        </w:rPr>
+      </w:pPr>
+      <w:r>
+        <w:rPr>
+          <w:b/>
+          <w:bCs/>
+        </w:rPr>
+        <w:t>The Reality: Backpressure Saves the App</w:t>
+      </w:r>
+    </w:p>
+    <w:p>
+      <w:r>
+        <w:t>Think of backpressure as the pressure relief valve on a steam boiler. When the pressure gets too high, the valve triggers to safely vent steam so the boiler doesn't explode.</w:t>
+      </w:r>
+    </w:p>
+    <w:p>
+      <w:pPr>
+        <w:numPr>
+          <w:ilvl w:val="0"/>
+          <w:numId w:val="23"/>
+        </w:numPr>
+      </w:pPr>
+      <w:r>
+        <w:rPr>
+          <w:b/>
+          <w:bCs/>
+        </w:rPr>
+        <w:t>The Trigger</w:t>
+      </w:r>
+      <w:r>
+        <w:t xml:space="preserve"> means the system safely detected a danger zone.</w:t>
+      </w:r>
+    </w:p>
+    <w:p>
+      <w:pPr>
+        <w:numPr>
+          <w:ilvl w:val="0"/>
+          <w:numId w:val="23"/>
+        </w:numPr>
+      </w:pPr>
+      <w:r>
+        <w:rPr>
+          <w:b/>
+          <w:bCs/>
+        </w:rPr>
+        <w:t>The Response</w:t>
+      </w:r>
+      <w:r>
+        <w:t xml:space="preserve"> safely slows down or pauses the data incoming flow.</w:t>
+      </w:r>
+    </w:p>
+    <w:p>
+      <w:pPr>
+        <w:numPr>
+          <w:ilvl w:val="0"/>
+          <w:numId w:val="23"/>
+        </w:numPr>
+      </w:pPr>
+      <w:r>
+        <w:rPr>
+          <w:b/>
+          <w:bCs/>
+        </w:rPr>
+        <w:t>The Outcome</w:t>
+      </w:r>
+      <w:r>
+        <w:t xml:space="preserve"> is that memory usage stays flat, data stays safe in the queue, and the app stays alive. [</w:t>
+      </w:r>
+      <w:hyperlink r:id="rId111" w:history="1">
+        <w:r>
+          <w:rPr>
+            <w:rStyle w:val="Hyperlink"/>
+          </w:rPr>
+          <w:t>1</w:t>
+        </w:r>
+      </w:hyperlink>
+      <w:r>
+        <w:t xml:space="preserve">, </w:t>
+      </w:r>
+      <w:hyperlink r:id="rId112" w:history="1">
+        <w:r>
+          <w:rPr>
+            <w:rStyle w:val="Hyperlink"/>
+          </w:rPr>
+          <w:t>2</w:t>
+        </w:r>
+      </w:hyperlink>
+      <w:r>
+        <w:t xml:space="preserve">, </w:t>
+      </w:r>
+      <w:hyperlink r:id="rId113" w:history="1">
+        <w:r>
+          <w:rPr>
+            <w:rStyle w:val="Hyperlink"/>
+          </w:rPr>
+          <w:t>3</w:t>
+        </w:r>
+      </w:hyperlink>
+      <w:r>
+        <w:t>]</w:t>
+      </w:r>
+    </w:p>
+    <w:p>
+      <w:r>
+        <w:pict w14:anchorId="0351C7EA">
+          <v:rect id="_x0000_i1040" style="width:0;height:1.5pt" o:hralign="center" o:hrstd="t" o:hr="t" fillcolor="#a0a0a0" stroked="f"/>
+        </w:pict>
+      </w:r>
+    </w:p>
+    <w:p>
+      <w:pPr>
+        <w:rPr>
+          <w:b/>
+          <w:bCs/>
+        </w:rPr>
+      </w:pPr>
+      <w:r>
+        <w:rPr>
+          <w:b/>
+          <w:bCs/>
+        </w:rPr>
+        <w:lastRenderedPageBreak/>
+        <w:t>What Actually Causes Crashes and Data Loss?</w:t>
+      </w:r>
+    </w:p>
+    <w:p>
+      <w:r>
+        <w:t xml:space="preserve">Crashes and data loss only happen in two scenarios: when you </w:t>
+      </w:r>
+      <w:r>
+        <w:rPr>
+          <w:b/>
+          <w:bCs/>
+        </w:rPr>
+        <w:t>don't use backpressure</w:t>
+      </w:r>
+      <w:r>
+        <w:t xml:space="preserve">, or when your </w:t>
+      </w:r>
+      <w:r>
+        <w:rPr>
+          <w:b/>
+          <w:bCs/>
+        </w:rPr>
+        <w:t>upstream backup strategy fails</w:t>
+      </w:r>
+      <w:r>
+        <w:t>. [</w:t>
+      </w:r>
+      <w:hyperlink r:id="rId114" w:history="1">
+        <w:r>
+          <w:rPr>
+            <w:rStyle w:val="Hyperlink"/>
+          </w:rPr>
+          <w:t>1</w:t>
+        </w:r>
+      </w:hyperlink>
+      <w:r>
+        <w:t xml:space="preserve">, </w:t>
+      </w:r>
+      <w:hyperlink r:id="rId115" w:history="1">
+        <w:r>
+          <w:rPr>
+            <w:rStyle w:val="Hyperlink"/>
+          </w:rPr>
+          <w:t>2</w:t>
+        </w:r>
+      </w:hyperlink>
+      <w:r>
+        <w:t>]</w:t>
+      </w:r>
+    </w:p>
+    <w:p>
+      <w:pPr>
+        <w:rPr>
+          <w:b/>
+          <w:bCs/>
+        </w:rPr>
+      </w:pPr>
+      <w:r>
+        <w:rPr>
+          <w:b/>
+          <w:bCs/>
+        </w:rPr>
+        <w:t>Scenario A: You completely omitted Backpressure design [</w:t>
+      </w:r>
+      <w:hyperlink r:id="rId116" w:history="1">
+        <w:r>
+          <w:rPr>
+            <w:rStyle w:val="Hyperlink"/>
+            <w:b/>
+            <w:bCs/>
+          </w:rPr>
+          <w:t>1</w:t>
+        </w:r>
+      </w:hyperlink>
+      <w:r>
+        <w:rPr>
+          <w:b/>
+          <w:bCs/>
+        </w:rPr>
+        <w:t>]</w:t>
+      </w:r>
+    </w:p>
+    <w:p>
+      <w:r>
+        <w:t>If your system has no backpressure mechanisms designed into it, a data overflow will immediately cause:</w:t>
+      </w:r>
+    </w:p>
+    <w:p>
+      <w:pPr>
+        <w:numPr>
+          <w:ilvl w:val="0"/>
+          <w:numId w:val="24"/>
+        </w:numPr>
+      </w:pPr>
+      <w:r>
+        <w:rPr>
+          <w:b/>
+          <w:bCs/>
+        </w:rPr>
+        <w:t>App Crashes</w:t>
+      </w:r>
+      <w:r>
+        <w:t>: The unmanaged queue eats up all available RAM until the operating system violently kills the process via an Out-of-Memory (OOM) error.</w:t>
+      </w:r>
+    </w:p>
+    <w:p>
+      <w:pPr>
+        <w:numPr>
+          <w:ilvl w:val="0"/>
+          <w:numId w:val="24"/>
+        </w:numPr>
+      </w:pPr>
+      <w:r>
+        <w:rPr>
+          <w:b/>
+          <w:bCs/>
+        </w:rPr>
+        <w:t>Data Loss</w:t>
+      </w:r>
+      <w:r>
+        <w:t>: Because the app crashed mid-process, all volatile data currently sitting in memory vanishes forever. [</w:t>
+      </w:r>
+      <w:hyperlink r:id="rId117" w:history="1">
+        <w:r>
+          <w:rPr>
+            <w:rStyle w:val="Hyperlink"/>
+          </w:rPr>
+          <w:t>1</w:t>
+        </w:r>
+      </w:hyperlink>
+      <w:r>
+        <w:t xml:space="preserve">, </w:t>
+      </w:r>
+      <w:hyperlink r:id="rId118" w:history="1">
+        <w:r>
+          <w:rPr>
+            <w:rStyle w:val="Hyperlink"/>
+          </w:rPr>
+          <w:t>2</w:t>
+        </w:r>
+      </w:hyperlink>
+      <w:r>
+        <w:t xml:space="preserve">, </w:t>
+      </w:r>
+      <w:hyperlink r:id="rId119" w:history="1">
+        <w:r>
+          <w:rPr>
+            <w:rStyle w:val="Hyperlink"/>
+          </w:rPr>
+          <w:t>3</w:t>
+        </w:r>
+      </w:hyperlink>
+      <w:r>
+        <w:t xml:space="preserve">, </w:t>
+      </w:r>
+      <w:hyperlink r:id="rId120" w:history="1">
+        <w:r>
+          <w:rPr>
+            <w:rStyle w:val="Hyperlink"/>
+          </w:rPr>
+          <w:t>4</w:t>
+        </w:r>
+      </w:hyperlink>
+      <w:r>
+        <w:t>]</w:t>
+      </w:r>
+    </w:p>
+    <w:p>
+      <w:pPr>
+        <w:rPr>
+          <w:b/>
+          <w:bCs/>
+        </w:rPr>
+      </w:pPr>
+      <w:r>
+        <w:rPr>
+          <w:b/>
+          <w:bCs/>
+        </w:rPr>
+        <w:t>Scenario B: The Producer's fallback strategy fails</w:t>
+      </w:r>
+    </w:p>
+    <w:p>
+      <w:r>
+        <w:t xml:space="preserve">When backpressure triggers, the consumer pauses the producer. The producer now has to hold onto the data. If the producer stays paused for too long, </w:t>
+      </w:r>
+      <w:r>
+        <w:rPr>
+          <w:i/>
+          <w:iCs/>
+        </w:rPr>
+        <w:t>the producer</w:t>
+      </w:r>
+      <w:r>
+        <w:t xml:space="preserve"> might run out of space. [</w:t>
+      </w:r>
+      <w:hyperlink r:id="rId121" w:history="1">
+        <w:r>
+          <w:rPr>
+            <w:rStyle w:val="Hyperlink"/>
+          </w:rPr>
+          <w:t>1</w:t>
+        </w:r>
+      </w:hyperlink>
+      <w:r>
+        <w:t xml:space="preserve">, </w:t>
+      </w:r>
+      <w:hyperlink r:id="rId122" w:history="1">
+        <w:r>
+          <w:rPr>
+            <w:rStyle w:val="Hyperlink"/>
+          </w:rPr>
+          <w:t>2</w:t>
+        </w:r>
+      </w:hyperlink>
+      <w:r>
+        <w:t>]</w:t>
+      </w:r>
+    </w:p>
+    <w:p>
+      <w:r>
+        <w:t>Depending on how you configured the producer, it may then resort to:</w:t>
+      </w:r>
+    </w:p>
+    <w:p>
+      <w:pPr>
+        <w:numPr>
+          <w:ilvl w:val="0"/>
+          <w:numId w:val="25"/>
+        </w:numPr>
+      </w:pPr>
+      <w:r>
+        <w:rPr>
+          <w:b/>
+          <w:bCs/>
+        </w:rPr>
+        <w:t>Intentional Data Loss (Drop Strategy)</w:t>
+      </w:r>
+      <w:r>
+        <w:t>: If configured as "lossy," the producer will intentionally drop new incoming packets to save itself from crashing.</w:t>
+      </w:r>
+    </w:p>
+    <w:p>
+      <w:pPr>
+        <w:numPr>
+          <w:ilvl w:val="0"/>
+          <w:numId w:val="25"/>
+        </w:numPr>
+      </w:pPr>
+      <w:r>
+        <w:rPr>
+          <w:b/>
+          <w:bCs/>
+        </w:rPr>
+        <w:t>Upstream Crash</w:t>
+      </w:r>
+      <w:r>
+        <w:t>: If the producer has an unlimited queue and the pause lasts too long, the producer itself will eventually run out of memory and crash.</w:t>
+      </w:r>
+    </w:p>
+    <w:p>
+      <w:r>
+        <w:pict w14:anchorId="736F1D44">
+          <v:rect id="_x0000_i1041" style="width:0;height:1.5pt" o:hralign="center" o:hrstd="t" o:hr="t" fillcolor="#a0a0a0" stroked="f"/>
+        </w:pict>
+      </w:r>
+    </w:p>
+    <w:p>
+      <w:pPr>
+        <w:rPr>
+          <w:b/>
+          <w:bCs/>
+        </w:rPr>
+      </w:pPr>
+      <w:r>
+        <w:rPr>
+          <w:b/>
+          <w:bCs/>
+        </w:rPr>
+        <w:t>Summary of Behaviors</w:t>
+      </w:r>
+    </w:p>
+    <w:tbl>
+      <w:tblPr>
+        <w:tblW w:w="0" w:type="auto"/>
+        <w:tblCellSpacing w:w="15" w:type="dxa"/>
+        <w:tblCellMar>
+          <w:top w:w="15" w:type="dxa"/>
+          <w:left w:w="15" w:type="dxa"/>
+          <w:bottom w:w="15" w:type="dxa"/>
+          <w:right w:w="15" w:type="dxa"/>
+        </w:tblCellMar>
+        <w:tblLook w:val="04A0" w:firstRow="1" w:lastRow="0" w:firstColumn="1" w:lastColumn="0" w:noHBand="0" w:noVBand="1"/>
+      </w:tblPr>
+      <w:tblGrid>
+        <w:gridCol w:w="2537"/>
+        <w:gridCol w:w="3669"/>
+        <w:gridCol w:w="1061"/>
+        <w:gridCol w:w="2093"/>
+      </w:tblGrid>
+      <w:tr>
+        <w:trPr>
+          <w:tblCellSpacing w:w="15" w:type="dxa"/>
+        </w:trPr>
+        <w:tc>
+          <w:tcPr>
+            <w:tcW w:w="0" w:type="auto"/>
+            <w:tcBorders>
+              <w:bottom w:val="single" w:sz="4" w:space="0" w:color="DCDFE5"/>
+            </w:tcBorders>
+            <w:vAlign w:val="center"/>
+            <w:hideMark/>
+          </w:tcPr>
+          <w:p>
+            <w:pPr>
+              <w:rPr>
+                <w:b/>
+                <w:bCs/>
+              </w:rPr>
+            </w:pPr>
+            <w:r>
+              <w:rPr>
+                <w:b/>
+                <w:bCs/>
+              </w:rPr>
+              <w:t>System Design [</w:t>
+            </w:r>
+            <w:hyperlink r:id="rId123" w:history="1">
+              <w:r>
+                <w:rPr>
+                  <w:rStyle w:val="Hyperlink"/>
+                  <w:b/>
+                  <w:bCs/>
+                </w:rPr>
+                <w:t>1</w:t>
+              </w:r>
+            </w:hyperlink>
+            <w:r>
+              <w:rPr>
+                <w:b/>
+                <w:bCs/>
+              </w:rPr>
+              <w:t xml:space="preserve">, </w:t>
+            </w:r>
+            <w:hyperlink r:id="rId124" w:history="1">
+              <w:r>
+                <w:rPr>
+                  <w:rStyle w:val="Hyperlink"/>
+                  <w:b/>
+                  <w:bCs/>
+                </w:rPr>
+                <w:t>2</w:t>
+              </w:r>
+            </w:hyperlink>
+            <w:r>
+              <w:rPr>
+                <w:b/>
+                <w:bCs/>
+              </w:rPr>
+              <w:t xml:space="preserve">, </w:t>
+            </w:r>
+            <w:hyperlink r:id="rId125" w:history="1">
+              <w:r>
+                <w:rPr>
+                  <w:rStyle w:val="Hyperlink"/>
+                  <w:b/>
+                  <w:bCs/>
+                </w:rPr>
+                <w:t>3</w:t>
+              </w:r>
+            </w:hyperlink>
+            <w:r>
+              <w:rPr>
+                <w:b/>
+                <w:bCs/>
+              </w:rPr>
+              <w:t xml:space="preserve">, </w:t>
+            </w:r>
+            <w:hyperlink r:id="rId126" w:history="1">
+              <w:r>
+                <w:rPr>
+                  <w:rStyle w:val="Hyperlink"/>
+                  <w:b/>
+                  <w:bCs/>
+                </w:rPr>
+                <w:t>4</w:t>
+              </w:r>
+            </w:hyperlink>
+            <w:r>
+              <w:rPr>
+                <w:b/>
+                <w:bCs/>
+              </w:rPr>
+              <w:t xml:space="preserve">, </w:t>
+            </w:r>
+            <w:hyperlink r:id="rId127" w:history="1">
+              <w:r>
+                <w:rPr>
+                  <w:rStyle w:val="Hyperlink"/>
+                  <w:b/>
+                  <w:bCs/>
+                </w:rPr>
+                <w:t>5</w:t>
+              </w:r>
+            </w:hyperlink>
+            <w:r>
+              <w:rPr>
+                <w:b/>
+                <w:bCs/>
+              </w:rPr>
+              <w:t>]</w:t>
+            </w:r>
+          </w:p>
+        </w:tc>
+        <w:tc>
+          <w:tcPr>
+            <w:tcW w:w="0" w:type="auto"/>
+            <w:tcBorders>
+              <w:bottom w:val="single" w:sz="4" w:space="0" w:color="DCDFE5"/>
+            </w:tcBorders>
+            <w:vAlign w:val="center"/>
+            <w:hideMark/>
+          </w:tcPr>
+          <w:p>
+            <w:pPr>
+              <w:rPr>
+                <w:b/>
+                <w:bCs/>
+              </w:rPr>
+            </w:pPr>
+            <w:r>
+              <w:rPr>
+                <w:b/>
+                <w:bCs/>
+              </w:rPr>
+              <w:t>What happens during heavy data overflow?</w:t>
+            </w:r>
+          </w:p>
+        </w:tc>
+        <w:tc>
+          <w:tcPr>
+            <w:tcW w:w="0" w:type="auto"/>
+            <w:tcBorders>
+              <w:bottom w:val="single" w:sz="4" w:space="0" w:color="DCDFE5"/>
+            </w:tcBorders>
+            <w:vAlign w:val="center"/>
+            <w:hideMark/>
+          </w:tcPr>
+          <w:p>
+            <w:pPr>
+              <w:rPr>
+                <w:b/>
+                <w:bCs/>
+              </w:rPr>
+            </w:pPr>
+            <w:r>
+              <w:rPr>
+                <w:b/>
+                <w:bCs/>
+              </w:rPr>
+              <w:t>App Crash?</w:t>
+            </w:r>
+          </w:p>
+        </w:tc>
+        <w:tc>
+          <w:tcPr>
+            <w:tcW w:w="0" w:type="auto"/>
+            <w:tcBorders>
+              <w:bottom w:val="single" w:sz="4" w:space="0" w:color="DCDFE5"/>
+            </w:tcBorders>
+            <w:vAlign w:val="center"/>
+            <w:hideMark/>
+          </w:tcPr>
+          <w:p>
+            <w:pPr>
+              <w:rPr>
+                <w:b/>
+                <w:bCs/>
+              </w:rPr>
+            </w:pPr>
+            <w:r>
+              <w:rPr>
+                <w:b/>
+                <w:bCs/>
+              </w:rPr>
+              <w:t>Data Loss?</w:t>
+            </w:r>
+          </w:p>
+        </w:tc>
+      </w:tr>
+      <w:tr>
+        <w:trPr>
+          <w:tblCellSpacing w:w="15" w:type="dxa"/>
+        </w:trPr>
+        <w:tc>
+          <w:tcPr>
+            <w:tcW w:w="0" w:type="auto"/>
+            <w:tcBorders>
+              <w:bottom w:val="single" w:sz="4" w:space="0" w:color="DCDFE5"/>
+            </w:tcBorders>
+            <w:vAlign w:val="center"/>
+            <w:hideMark/>
+          </w:tcPr>
+          <w:p>
+            <w:r>
+              <w:rPr>
+                <w:b/>
+                <w:bCs/>
+              </w:rPr>
+              <w:t>No Backpressure</w:t>
+            </w:r>
+          </w:p>
+        </w:tc>
+        <w:tc>
+          <w:tcPr>
+            <w:tcW w:w="0" w:type="auto"/>
+            <w:tcBorders>
+              <w:bottom w:val="single" w:sz="4" w:space="0" w:color="DCDFE5"/>
+            </w:tcBorders>
+            <w:vAlign w:val="center"/>
+            <w:hideMark/>
+          </w:tcPr>
+          <w:p>
+            <w:r>
+              <w:t>Memory grows infinitely until the system collapses.</w:t>
+            </w:r>
+          </w:p>
+        </w:tc>
+        <w:tc>
+          <w:tcPr>
+            <w:tcW w:w="0" w:type="auto"/>
+            <w:tcBorders>
+              <w:bottom w:val="single" w:sz="4" w:space="0" w:color="DCDFE5"/>
+            </w:tcBorders>
+            <w:vAlign w:val="center"/>
+            <w:hideMark/>
+          </w:tcPr>
+          <w:p>
+            <w:r>
+              <w:rPr>
+                <w:b/>
+                <w:bCs/>
+              </w:rPr>
+              <w:t>Yes</w:t>
+            </w:r>
+            <w:r>
+              <w:t xml:space="preserve"> </w:t>
+            </w:r>
+            <w:r>
+              <w:rPr>
+                <w:rFonts w:ascii="Segoe UI Emoji" w:hAnsi="Segoe UI Emoji" w:cs="Segoe UI Emoji"/>
+              </w:rPr>
+              <w:t>💥</w:t>
+            </w:r>
+          </w:p>
+        </w:tc>
+        <w:tc>
+          <w:tcPr>
+            <w:tcW w:w="0" w:type="auto"/>
+            <w:tcBorders>
+              <w:bottom w:val="single" w:sz="4" w:space="0" w:color="DCDFE5"/>
+            </w:tcBorders>
+            <w:vAlign w:val="center"/>
+            <w:hideMark/>
+          </w:tcPr>
+          <w:p>
+            <w:r>
+              <w:rPr>
+                <w:b/>
+                <w:bCs/>
+              </w:rPr>
+              <w:t>Yes</w:t>
+            </w:r>
+            <w:r>
+              <w:t xml:space="preserve"> </w:t>
+            </w:r>
+            <w:r>
+              <w:rPr>
+                <w:rFonts w:ascii="Segoe UI Emoji" w:hAnsi="Segoe UI Emoji" w:cs="Segoe UI Emoji"/>
+              </w:rPr>
+              <w:t>❌</w:t>
+            </w:r>
+            <w:r>
+              <w:t xml:space="preserve"> (Lost in memory)</w:t>
+            </w:r>
+          </w:p>
+        </w:tc>
+      </w:tr>
+      <w:tr>
+        <w:trPr>
+          <w:tblCellSpacing w:w="15" w:type="dxa"/>
+        </w:trPr>
+        <w:tc>
+          <w:tcPr>
+            <w:tcW w:w="0" w:type="auto"/>
+            <w:tcBorders>
+              <w:bottom w:val="single" w:sz="4" w:space="0" w:color="DCDFE5"/>
+            </w:tcBorders>
+            <w:vAlign w:val="center"/>
+            <w:hideMark/>
+          </w:tcPr>
+          <w:p>
+            <w:r>
+              <w:rPr>
+                <w:b/>
+                <w:bCs/>
+              </w:rPr>
+              <w:t>Backpressure + Bounded Queue</w:t>
+            </w:r>
+          </w:p>
+        </w:tc>
+        <w:tc>
+          <w:tcPr>
+            <w:tcW w:w="0" w:type="auto"/>
+            <w:tcBorders>
+              <w:bottom w:val="single" w:sz="4" w:space="0" w:color="DCDFE5"/>
+            </w:tcBorders>
+            <w:vAlign w:val="center"/>
+            <w:hideMark/>
+          </w:tcPr>
+          <w:p>
+            <w:r>
+              <w:t>Flows pause safely; data waits securely in a limited line.</w:t>
+            </w:r>
+          </w:p>
+        </w:tc>
+        <w:tc>
+          <w:tcPr>
+            <w:tcW w:w="0" w:type="auto"/>
+            <w:tcBorders>
+              <w:bottom w:val="single" w:sz="4" w:space="0" w:color="DCDFE5"/>
+            </w:tcBorders>
+            <w:vAlign w:val="center"/>
+            <w:hideMark/>
+          </w:tcPr>
+          <w:p>
+            <w:r>
+              <w:rPr>
+                <w:b/>
+                <w:bCs/>
+              </w:rPr>
+              <w:t>No</w:t>
+            </w:r>
+          </w:p>
+        </w:tc>
+        <w:tc>
+          <w:tcPr>
+            <w:tcW w:w="0" w:type="auto"/>
+            <w:tcBorders>
+              <w:bottom w:val="single" w:sz="4" w:space="0" w:color="DCDFE5"/>
+            </w:tcBorders>
+            <w:vAlign w:val="center"/>
+            <w:hideMark/>
+          </w:tcPr>
+          <w:p>
+            <w:r>
+              <w:rPr>
+                <w:b/>
+                <w:bCs/>
+              </w:rPr>
+              <w:t>No</w:t>
+            </w:r>
+            <w:r>
+              <w:t xml:space="preserve"> (Safely preserved)</w:t>
+            </w:r>
+          </w:p>
+        </w:tc>
+      </w:tr>
+      <w:tr>
+        <w:trPr>
+          <w:tblCellSpacing w:w="15" w:type="dxa"/>
+        </w:trPr>
+        <w:tc>
+          <w:tcPr>
+            <w:tcW w:w="0" w:type="auto"/>
+            <w:tcBorders>
+              <w:bottom w:val="nil"/>
+            </w:tcBorders>
+            <w:vAlign w:val="center"/>
+            <w:hideMark/>
+          </w:tcPr>
+          <w:p>
+            <w:r>
+              <w:rPr>
+                <w:b/>
+                <w:bCs/>
+              </w:rPr>
+              <w:t>Backpressure + Drop Strategy</w:t>
+            </w:r>
+          </w:p>
+        </w:tc>
+        <w:tc>
+          <w:tcPr>
+            <w:tcW w:w="0" w:type="auto"/>
+            <w:tcBorders>
+              <w:bottom w:val="nil"/>
+            </w:tcBorders>
+            <w:vAlign w:val="center"/>
+            <w:hideMark/>
+          </w:tcPr>
+          <w:p>
+            <w:r>
+              <w:t>Flows pause; oldest/newest data is purposefully ignored.</w:t>
+            </w:r>
+          </w:p>
+        </w:tc>
+        <w:tc>
+          <w:tcPr>
+            <w:tcW w:w="0" w:type="auto"/>
+            <w:tcBorders>
+              <w:bottom w:val="nil"/>
+            </w:tcBorders>
+            <w:vAlign w:val="center"/>
+            <w:hideMark/>
+          </w:tcPr>
+          <w:p>
+            <w:r>
+              <w:rPr>
+                <w:b/>
+                <w:bCs/>
+              </w:rPr>
+              <w:t>No</w:t>
+            </w:r>
+          </w:p>
+        </w:tc>
+        <w:tc>
+          <w:tcPr>
+            <w:tcW w:w="0" w:type="auto"/>
+            <w:tcBorders>
+              <w:bottom w:val="nil"/>
+            </w:tcBorders>
+            <w:vAlign w:val="center"/>
+            <w:hideMark/>
+          </w:tcPr>
+          <w:p>
+            <w:r>
+              <w:rPr>
+                <w:b/>
+                <w:bCs/>
+              </w:rPr>
+              <w:t>Yes</w:t>
+            </w:r>
+            <w:r>
+              <w:t xml:space="preserve"> </w:t>
+            </w:r>
+            <w:r>
+              <w:rPr>
+                <w:rFonts w:ascii="Segoe UI Emoji" w:hAnsi="Segoe UI Emoji" w:cs="Segoe UI Emoji"/>
+              </w:rPr>
+              <w:t>⚠️</w:t>
+            </w:r>
+            <w:r>
+              <w:t xml:space="preserve"> (Intentional discard)</w:t>
+            </w:r>
+          </w:p>
+        </w:tc>
+      </w:tr>
+    </w:tbl>
+    <w:p>
+      <w:r>
+        <w:lastRenderedPageBreak/>
+        <w:pict w14:anchorId="08C2C1EE">
+          <v:rect id="_x0000_i1042" style="width:0;height:1.5pt" o:hralign="center" o:hrstd="t" o:hr="t" fillcolor="#a0a0a0" stroked="f"/>
+        </w:pict>
+      </w:r>
+    </w:p>
+    <w:p>
+      <w:r>
+        <w:t>To look at your specific system's safety, tell me:</w:t>
+      </w:r>
+    </w:p>
+    <w:p>
+      <w:pPr>
+        <w:numPr>
+          <w:ilvl w:val="0"/>
+          <w:numId w:val="26"/>
+        </w:numPr>
+      </w:pPr>
+      <w:r>
+        <w:t xml:space="preserve">What </w:t>
+      </w:r>
+      <w:r>
+        <w:rPr>
+          <w:b/>
+          <w:bCs/>
+        </w:rPr>
+        <w:t>strategy</w:t>
+      </w:r>
+      <w:r>
+        <w:t xml:space="preserve"> (Buffering, Dropping, or Blocking/Pausing) does your current producer use when it gets a backpressure signal?</w:t>
+      </w:r>
+    </w:p>
+    <w:p>
+      <w:pPr>
+        <w:numPr>
+          <w:ilvl w:val="0"/>
+          <w:numId w:val="26"/>
+        </w:numPr>
+      </w:pPr>
+      <w:r>
+        <w:t xml:space="preserve">Are you worried about losing </w:t>
+      </w:r>
+      <w:r>
+        <w:rPr>
+          <w:b/>
+          <w:bCs/>
+        </w:rPr>
+        <w:t>critical data</w:t>
+      </w:r>
+      <w:r>
+        <w:t xml:space="preserve"> (like financial transactions) or </w:t>
+      </w:r>
+      <w:r>
+        <w:rPr>
+          <w:b/>
+          <w:bCs/>
+        </w:rPr>
+        <w:t>non-critical data</w:t>
+      </w:r>
+      <w:r>
+        <w:t xml:space="preserve"> (like live video frames or log files)?</w:t>
+      </w:r>
+    </w:p>
+    <w:p>
+      <w:r>
+        <w:t>I can help you choose the right fallback strategy so that a backpressure trigger never results in unexpected data loss.</w:t>
+      </w:r>
+    </w:p>
+    <w:p/>
+    <w:p>
+      <w:pPr>
+        <w:rPr>
+          <w:b/>
+          <w:bCs/>
+          <w:sz w:val="36"/>
+          <w:szCs w:val="36"/>
+        </w:rPr>
+      </w:pPr>
+      <w:r>
+        <w:rPr>
+          <w:b/>
+          <w:bCs/>
+          <w:sz w:val="36"/>
+          <w:szCs w:val="36"/>
+        </w:rPr>
+        <w:t>so poorly handled backpressure mechanism may cause unintentional data drop or loss?</w:t>
+      </w:r>
+    </w:p>
+    <w:p>
+      <w:pPr>
+        <w:rPr>
+          <w:b/>
+          <w:bCs/>
+          <w:sz w:val="36"/>
+          <w:szCs w:val="36"/>
+        </w:rPr>
+      </w:pPr>
+      <w:r>
+        <w:rPr>
+          <w:b/>
+          <w:bCs/>
+          <w:sz w:val="36"/>
+          <w:szCs w:val="36"/>
+        </w:rPr>
+        <w:t>- (poorly handled backpressure_unintentional or intentional data drop or loss - google - ss)</w:t>
+      </w:r>
+    </w:p>
+    <w:p>
+      <w:pPr>
+        <w:rPr>
+          <w:b/>
+          <w:bCs/>
+          <w:sz w:val="36"/>
+          <w:szCs w:val="36"/>
+        </w:rPr>
+      </w:pPr>
+    </w:p>
+    <w:p>
+      <w:r>
+        <w:rPr>
+          <w:b/>
+          <w:bCs/>
+        </w:rPr>
+        <w:t>Yes, absolutely.</w:t>
+      </w:r>
+      <w:r>
+        <w:t xml:space="preserve"> If a backpressure mechanism is poorly handled, misconfigured, or incomplete, it can absolutely cause unintentional data drops, data corruption, or total data loss. [</w:t>
+      </w:r>
+      <w:hyperlink r:id="rId128" w:history="1">
+        <w:r>
+          <w:rPr>
+            <w:rStyle w:val="Hyperlink"/>
+          </w:rPr>
+          <w:t>1</w:t>
+        </w:r>
+      </w:hyperlink>
+      <w:r>
+        <w:t xml:space="preserve">, </w:t>
+      </w:r>
+      <w:hyperlink r:id="rId129" w:history="1">
+        <w:r>
+          <w:rPr>
+            <w:rStyle w:val="Hyperlink"/>
+          </w:rPr>
+          <w:t>2</w:t>
+        </w:r>
+      </w:hyperlink>
+      <w:r>
+        <w:t xml:space="preserve">, </w:t>
+      </w:r>
+      <w:hyperlink r:id="rId130" w:history="1">
+        <w:r>
+          <w:rPr>
+            <w:rStyle w:val="Hyperlink"/>
+          </w:rPr>
+          <w:t>3</w:t>
+        </w:r>
+      </w:hyperlink>
+      <w:r>
+        <w:t xml:space="preserve">, </w:t>
+      </w:r>
+      <w:hyperlink r:id="rId131" w:history="1">
+        <w:r>
+          <w:rPr>
+            <w:rStyle w:val="Hyperlink"/>
+          </w:rPr>
+          <w:t>4</w:t>
+        </w:r>
+      </w:hyperlink>
+      <w:r>
+        <w:t xml:space="preserve">, </w:t>
+      </w:r>
+      <w:hyperlink r:id="rId132" w:history="1">
+        <w:r>
+          <w:rPr>
+            <w:rStyle w:val="Hyperlink"/>
+          </w:rPr>
+          <w:t>5</w:t>
+        </w:r>
+      </w:hyperlink>
+      <w:r>
+        <w:t>]</w:t>
+      </w:r>
+    </w:p>
+    <w:p>
+      <w:r>
+        <w:t xml:space="preserve">While the </w:t>
+      </w:r>
+      <w:r>
+        <w:rPr>
+          <w:i/>
+          <w:iCs/>
+        </w:rPr>
+        <w:t>concept</w:t>
+      </w:r>
+      <w:r>
+        <w:t xml:space="preserve"> of backpressure is meant to protect your system, a flawed </w:t>
+      </w:r>
+      <w:r>
+        <w:rPr>
+          <w:i/>
+          <w:iCs/>
+        </w:rPr>
+        <w:t>implementation</w:t>
+      </w:r>
+      <w:r>
+        <w:t xml:space="preserve"> creates new failure points. [</w:t>
+      </w:r>
+      <w:hyperlink r:id="rId133" w:history="1">
+        <w:r>
+          <w:rPr>
+            <w:rStyle w:val="Hyperlink"/>
+          </w:rPr>
+          <w:t>1</w:t>
+        </w:r>
+      </w:hyperlink>
+      <w:r>
+        <w:t>]</w:t>
+      </w:r>
+    </w:p>
+    <w:p>
+      <w:r>
+        <w:pict w14:anchorId="5786B511">
+          <v:rect id="_x0000_i1043" style="width:0;height:1.5pt" o:hralign="center" o:hrstd="t" o:hr="t" fillcolor="#a0a0a0" stroked="f"/>
+        </w:pict>
+      </w:r>
+    </w:p>
+    <w:p>
+      <w:pPr>
+        <w:rPr>
+          <w:b/>
+          <w:bCs/>
+        </w:rPr>
+      </w:pPr>
+      <w:r>
+        <w:rPr>
+          <w:b/>
+          <w:bCs/>
+        </w:rPr>
+        <w:t>How Poorly Handled Backpressure Causes Data Loss</w:t>
+      </w:r>
+    </w:p>
+    <w:p>
+      <w:r>
+        <w:t>There are four common engineering mistakes that turn a backpressure mechanism into a data-loss disaster:</w:t>
+      </w:r>
+    </w:p>
+    <w:p>
+      <w:pPr>
+        <w:rPr>
+          <w:b/>
+          <w:bCs/>
+        </w:rPr>
+      </w:pPr>
+      <w:r>
+        <w:rPr>
+          <w:b/>
+          <w:bCs/>
+        </w:rPr>
+        <w:t>1. Silent Drops via Accidental "Lossy" Configurations [</w:t>
+      </w:r>
+      <w:hyperlink r:id="rId134" w:history="1">
+        <w:r>
+          <w:rPr>
+            <w:rStyle w:val="Hyperlink"/>
+            <w:b/>
+            <w:bCs/>
+          </w:rPr>
+          <w:t>1</w:t>
+        </w:r>
+      </w:hyperlink>
+      <w:r>
+        <w:rPr>
+          <w:b/>
+          <w:bCs/>
+        </w:rPr>
+        <w:t>]</w:t>
+      </w:r>
+    </w:p>
+    <w:p>
+      <w:r>
+        <w:t xml:space="preserve">Many reactive libraries and message brokers require you to choose a strategy for when a queue fills up. If an engineer sets the strategy to </w:t>
+      </w:r>
+      <w:r>
+        <w:rPr>
+          <w:b/>
+          <w:bCs/>
+        </w:rPr>
+        <w:t>Drop Oldest</w:t>
+      </w:r>
+      <w:r>
+        <w:t xml:space="preserve"> or </w:t>
+      </w:r>
+      <w:r>
+        <w:rPr>
+          <w:b/>
+          <w:bCs/>
+        </w:rPr>
+        <w:t>Drop Newest</w:t>
+      </w:r>
+      <w:r>
+        <w:t xml:space="preserve"> without setting up a dead-letter queue or alerting system:</w:t>
+      </w:r>
+    </w:p>
+    <w:p>
+      <w:pPr>
+        <w:numPr>
+          <w:ilvl w:val="0"/>
+          <w:numId w:val="27"/>
+        </w:numPr>
+      </w:pPr>
+      <w:r>
+        <w:t>The system silently throws away data packets to keep the memory footprint low.</w:t>
+      </w:r>
+    </w:p>
+    <w:p>
+      <w:pPr>
+        <w:numPr>
+          <w:ilvl w:val="0"/>
+          <w:numId w:val="27"/>
+        </w:numPr>
+      </w:pPr>
+      <w:r>
+        <w:lastRenderedPageBreak/>
+        <w:t>The application stays alive and looks healthy, but critical business data vanishes without a trace. [</w:t>
+      </w:r>
+      <w:hyperlink r:id="rId135" w:history="1">
+        <w:r>
+          <w:rPr>
+            <w:rStyle w:val="Hyperlink"/>
+          </w:rPr>
+          <w:t>1</w:t>
+        </w:r>
+      </w:hyperlink>
+      <w:r>
+        <w:t xml:space="preserve">, </w:t>
+      </w:r>
+      <w:hyperlink r:id="rId136" w:history="1">
+        <w:r>
+          <w:rPr>
+            <w:rStyle w:val="Hyperlink"/>
+          </w:rPr>
+          <w:t>2</w:t>
+        </w:r>
+      </w:hyperlink>
+      <w:r>
+        <w:t>]</w:t>
+      </w:r>
+    </w:p>
+    <w:p>
+      <w:pPr>
+        <w:rPr>
+          <w:b/>
+          <w:bCs/>
+        </w:rPr>
+      </w:pPr>
+      <w:r>
+        <w:rPr>
+          <w:b/>
+          <w:bCs/>
+        </w:rPr>
+        <w:t>2. Network Timeouts During Pauses (The Broken Pipe)</w:t>
+      </w:r>
+    </w:p>
+    <w:p>
+      <w:r>
+        <w:t xml:space="preserve">When a consumer tells a network producer (like an API or a webhook provider) to pause, the producer stops sending data and waits. However, network connections have strict </w:t>
+      </w:r>
+      <w:r>
+        <w:rPr>
+          <w:b/>
+          <w:bCs/>
+        </w:rPr>
+        <w:t>timeout limits</w:t>
+      </w:r>
+      <w:r>
+        <w:t xml:space="preserve"> (e.g., 30 or 60 seconds). [</w:t>
+      </w:r>
+      <w:hyperlink r:id="rId137" w:history="1">
+        <w:r>
+          <w:rPr>
+            <w:rStyle w:val="Hyperlink"/>
+          </w:rPr>
+          <w:t>1</w:t>
+        </w:r>
+      </w:hyperlink>
+      <w:r>
+        <w:t xml:space="preserve">, </w:t>
+      </w:r>
+      <w:hyperlink r:id="rId138" w:history="1">
+        <w:r>
+          <w:rPr>
+            <w:rStyle w:val="Hyperlink"/>
+          </w:rPr>
+          <w:t>2</w:t>
+        </w:r>
+      </w:hyperlink>
+      <w:r>
+        <w:t xml:space="preserve">, </w:t>
+      </w:r>
+      <w:hyperlink r:id="rId139" w:history="1">
+        <w:r>
+          <w:rPr>
+            <w:rStyle w:val="Hyperlink"/>
+          </w:rPr>
+          <w:t>3</w:t>
+        </w:r>
+      </w:hyperlink>
+      <w:r>
+        <w:t>]</w:t>
+      </w:r>
+    </w:p>
+    <w:p>
+      <w:pPr>
+        <w:numPr>
+          <w:ilvl w:val="0"/>
+          <w:numId w:val="28"/>
+        </w:numPr>
+      </w:pPr>
+      <w:r>
+        <w:t>If the consumer stays paused too long to clear its backlog, the network connection times out and snaps.</w:t>
+      </w:r>
+    </w:p>
+    <w:p>
+      <w:pPr>
+        <w:numPr>
+          <w:ilvl w:val="0"/>
+          <w:numId w:val="28"/>
+        </w:numPr>
+      </w:pPr>
+      <w:r>
+        <w:t>The producer throws a "Connection Reset" or "Gateway Timeout" error, and any data mid-flight or waiting to be sent is lost. [</w:t>
+      </w:r>
+      <w:hyperlink r:id="rId140" w:history="1">
+        <w:r>
+          <w:rPr>
+            <w:rStyle w:val="Hyperlink"/>
+          </w:rPr>
+          <w:t>1</w:t>
+        </w:r>
+      </w:hyperlink>
+      <w:r>
+        <w:t xml:space="preserve">, </w:t>
+      </w:r>
+      <w:hyperlink r:id="rId141" w:history="1">
+        <w:r>
+          <w:rPr>
+            <w:rStyle w:val="Hyperlink"/>
+          </w:rPr>
+          <w:t>2</w:t>
+        </w:r>
+      </w:hyperlink>
+      <w:r>
+        <w:t>]</w:t>
+      </w:r>
+    </w:p>
+    <w:p>
+      <w:pPr>
+        <w:rPr>
+          <w:b/>
+          <w:bCs/>
+        </w:rPr>
+      </w:pPr>
+      <w:r>
+        <w:rPr>
+          <w:b/>
+          <w:bCs/>
+        </w:rPr>
+        <w:t>3. Unbounded Buffers on the Producer Side [</w:t>
+      </w:r>
+      <w:hyperlink r:id="rId142" w:history="1">
+        <w:r>
+          <w:rPr>
+            <w:rStyle w:val="Hyperlink"/>
+            <w:b/>
+            <w:bCs/>
+          </w:rPr>
+          <w:t>1</w:t>
+        </w:r>
+      </w:hyperlink>
+      <w:r>
+        <w:rPr>
+          <w:b/>
+          <w:bCs/>
+        </w:rPr>
+        <w:t>]</w:t>
+      </w:r>
+    </w:p>
+    <w:p>
+      <w:r>
+        <w:t xml:space="preserve">When the consumer says "stop," the producer must hold the data. If the producer is configured to use an </w:t>
+      </w:r>
+      <w:r>
+        <w:rPr>
+          <w:b/>
+          <w:bCs/>
+        </w:rPr>
+        <w:t>unbounded (infinite) in-memory buffer</w:t>
+      </w:r>
+      <w:r>
+        <w:t xml:space="preserve"> to hold this data while waiting: [</w:t>
+      </w:r>
+      <w:hyperlink r:id="rId143" w:history="1">
+        <w:r>
+          <w:rPr>
+            <w:rStyle w:val="Hyperlink"/>
+          </w:rPr>
+          <w:t>1</w:t>
+        </w:r>
+      </w:hyperlink>
+      <w:r>
+        <w:t>]</w:t>
+      </w:r>
+    </w:p>
+    <w:p>
+      <w:pPr>
+        <w:numPr>
+          <w:ilvl w:val="0"/>
+          <w:numId w:val="29"/>
+        </w:numPr>
+      </w:pPr>
+      <w:r>
+        <w:t>The producer's memory will skyrocket.</w:t>
+      </w:r>
+    </w:p>
+    <w:p>
+      <w:pPr>
+        <w:numPr>
+          <w:ilvl w:val="0"/>
+          <w:numId w:val="29"/>
+        </w:numPr>
+      </w:pPr>
+      <w:r>
+        <w:t>The producer will suffer an Out-of-Memory (OOM) crash.</w:t>
+      </w:r>
+    </w:p>
+    <w:p>
+      <w:pPr>
+        <w:numPr>
+          <w:ilvl w:val="0"/>
+          <w:numId w:val="29"/>
+        </w:numPr>
+      </w:pPr>
+      <w:r>
+        <w:t>Every single data point sitting in that producer's volatile RAM is instantly wiped out. [</w:t>
+      </w:r>
+      <w:hyperlink r:id="rId144" w:history="1">
+        <w:r>
+          <w:rPr>
+            <w:rStyle w:val="Hyperlink"/>
+          </w:rPr>
+          <w:t>1</w:t>
+        </w:r>
+      </w:hyperlink>
+      <w:r>
+        <w:t xml:space="preserve">, </w:t>
+      </w:r>
+      <w:hyperlink r:id="rId145" w:history="1">
+        <w:r>
+          <w:rPr>
+            <w:rStyle w:val="Hyperlink"/>
+          </w:rPr>
+          <w:t>2</w:t>
+        </w:r>
+      </w:hyperlink>
+      <w:r>
+        <w:t>]</w:t>
+      </w:r>
+    </w:p>
+    <w:p>
+      <w:pPr>
+        <w:rPr>
+          <w:b/>
+          <w:bCs/>
+        </w:rPr>
+      </w:pPr>
+      <w:r>
+        <w:rPr>
+          <w:b/>
+          <w:bCs/>
+        </w:rPr>
+        <w:t>4. Lack of Persistence (No Disk Backup) [</w:t>
+      </w:r>
+      <w:hyperlink r:id="rId146" w:history="1">
+        <w:r>
+          <w:rPr>
+            <w:rStyle w:val="Hyperlink"/>
+            <w:b/>
+            <w:bCs/>
+          </w:rPr>
+          <w:t>1</w:t>
+        </w:r>
+      </w:hyperlink>
+      <w:r>
+        <w:rPr>
+          <w:b/>
+          <w:bCs/>
+        </w:rPr>
+        <w:t>]</w:t>
+      </w:r>
+    </w:p>
+    <w:p>
+      <w:r>
+        <w:t>If backpressure pauses a system that relies entirely on RAM-based queues rather than disk-persistent queues (like Kafka or RabbitMQ with persistent messages): [</w:t>
+      </w:r>
+      <w:hyperlink r:id="rId147" w:history="1">
+        <w:r>
+          <w:rPr>
+            <w:rStyle w:val="Hyperlink"/>
+          </w:rPr>
+          <w:t>1</w:t>
+        </w:r>
+      </w:hyperlink>
+      <w:r>
+        <w:t>]</w:t>
+      </w:r>
+    </w:p>
+    <w:p>
+      <w:pPr>
+        <w:numPr>
+          <w:ilvl w:val="0"/>
+          <w:numId w:val="30"/>
+        </w:numPr>
+      </w:pPr>
+      <w:r>
+        <w:t>A sudden power outage, hardware failure, or automated server redeploy while the system is paused will clear the memory.</w:t>
+      </w:r>
+    </w:p>
+    <w:p>
+      <w:pPr>
+        <w:numPr>
+          <w:ilvl w:val="0"/>
+          <w:numId w:val="30"/>
+        </w:numPr>
+      </w:pPr>
+      <w:r>
+        <w:t>Because the data was never written to a physical disk, it cannot be recovered. [</w:t>
+      </w:r>
+      <w:hyperlink r:id="rId148" w:history="1">
+        <w:r>
+          <w:rPr>
+            <w:rStyle w:val="Hyperlink"/>
+          </w:rPr>
+          <w:t>1</w:t>
+        </w:r>
+      </w:hyperlink>
+      <w:r>
+        <w:t xml:space="preserve">, </w:t>
+      </w:r>
+      <w:hyperlink r:id="rId149" w:history="1">
+        <w:r>
+          <w:rPr>
+            <w:rStyle w:val="Hyperlink"/>
+          </w:rPr>
+          <w:t>2</w:t>
+        </w:r>
+      </w:hyperlink>
+      <w:r>
+        <w:t xml:space="preserve">, </w:t>
+      </w:r>
+      <w:hyperlink r:id="rId150" w:history="1">
+        <w:r>
+          <w:rPr>
+            <w:rStyle w:val="Hyperlink"/>
+          </w:rPr>
+          <w:t>3</w:t>
+        </w:r>
+      </w:hyperlink>
+      <w:r>
+        <w:t>]</w:t>
+      </w:r>
+    </w:p>
+    <w:p>
+      <w:r>
+        <w:pict w14:anchorId="65DD2AD6">
+          <v:rect id="_x0000_i1044" style="width:0;height:1.5pt" o:hralign="center" o:hrstd="t" o:hr="t" fillcolor="#a0a0a0" stroked="f"/>
+        </w:pict>
+      </w:r>
+    </w:p>
+    <w:p>
+      <w:pPr>
+        <w:rPr>
+          <w:b/>
+          <w:bCs/>
+        </w:rPr>
+      </w:pPr>
+      <w:r>
+        <w:rPr>
+          <w:b/>
+          <w:bCs/>
+        </w:rPr>
+        <w:t>How to Properly Handle Backpressure to Prevent Data Loss</w:t>
+      </w:r>
+    </w:p>
+    <w:p>
+      <w:r>
+        <w:t>To ensure your backpressure mechanism never drops data unintentionally, implement these production-ready guardrails:</w:t>
+      </w:r>
+    </w:p>
+    <w:p>
+      <w:pPr>
+        <w:numPr>
+          <w:ilvl w:val="0"/>
+          <w:numId w:val="31"/>
+        </w:numPr>
+      </w:pPr>
+      <w:r>
+        <w:rPr>
+          <w:b/>
+          <w:bCs/>
+        </w:rPr>
+        <w:lastRenderedPageBreak/>
+        <w:t>Use Persistent Message Brokers</w:t>
+      </w:r>
+      <w:r>
+        <w:t>: Route data through tools like Apache Kafka, AWS SQS, or RabbitMQ. If a consumer pauses, the data safely sits on a physical disk on the broker until the consumer resumes. [</w:t>
+      </w:r>
+      <w:hyperlink r:id="rId151" w:history="1">
+        <w:r>
+          <w:rPr>
+            <w:rStyle w:val="Hyperlink"/>
+          </w:rPr>
+          <w:t>1</w:t>
+        </w:r>
+      </w:hyperlink>
+      <w:r>
+        <w:t xml:space="preserve">, </w:t>
+      </w:r>
+      <w:hyperlink r:id="rId152" w:history="1">
+        <w:r>
+          <w:rPr>
+            <w:rStyle w:val="Hyperlink"/>
+          </w:rPr>
+          <w:t>2</w:t>
+        </w:r>
+      </w:hyperlink>
+      <w:r>
+        <w:t xml:space="preserve">, </w:t>
+      </w:r>
+      <w:hyperlink r:id="rId153" w:history="1">
+        <w:r>
+          <w:rPr>
+            <w:rStyle w:val="Hyperlink"/>
+          </w:rPr>
+          <w:t>3</w:t>
+        </w:r>
+      </w:hyperlink>
+      <w:r>
+        <w:t xml:space="preserve">, </w:t>
+      </w:r>
+      <w:hyperlink r:id="rId154" w:history="1">
+        <w:r>
+          <w:rPr>
+            <w:rStyle w:val="Hyperlink"/>
+          </w:rPr>
+          <w:t>4</w:t>
+        </w:r>
+      </w:hyperlink>
+      <w:r>
+        <w:t>]</w:t>
+      </w:r>
+    </w:p>
+    <w:p>
+      <w:pPr>
+        <w:numPr>
+          <w:ilvl w:val="0"/>
+          <w:numId w:val="31"/>
+        </w:numPr>
+      </w:pPr>
+      <w:r>
+        <w:rPr>
+          <w:b/>
+          <w:bCs/>
+        </w:rPr>
+        <w:t>Implement Dead-Letter Queues (DLQ)</w:t>
+      </w:r>
+      <w:r>
+        <w:t xml:space="preserve">: If your backpressure strategy </w:t>
+      </w:r>
+      <w:r>
+        <w:rPr>
+          <w:i/>
+          <w:iCs/>
+        </w:rPr>
+        <w:t>must</w:t>
+      </w:r>
+      <w:r>
+        <w:t xml:space="preserve"> drop an item because a buffer is full, never delete it. Move it to a secondary "Dead-Letter" storage bucket so engineers can inspect and reprocess it later.</w:t>
+      </w:r>
+    </w:p>
+    <w:p>
+      <w:pPr>
+        <w:numPr>
+          <w:ilvl w:val="0"/>
+          <w:numId w:val="31"/>
+        </w:numPr>
+      </w:pPr>
+      <w:r>
+        <w:rPr>
+          <w:b/>
+          <w:bCs/>
+        </w:rPr>
+        <w:t>Acknowledge Only After Processing (ACKs)</w:t>
+      </w:r>
+      <w:r>
+        <w:t xml:space="preserve">: Never let a consumer tell the producer </w:t>
+      </w:r>
+      <w:r>
+        <w:rPr>
+          <w:i/>
+          <w:iCs/>
+        </w:rPr>
+        <w:t>"I received it"</w:t>
+      </w:r>
+      <w:r>
+        <w:t xml:space="preserve"> until the consumer has successfully processed it or saved it to a database. If the consumer crashes while paused, the producer will know to resend that exact data. [</w:t>
+      </w:r>
+      <w:hyperlink r:id="rId155" w:history="1">
+        <w:r>
+          <w:rPr>
+            <w:rStyle w:val="Hyperlink"/>
+          </w:rPr>
+          <w:t>1</w:t>
+        </w:r>
+      </w:hyperlink>
+      <w:r>
+        <w:t>]</w:t>
+      </w:r>
+    </w:p>
+    <w:p>
+      <w:r>
+        <w:pict w14:anchorId="70C12F87">
+          <v:rect id="_x0000_i1045" style="width:0;height:1.5pt" o:hralign="center" o:hrstd="t" o:hr="t" fillcolor="#a0a0a0" stroked="f"/>
+        </w:pict>
+      </w:r>
+    </w:p>
+    <w:p>
+      <w:r>
+        <w:t>To help look for vulnerabilities in your system:</w:t>
+      </w:r>
+    </w:p>
+    <w:p>
+      <w:pPr>
+        <w:numPr>
+          <w:ilvl w:val="0"/>
+          <w:numId w:val="32"/>
+        </w:numPr>
+      </w:pPr>
+      <w:r>
+        <w:t xml:space="preserve">Do you know if your data queues are stored </w:t>
+      </w:r>
+      <w:r>
+        <w:rPr>
+          <w:b/>
+          <w:bCs/>
+        </w:rPr>
+        <w:t>in-memory (RAM)</w:t>
+      </w:r>
+      <w:r>
+        <w:t xml:space="preserve"> or </w:t>
+      </w:r>
+      <w:r>
+        <w:rPr>
+          <w:b/>
+          <w:bCs/>
+        </w:rPr>
+        <w:t>persisted to a disk/database</w:t>
+      </w:r>
+      <w:r>
+        <w:t>?</w:t>
+      </w:r>
+    </w:p>
+    <w:p>
+      <w:pPr>
+        <w:numPr>
+          <w:ilvl w:val="0"/>
+          <w:numId w:val="32"/>
+        </w:numPr>
+      </w:pPr>
+      <w:r>
+        <w:t xml:space="preserve">What </w:t>
+      </w:r>
+      <w:r>
+        <w:rPr>
+          <w:b/>
+          <w:bCs/>
+        </w:rPr>
+        <w:t>type of data</w:t>
+      </w:r>
+      <w:r>
+        <w:t xml:space="preserve"> are you processing (e.g., user analytic events, financial records, image uploads)?</w:t>
+      </w:r>
+    </w:p>
+    <w:p>
+      <w:r>
+        <w:t>I can tell you which fallback architecture will give you a 100% guarantee against data loss.</w:t>
+      </w:r>
+    </w:p>
+    <w:p/>
+    <w:p>
+      <w:pPr>
+        <w:rPr>
+          <w:b/>
+          <w:bCs/>
+          <w:sz w:val="36"/>
+          <w:szCs w:val="36"/>
+        </w:rPr>
+      </w:pPr>
+      <w:r>
+        <w:rPr>
+          <w:b/>
+          <w:bCs/>
+          <w:sz w:val="36"/>
+          <w:szCs w:val="36"/>
+        </w:rPr>
+        <w:t>in which kind of application and task backpressure is used?</w:t>
+      </w:r>
+    </w:p>
+    <w:p>
+      <w:pPr>
+        <w:rPr>
+          <w:b/>
+          <w:bCs/>
+          <w:sz w:val="36"/>
+          <w:szCs w:val="36"/>
+        </w:rPr>
+      </w:pPr>
+      <w:r>
+        <w:rPr>
+          <w:b/>
+          <w:bCs/>
+          <w:sz w:val="36"/>
+          <w:szCs w:val="36"/>
+        </w:rPr>
+        <w:t xml:space="preserve"> (Backpressure_application and task where backpressure is used_real usecase - google -ss)</w:t>
+      </w:r>
+    </w:p>
+    <w:p>
+      <w:r>
+        <w:t xml:space="preserve">In software and system design, </w:t>
+      </w:r>
+      <w:r>
+        <w:rPr>
+          <w:b/>
+          <w:bCs/>
+        </w:rPr>
+        <w:t>backpressure</w:t>
+      </w:r>
+      <w:r>
+        <w:t xml:space="preserve"> is a flow-control mechanism used when a system receives data or tasks faster than it can process them. Instead of overloading the consumer and crashing, the consumer signals the producer to slow down or pause. [</w:t>
+      </w:r>
+      <w:hyperlink r:id="rId156" w:history="1">
+        <w:r>
+          <w:rPr>
+            <w:rStyle w:val="Hyperlink"/>
+          </w:rPr>
+          <w:t>1</w:t>
+        </w:r>
+      </w:hyperlink>
+      <w:r>
+        <w:t xml:space="preserve">, </w:t>
+      </w:r>
+      <w:hyperlink r:id="rId157" w:history="1">
+        <w:r>
+          <w:rPr>
+            <w:rStyle w:val="Hyperlink"/>
+          </w:rPr>
+          <w:t>2</w:t>
+        </w:r>
+      </w:hyperlink>
+      <w:r>
+        <w:t xml:space="preserve">, </w:t>
+      </w:r>
+      <w:hyperlink r:id="rId158" w:history="1">
+        <w:r>
+          <w:rPr>
+            <w:rStyle w:val="Hyperlink"/>
+          </w:rPr>
+          <w:t>3</w:t>
+        </w:r>
+      </w:hyperlink>
+      <w:r>
+        <w:t>]</w:t>
+      </w:r>
+    </w:p>
+    <w:p>
+      <w:pPr>
+        <w:rPr>
+          <w:b/>
+          <w:bCs/>
+        </w:rPr>
+      </w:pPr>
+      <w:r>
+        <w:rPr>
+          <w:b/>
+          <w:bCs/>
+        </w:rPr>
+        <w:t>Key Applications</w:t>
+      </w:r>
+    </w:p>
+    <w:p>
+      <w:pPr>
+        <w:numPr>
+          <w:ilvl w:val="0"/>
+          <w:numId w:val="33"/>
+        </w:numPr>
+      </w:pPr>
+      <w:r>
+        <w:rPr>
+          <w:b/>
+          <w:bCs/>
+        </w:rPr>
+        <w:t>Data Streaming Pipelines:</w:t>
+      </w:r>
+      <w:r>
+        <w:t xml:space="preserve"> Systems like Apache Kafka manage the rate at which producers send messages to topics so consumers are not overwhelmed. Apache Flink also uses backpressure to regulate data flow between stream operators. [</w:t>
+      </w:r>
+      <w:hyperlink r:id="rId159" w:history="1">
+        <w:r>
+          <w:rPr>
+            <w:rStyle w:val="Hyperlink"/>
+          </w:rPr>
+          <w:t>1</w:t>
+        </w:r>
+      </w:hyperlink>
+      <w:r>
+        <w:t>]</w:t>
+      </w:r>
+    </w:p>
+    <w:p>
+      <w:pPr>
+        <w:numPr>
+          <w:ilvl w:val="0"/>
+          <w:numId w:val="33"/>
+        </w:numPr>
+      </w:pPr>
+      <w:r>
+        <w:rPr>
+          <w:b/>
+          <w:bCs/>
+        </w:rPr>
+        <w:lastRenderedPageBreak/>
+        <w:t>Reactive Systems:</w:t>
+      </w:r>
+      <w:r>
+        <w:t xml:space="preserve"> Frameworks designed for asynchronous, non-blocking data streams—such as Akka Streams and Project Reactor—have built-in reactive backpressure to maintain system stability. [</w:t>
+      </w:r>
+      <w:hyperlink r:id="rId160" w:history="1">
+        <w:r>
+          <w:rPr>
+            <w:rStyle w:val="Hyperlink"/>
+          </w:rPr>
+          <w:t>1</w:t>
+        </w:r>
+      </w:hyperlink>
+      <w:r>
+        <w:t>]</w:t>
+      </w:r>
+    </w:p>
+    <w:p>
+      <w:pPr>
+        <w:numPr>
+          <w:ilvl w:val="0"/>
+          <w:numId w:val="33"/>
+        </w:numPr>
+      </w:pPr>
+      <w:r>
+        <w:rPr>
+          <w:b/>
+          <w:bCs/>
+        </w:rPr>
+        <w:t>Microservices &amp; APIs:</w:t>
+      </w:r>
+      <w:r>
+        <w:t xml:space="preserve"> Used during service-to-service communication. If a downstream service (like a payment processor) gets bogged down, it limits or pauses requests from upstream services to prevent cascading failures.</w:t>
+      </w:r>
+    </w:p>
+    <w:p>
+      <w:r>
+        <w:t>[</w:t>
+      </w:r>
+      <w:hyperlink r:id="rId161" w:history="1">
+        <w:r>
+          <w:rPr>
+            <w:rStyle w:val="Hyperlink"/>
+          </w:rPr>
+          <w:t>1</w:t>
+        </w:r>
+      </w:hyperlink>
+      <w:r>
+        <w:t xml:space="preserve">, </w:t>
+      </w:r>
+      <w:hyperlink r:id="rId162" w:history="1">
+        <w:r>
+          <w:rPr>
+            <w:rStyle w:val="Hyperlink"/>
+          </w:rPr>
+          <w:t>2</w:t>
+        </w:r>
+      </w:hyperlink>
+      <w:r>
+        <w:t xml:space="preserve">, </w:t>
+      </w:r>
+      <w:hyperlink r:id="rId163" w:history="1">
+        <w:r>
+          <w:rPr>
+            <w:rStyle w:val="Hyperlink"/>
+          </w:rPr>
+          <w:t>3</w:t>
+        </w:r>
+      </w:hyperlink>
+      <w:r>
+        <w:t>]</w:t>
+      </w:r>
+    </w:p>
+    <w:p>
+      <w:pPr>
+        <w:numPr>
+          <w:ilvl w:val="0"/>
+          <w:numId w:val="33"/>
+        </w:numPr>
+      </w:pPr>
+      <w:r>
+        <w:rPr>
+          <w:b/>
+          <w:bCs/>
+        </w:rPr>
+        <w:t>File &amp; Network I/O:</w:t>
+      </w:r>
+      <w:r>
+        <w:t xml:space="preserve"> Environments like </w:t>
+      </w:r>
+      <w:hyperlink r:id="rId164" w:tgtFrame="_blank" w:history="1">
+        <w:r>
+          <w:rPr>
+            <w:rStyle w:val="Hyperlink"/>
+          </w:rPr>
+          <w:t>Node.js</w:t>
+        </w:r>
+      </w:hyperlink>
+      <w:r>
+        <w:t xml:space="preserve"> use backpressure when reading files faster than they can be written to a disk or sent over a network. [</w:t>
+      </w:r>
+      <w:hyperlink r:id="rId165" w:history="1">
+        <w:r>
+          <w:rPr>
+            <w:rStyle w:val="Hyperlink"/>
+          </w:rPr>
+          <w:t>1</w:t>
+        </w:r>
+      </w:hyperlink>
+      <w:r>
+        <w:t xml:space="preserve">, </w:t>
+      </w:r>
+      <w:hyperlink r:id="rId166" w:history="1">
+        <w:r>
+          <w:rPr>
+            <w:rStyle w:val="Hyperlink"/>
+          </w:rPr>
+          <w:t>2</w:t>
+        </w:r>
+      </w:hyperlink>
+      <w:r>
+        <w:t>]</w:t>
+      </w:r>
+    </w:p>
+    <w:p>
+      <w:pPr>
+        <w:rPr>
+          <w:b/>
+          <w:bCs/>
+        </w:rPr>
+      </w:pPr>
+      <w:r>
+        <w:rPr>
+          <w:b/>
+          <w:bCs/>
+        </w:rPr>
+        <w:t>Primary Tasks</w:t>
+      </w:r>
+    </w:p>
+    <w:p>
+      <w:pPr>
+        <w:numPr>
+          <w:ilvl w:val="0"/>
+          <w:numId w:val="34"/>
+        </w:numPr>
+      </w:pPr>
+      <w:r>
+        <w:rPr>
+          <w:b/>
+          <w:bCs/>
+        </w:rPr>
+        <w:t>Producer-Consumer Rate Matching:</w:t>
+      </w:r>
+      <w:r>
+        <w:t xml:space="preserve"> Synchronizing processing speeds so work does not pile up in memory.</w:t>
+      </w:r>
+    </w:p>
+    <w:p>
+      <w:pPr>
+        <w:numPr>
+          <w:ilvl w:val="0"/>
+          <w:numId w:val="34"/>
+        </w:numPr>
+      </w:pPr>
+      <w:r>
+        <w:rPr>
+          <w:b/>
+          <w:bCs/>
+        </w:rPr>
+        <w:t>Resource Protection:</w:t>
+      </w:r>
+      <w:r>
+        <w:t xml:space="preserve"> Preventing runaway memory utilization and system crashes caused by unbounded message queues.</w:t>
+      </w:r>
+    </w:p>
+    <w:p>
+      <w:pPr>
+        <w:numPr>
+          <w:ilvl w:val="0"/>
+          <w:numId w:val="34"/>
+        </w:numPr>
+      </w:pPr>
+      <w:r>
+        <w:rPr>
+          <w:b/>
+          <w:bCs/>
+        </w:rPr>
+        <w:t>Load Shedding &amp; Throttling:</w:t>
+      </w:r>
+      <w:r>
+        <w:t xml:space="preserve"> Instructing a system to reject new requests, sample data, or throttle traffic during high-load spikes.</w:t>
+      </w:r>
+    </w:p>
+    <w:p>
+      <w:pPr>
+        <w:numPr>
+          <w:ilvl w:val="0"/>
+          <w:numId w:val="34"/>
+        </w:numPr>
+      </w:pPr>
+      <w:r>
+        <w:rPr>
+          <w:b/>
+          <w:bCs/>
+        </w:rPr>
+        <w:t>Graceful Degradation:</w:t>
+      </w:r>
+      <w:r>
+        <w:t xml:space="preserve"> Temporarily holding data in buffers or shifting to alternative processing routes instead of failing abruptly. [</w:t>
+      </w:r>
+      <w:hyperlink r:id="rId167" w:history="1">
+        <w:r>
+          <w:rPr>
+            <w:rStyle w:val="Hyperlink"/>
+          </w:rPr>
+          <w:t>1</w:t>
+        </w:r>
+      </w:hyperlink>
+      <w:r>
+        <w:t xml:space="preserve">, </w:t>
+      </w:r>
+      <w:hyperlink r:id="rId168" w:history="1">
+        <w:r>
+          <w:rPr>
+            <w:rStyle w:val="Hyperlink"/>
+          </w:rPr>
+          <w:t>2</w:t>
+        </w:r>
+      </w:hyperlink>
+      <w:r>
+        <w:t xml:space="preserve">, </w:t>
+      </w:r>
+      <w:hyperlink r:id="rId169" w:history="1">
+        <w:r>
+          <w:rPr>
+            <w:rStyle w:val="Hyperlink"/>
+          </w:rPr>
+          <w:t>3</w:t>
+        </w:r>
+      </w:hyperlink>
+      <w:r>
+        <w:t xml:space="preserve">, </w:t>
+      </w:r>
+      <w:hyperlink r:id="rId170" w:history="1">
+        <w:r>
+          <w:rPr>
+            <w:rStyle w:val="Hyperlink"/>
+          </w:rPr>
+          <w:t>4</w:t>
+        </w:r>
+      </w:hyperlink>
+      <w:r>
+        <w:t xml:space="preserve">, </w:t>
+      </w:r>
+      <w:hyperlink r:id="rId171" w:history="1">
+        <w:r>
+          <w:rPr>
+            <w:rStyle w:val="Hyperlink"/>
+          </w:rPr>
+          <w:t>5</w:t>
+        </w:r>
+      </w:hyperlink>
+      <w:r>
+        <w:t>]</w:t>
+      </w:r>
+    </w:p>
+    <w:p>
+      <w:r>
+        <w:t>If you have a specific system bottleneck you are trying to solve, let me know:</w:t>
+      </w:r>
+    </w:p>
+    <w:p>
+      <w:pPr>
+        <w:numPr>
+          <w:ilvl w:val="0"/>
+          <w:numId w:val="35"/>
+        </w:numPr>
+      </w:pPr>
+      <w:r>
+        <w:t xml:space="preserve">What </w:t>
+      </w:r>
+      <w:r>
+        <w:rPr>
+          <w:b/>
+          <w:bCs/>
+        </w:rPr>
+        <w:t>frameworks or languages</w:t>
+      </w:r>
+      <w:r>
+        <w:t xml:space="preserve"> you are using (e.g., Java, Node.js, Python)?</w:t>
+      </w:r>
+    </w:p>
+    <w:p>
+      <w:pPr>
+        <w:numPr>
+          <w:ilvl w:val="0"/>
+          <w:numId w:val="35"/>
+        </w:numPr>
+      </w:pPr>
+      <w:r>
+        <w:t xml:space="preserve">Is this a </w:t>
+      </w:r>
+      <w:r>
+        <w:rPr>
+          <w:b/>
+          <w:bCs/>
+        </w:rPr>
+        <w:t>data pipeline</w:t>
+      </w:r>
+      <w:r>
+        <w:t xml:space="preserve"> or a </w:t>
+      </w:r>
+      <w:r>
+        <w:rPr>
+          <w:b/>
+          <w:bCs/>
+        </w:rPr>
+        <w:t>client-facing web API</w:t>
+      </w:r>
+      <w:r>
+        <w:t>?</w:t>
+      </w:r>
+    </w:p>
+    <w:p>
+      <w:r>
+        <w:t>I can provide the exact strategies or libraries you should implement.</w:t>
+      </w:r>
+    </w:p>
+    <w:p>
+      <w:r>
+        <w:drawing>
+          <wp:inline distT="0" distB="0" distL="0" distR="0" wp14:anchorId="58B8959C" wp14:editId="119E1017">
+            <wp:extent cx="190500" cy="190500"/>
+            <wp:effectExtent l="0" t="0" r="0" b="0"/>
+            <wp:docPr id="1926934872" name="Picture 36"/>
+            <wp:cNvGraphicFramePr>
+              <a:graphicFrameLocks xmlns:a="http://schemas.openxmlformats.org/drawingml/2006/main" noChangeAspect="1"/>
+            </wp:cNvGraphicFramePr>
+            <a:graphic xmlns:a="http://schemas.openxmlformats.org/drawingml/2006/main">
+              <a:graphicData uri="http://schemas.openxmlformats.org/drawingml/2006/picture">
+                <pic:pic xmlns:pic="http://schemas.openxmlformats.org/drawingml/2006/picture">
+                  <pic:nvPicPr>
+                    <pic:cNvPr id="0" name="Picture 112"/>
+                    <pic:cNvPicPr>
+                      <a:picLocks noChangeAspect="1" noChangeArrowheads="1"/>
+                    </pic:cNvPicPr>
+                  </pic:nvPicPr>
+                  <pic:blipFill>
+                    <a:blip r:embed="rId172">
+                      <a:extLst>
+                        <a:ext uri="{28A0092B-C50C-407E-A947-70E740481C1C}">
+                          <a14:useLocalDpi xmlns:a14="http://schemas.microsoft.com/office/drawing/2010/main" val="0"/>
+                        </a:ext>
+                      </a:extLst>
+                    </a:blip>
+                    <a:srcRect/>
+                    <a:stretch>
+                      <a:fillRect/>
+                    </a:stretch>
+                  </pic:blipFill>
+                  <pic:spPr bwMode="auto">
+                    <a:xfrm>
+                      <a:off x="0" y="0"/>
+                      <a:ext cx="190500" cy="190500"/>
+                    </a:xfrm>
+                    <a:prstGeom prst="rect">
+                      <a:avLst/>
+                    </a:prstGeom>
+                    <a:noFill/>
+                    <a:ln>
+                      <a:noFill/>
+                    </a:ln>
+                  </pic:spPr>
+                </pic:pic>
+              </a:graphicData>
+            </a:graphic>
+          </wp:inline>
+        </w:drawing>
+      </w:r>
+      <w:r>
+        <w:drawing>
+          <wp:inline distT="0" distB="0" distL="0" distR="0" wp14:anchorId="3C505957" wp14:editId="16B8CE13">
+            <wp:extent cx="190500" cy="190500"/>
+            <wp:effectExtent l="0" t="0" r="0" b="0"/>
+            <wp:docPr id="6437441" name="Picture 35"/>
+            <wp:cNvGraphicFramePr>
+              <a:graphicFrameLocks xmlns:a="http://schemas.openxmlformats.org/drawingml/2006/main" noChangeAspect="1"/>
+            </wp:cNvGraphicFramePr>
+            <a:graphic xmlns:a="http://schemas.openxmlformats.org/drawingml/2006/main">
+              <a:graphicData uri="http://schemas.openxmlformats.org/drawingml/2006/picture">
+                <pic:pic xmlns:pic="http://schemas.openxmlformats.org/drawingml/2006/picture">
+                  <pic:nvPicPr>
+                    <pic:cNvPr id="0" name="Picture 113"/>
+                    <pic:cNvPicPr>
+                      <a:picLocks noChangeAspect="1" noChangeArrowheads="1"/>
+                    </pic:cNvPicPr>
+                  </pic:nvPicPr>
+                  <pic:blipFill>
+                    <a:blip r:embed="rId173">
+                      <a:extLst>
+                        <a:ext uri="{28A0092B-C50C-407E-A947-70E740481C1C}">
+                          <a14:useLocalDpi xmlns:a14="http://schemas.microsoft.com/office/drawing/2010/main" val="0"/>
+                        </a:ext>
+                      </a:extLst>
+                    </a:blip>
+                    <a:srcRect/>
+                    <a:stretch>
+                      <a:fillRect/>
+                    </a:stretch>
+                  </pic:blipFill>
+                  <pic:spPr bwMode="auto">
+                    <a:xfrm>
+                      <a:off x="0" y="0"/>
+                      <a:ext cx="190500" cy="190500"/>
+                    </a:xfrm>
+                    <a:prstGeom prst="rect">
+                      <a:avLst/>
+                    </a:prstGeom>
+                    <a:noFill/>
+                    <a:ln>
+                      <a:noFill/>
+                    </a:ln>
+                  </pic:spPr>
+                </pic:pic>
+              </a:graphicData>
+            </a:graphic>
+          </wp:inline>
+        </w:drawing>
+      </w:r>
+      <w:r>
+        <w:drawing>
+          <wp:inline distT="0" distB="0" distL="0" distR="0" wp14:anchorId="71802602" wp14:editId="72325DE7">
+            <wp:extent cx="190500" cy="190500"/>
+            <wp:effectExtent l="0" t="0" r="0" b="0"/>
+            <wp:docPr id="1564286335" name="Picture 34"/>
+            <wp:cNvGraphicFramePr>
+              <a:graphicFrameLocks xmlns:a="http://schemas.openxmlformats.org/drawingml/2006/main" noChangeAspect="1"/>
+            </wp:cNvGraphicFramePr>
+            <a:graphic xmlns:a="http://schemas.openxmlformats.org/drawingml/2006/main">
+              <a:graphicData uri="http://schemas.openxmlformats.org/drawingml/2006/picture">
+                <pic:pic xmlns:pic="http://schemas.openxmlformats.org/drawingml/2006/picture">
+                  <pic:nvPicPr>
+                    <pic:cNvPr id="0" name="Picture 114"/>
+                    <pic:cNvPicPr>
+                      <a:picLocks noChangeAspect="1" noChangeArrowheads="1"/>
+                    </pic:cNvPicPr>
+                  </pic:nvPicPr>
+                  <pic:blipFill>
+                    <a:blip r:embed="rId174">
+                      <a:extLst>
+                        <a:ext uri="{28A0092B-C50C-407E-A947-70E740481C1C}">
+                          <a14:useLocalDpi xmlns:a14="http://schemas.microsoft.com/office/drawing/2010/main" val="0"/>
+                        </a:ext>
+                      </a:extLst>
+                    </a:blip>
+                    <a:srcRect/>
+                    <a:stretch>
+                      <a:fillRect/>
+                    </a:stretch>
+                  </pic:blipFill>
+                  <pic:spPr bwMode="auto">
+                    <a:xfrm>
+                      <a:off x="0" y="0"/>
+                      <a:ext cx="190500" cy="190500"/>
+                    </a:xfrm>
+                    <a:prstGeom prst="rect">
+                      <a:avLst/>
+                    </a:prstGeom>
+                    <a:noFill/>
+                    <a:ln>
+                      <a:noFill/>
+                    </a:ln>
+                  </pic:spPr>
+                </pic:pic>
+              </a:graphicData>
+            </a:graphic>
+          </wp:inline>
+        </w:drawing>
+      </w:r>
+    </w:p>
+    <w:p>
+      <w:r>
+        <w:t>10 sites</w:t>
+      </w:r>
+    </w:p>
+    <w:p>
+      <w:pPr>
+        <w:numPr>
+          <w:ilvl w:val="0"/>
+          <w:numId w:val="36"/>
+        </w:numPr>
+      </w:pPr>
+      <w:r>
+        <w:t>Backpressure Explained</w:t>
+      </w:r>
+    </w:p>
+    <w:p>
+      <w:r>
+        <w:t>hello everyone my name is Aaron Standard i'm the founder. and CEO of Pedbridge. and today I'm going to talk about an important arc...</w:t>
+      </w:r>
+    </w:p>
+    <w:p>
+      <w:r>
+        <w:lastRenderedPageBreak/>
+        <w:drawing>
+          <wp:inline distT="0" distB="0" distL="0" distR="0" wp14:anchorId="5C3F1EE6" wp14:editId="7B0D637F">
+            <wp:extent cx="1341120" cy="746760"/>
+            <wp:effectExtent l="0" t="0" r="0" b="0"/>
+            <wp:docPr id="1605429373" name="Picture 33" descr="Related video thumbnail"/>
+            <wp:cNvGraphicFramePr>
+              <a:graphicFrameLocks xmlns:a="http://schemas.openxmlformats.org/drawingml/2006/main" noChangeAspect="1"/>
+            </wp:cNvGraphicFramePr>
+            <a:graphic xmlns:a="http://schemas.openxmlformats.org/drawingml/2006/main">
+              <a:graphicData uri="http://schemas.openxmlformats.org/drawingml/2006/picture">
+                <pic:pic xmlns:pic="http://schemas.openxmlformats.org/drawingml/2006/picture">
+                  <pic:nvPicPr>
+                    <pic:cNvPr id="0" name="Picture 115" descr="Related video thumbnail"/>
+                    <pic:cNvPicPr>
+                      <a:picLocks noChangeAspect="1" noChangeArrowheads="1"/>
+                    </pic:cNvPicPr>
+                  </pic:nvPicPr>
+                  <pic:blipFill>
+                    <a:blip r:embed="rId175">
+                      <a:extLst>
+                        <a:ext uri="{28A0092B-C50C-407E-A947-70E740481C1C}">
+                          <a14:useLocalDpi xmlns:a14="http://schemas.microsoft.com/office/drawing/2010/main" val="0"/>
+                        </a:ext>
+                      </a:extLst>
+                    </a:blip>
+                    <a:srcRect/>
+                    <a:stretch>
+                      <a:fillRect/>
+                    </a:stretch>
+                  </pic:blipFill>
+                  <pic:spPr bwMode="auto">
+                    <a:xfrm>
+                      <a:off x="0" y="0"/>
+                      <a:ext cx="1341120" cy="746760"/>
+                    </a:xfrm>
+                    <a:prstGeom prst="rect">
+                      <a:avLst/>
+                    </a:prstGeom>
+                    <a:noFill/>
+                    <a:ln>
+                      <a:noFill/>
+                    </a:ln>
+                  </pic:spPr>
+                </pic:pic>
+              </a:graphicData>
+            </a:graphic>
+          </wp:inline>
+        </w:drawing>
+      </w:r>
+    </w:p>
+    <w:p>
+      <w:r>
+        <w:t>19:33</w:t>
+      </w:r>
+    </w:p>
+    <w:p>
+      <w:r>
+        <w:drawing>
+          <wp:inline distT="0" distB="0" distL="0" distR="0" wp14:anchorId="7C914746" wp14:editId="43A915E6">
+            <wp:extent cx="152400" cy="152400"/>
+            <wp:effectExtent l="0" t="0" r="0" b="0"/>
+            <wp:docPr id="1757611662" name="Picture 32"/>
+            <wp:cNvGraphicFramePr>
+              <a:graphicFrameLocks xmlns:a="http://schemas.openxmlformats.org/drawingml/2006/main" noChangeAspect="1"/>
+            </wp:cNvGraphicFramePr>
+            <a:graphic xmlns:a="http://schemas.openxmlformats.org/drawingml/2006/main">
+              <a:graphicData uri="http://schemas.openxmlformats.org/drawingml/2006/picture">
+                <pic:pic xmlns:pic="http://schemas.openxmlformats.org/drawingml/2006/picture">
+                  <pic:nvPicPr>
+                    <pic:cNvPr id="0" name="Picture 116"/>
+                    <pic:cNvPicPr>
+                      <a:picLocks noChangeAspect="1" noChangeArrowheads="1"/>
+                    </pic:cNvPicPr>
+                  </pic:nvPicPr>
+                  <pic:blipFill>
+                    <a:blip r:embed="rId176">
+                      <a:extLst>
+                        <a:ext uri="{28A0092B-C50C-407E-A947-70E740481C1C}">
+                          <a14:useLocalDpi xmlns:a14="http://schemas.microsoft.com/office/drawing/2010/main" val="0"/>
+                        </a:ext>
+                      </a:extLst>
+                    </a:blip>
+                    <a:srcRect/>
+                    <a:stretch>
+                      <a:fillRect/>
+                    </a:stretch>
+                  </pic:blipFill>
+                  <pic:spPr bwMode="auto">
+                    <a:xfrm>
+                      <a:off x="0" y="0"/>
+                      <a:ext cx="152400" cy="152400"/>
+                    </a:xfrm>
+                    <a:prstGeom prst="rect">
+                      <a:avLst/>
+                    </a:prstGeom>
+                    <a:noFill/>
+                    <a:ln>
+                      <a:noFill/>
+                    </a:ln>
+                  </pic:spPr>
+                </pic:pic>
+              </a:graphicData>
+            </a:graphic>
+          </wp:inline>
+        </w:drawing>
+      </w:r>
+    </w:p>
+    <w:p>
+      <w:r>
+        <w:t>YouTube·Petabridge</w:t>
+      </w:r>
+    </w:p>
+    <w:p>
+      <w:pPr>
+        <w:numPr>
+          <w:ilvl w:val="0"/>
+          <w:numId w:val="36"/>
+        </w:numPr>
+      </w:pPr>
+      <w:r>
+        <w:t>Handling Backpressure in Software Systems - DEV Community</w:t>
+      </w:r>
+    </w:p>
+    <w:p>
+      <w:r>
+        <w:t>Ever had a system crash because itcouldn't keep up with the incoming data? That's backpressure at work—or rather, a lack of handli...</w:t>
+      </w:r>
+    </w:p>
+    <w:p>
+      <w:r>
+        <w:drawing>
+          <wp:inline distT="0" distB="0" distL="0" distR="0" wp14:anchorId="6C6853F2" wp14:editId="3EDC76CA">
+            <wp:extent cx="784860" cy="784860"/>
+            <wp:effectExtent l="0" t="0" r="0" b="0"/>
+            <wp:docPr id="771555543" name="Picture 31"/>
+            <wp:cNvGraphicFramePr>
+              <a:graphicFrameLocks xmlns:a="http://schemas.openxmlformats.org/drawingml/2006/main" noChangeAspect="1"/>
+            </wp:cNvGraphicFramePr>
+            <a:graphic xmlns:a="http://schemas.openxmlformats.org/drawingml/2006/main">
+              <a:graphicData uri="http://schemas.openxmlformats.org/drawingml/2006/picture">
+                <pic:pic xmlns:pic="http://schemas.openxmlformats.org/drawingml/2006/picture">
+                  <pic:nvPicPr>
+                    <pic:cNvPr id="0" name="Picture 117"/>
+                    <pic:cNvPicPr>
+                      <a:picLocks noChangeAspect="1" noChangeArrowheads="1"/>
+                    </pic:cNvPicPr>
+                  </pic:nvPicPr>
+                  <pic:blipFill>
+                    <a:blip r:embed="rId177">
+                      <a:extLst>
+                        <a:ext uri="{28A0092B-C50C-407E-A947-70E740481C1C}">
+                          <a14:useLocalDpi xmlns:a14="http://schemas.microsoft.com/office/drawing/2010/main" val="0"/>
+                        </a:ext>
+                      </a:extLst>
+                    </a:blip>
+                    <a:srcRect/>
+                    <a:stretch>
+                      <a:fillRect/>
+                    </a:stretch>
+                  </pic:blipFill>
+                  <pic:spPr bwMode="auto">
+                    <a:xfrm>
+                      <a:off x="0" y="0"/>
+                      <a:ext cx="784860" cy="784860"/>
+                    </a:xfrm>
+                    <a:prstGeom prst="rect">
+                      <a:avLst/>
+                    </a:prstGeom>
+                    <a:noFill/>
+                    <a:ln>
+                      <a:noFill/>
+                    </a:ln>
+                  </pic:spPr>
+                </pic:pic>
+              </a:graphicData>
+            </a:graphic>
+          </wp:inline>
+        </w:drawing>
+      </w:r>
+    </w:p>
+    <w:p>
+      <w:r>
+        <w:drawing>
+          <wp:inline distT="0" distB="0" distL="0" distR="0" wp14:anchorId="79694D24" wp14:editId="5F2EC9BB">
+            <wp:extent cx="152400" cy="152400"/>
+            <wp:effectExtent l="0" t="0" r="0" b="0"/>
+            <wp:docPr id="1499107007" name="Picture 30"/>
+            <wp:cNvGraphicFramePr>
+              <a:graphicFrameLocks xmlns:a="http://schemas.openxmlformats.org/drawingml/2006/main" noChangeAspect="1"/>
+            </wp:cNvGraphicFramePr>
+            <a:graphic xmlns:a="http://schemas.openxmlformats.org/drawingml/2006/main">
+              <a:graphicData uri="http://schemas.openxmlformats.org/drawingml/2006/picture">
+                <pic:pic xmlns:pic="http://schemas.openxmlformats.org/drawingml/2006/picture">
+                  <pic:nvPicPr>
+                    <pic:cNvPr id="0" name="Picture 118"/>
+                    <pic:cNvPicPr>
+                      <a:picLocks noChangeAspect="1" noChangeArrowheads="1"/>
+                    </pic:cNvPicPr>
+                  </pic:nvPicPr>
+                  <pic:blipFill>
+                    <a:blip r:embed="rId178">
+                      <a:extLst>
+                        <a:ext uri="{28A0092B-C50C-407E-A947-70E740481C1C}">
+                          <a14:useLocalDpi xmlns:a14="http://schemas.microsoft.com/office/drawing/2010/main" val="0"/>
+                        </a:ext>
+                      </a:extLst>
+                    </a:blip>
+                    <a:srcRect/>
+                    <a:stretch>
+                      <a:fillRect/>
+                    </a:stretch>
+                  </pic:blipFill>
+                  <pic:spPr bwMode="auto">
+                    <a:xfrm>
+                      <a:off x="0" y="0"/>
+                      <a:ext cx="152400" cy="152400"/>
+                    </a:xfrm>
+                    <a:prstGeom prst="rect">
+                      <a:avLst/>
+                    </a:prstGeom>
+                    <a:noFill/>
+                    <a:ln>
+                      <a:noFill/>
+                    </a:ln>
+                  </pic:spPr>
+                </pic:pic>
+              </a:graphicData>
+            </a:graphic>
+          </wp:inline>
+        </w:drawing>
+      </w:r>
+    </w:p>
+    <w:p>
+      <w:r>
+        <w:t>DEV Community</w:t>
+      </w:r>
+    </w:p>
+    <w:p>
+      <w:pPr>
+        <w:numPr>
+          <w:ilvl w:val="0"/>
+          <w:numId w:val="36"/>
+        </w:numPr>
+      </w:pPr>
+      <w:r>
+        <w:t>What is Backpressure? Prevent System Crashes Easily</w:t>
+      </w:r>
+    </w:p>
+    <w:p>
+      <w:r>
+        <w:t>imagine a data processing pipeline where a producer generates data and a consumer processes it initially everything works smoothly...</w:t>
+      </w:r>
+    </w:p>
+    <w:p>
+      <w:r>
+        <w:drawing>
+          <wp:inline distT="0" distB="0" distL="0" distR="0" wp14:anchorId="57C16360" wp14:editId="6A6CD180">
+            <wp:extent cx="1341120" cy="746760"/>
+            <wp:effectExtent l="0" t="0" r="0" b="0"/>
+            <wp:docPr id="148698578" name="Picture 29" descr="Related video thumbnail"/>
+            <wp:cNvGraphicFramePr>
+              <a:graphicFrameLocks xmlns:a="http://schemas.openxmlformats.org/drawingml/2006/main" noChangeAspect="1"/>
+            </wp:cNvGraphicFramePr>
+            <a:graphic xmlns:a="http://schemas.openxmlformats.org/drawingml/2006/main">
+              <a:graphicData uri="http://schemas.openxmlformats.org/drawingml/2006/picture">
+                <pic:pic xmlns:pic="http://schemas.openxmlformats.org/drawingml/2006/picture">
+                  <pic:nvPicPr>
+                    <pic:cNvPr id="0" name="Picture 119" descr="Related video thumbnail"/>
+                    <pic:cNvPicPr>
+                      <a:picLocks noChangeAspect="1" noChangeArrowheads="1"/>
+                    </pic:cNvPicPr>
+                  </pic:nvPicPr>
+                  <pic:blipFill>
+                    <a:blip r:embed="rId179">
+                      <a:extLst>
+                        <a:ext uri="{28A0092B-C50C-407E-A947-70E740481C1C}">
+                          <a14:useLocalDpi xmlns:a14="http://schemas.microsoft.com/office/drawing/2010/main" val="0"/>
+                        </a:ext>
+                      </a:extLst>
+                    </a:blip>
+                    <a:srcRect/>
+                    <a:stretch>
+                      <a:fillRect/>
+                    </a:stretch>
+                  </pic:blipFill>
+                  <pic:spPr bwMode="auto">
+                    <a:xfrm>
+                      <a:off x="0" y="0"/>
+                      <a:ext cx="1341120" cy="746760"/>
+                    </a:xfrm>
+                    <a:prstGeom prst="rect">
+                      <a:avLst/>
+                    </a:prstGeom>
+                    <a:noFill/>
+                    <a:ln>
+                      <a:noFill/>
+                    </a:ln>
+                  </pic:spPr>
+                </pic:pic>
+              </a:graphicData>
+            </a:graphic>
+          </wp:inline>
+        </w:drawing>
+      </w:r>
+    </w:p>
+    <w:p>
+      <w:r>
+        <w:t>1:40</w:t>
+      </w:r>
+    </w:p>
+    <w:p>
+      <w:r>
+        <w:drawing>
+          <wp:inline distT="0" distB="0" distL="0" distR="0" wp14:anchorId="310E391C" wp14:editId="7EC5E3E0">
+            <wp:extent cx="152400" cy="152400"/>
+            <wp:effectExtent l="0" t="0" r="0" b="0"/>
+            <wp:docPr id="151542101" name="Picture 28"/>
+            <wp:cNvGraphicFramePr>
+              <a:graphicFrameLocks xmlns:a="http://schemas.openxmlformats.org/drawingml/2006/main" noChangeAspect="1"/>
+            </wp:cNvGraphicFramePr>
+            <a:graphic xmlns:a="http://schemas.openxmlformats.org/drawingml/2006/main">
+              <a:graphicData uri="http://schemas.openxmlformats.org/drawingml/2006/picture">
+                <pic:pic xmlns:pic="http://schemas.openxmlformats.org/drawingml/2006/picture">
+                  <pic:nvPicPr>
+                    <pic:cNvPr id="0" name="Picture 120"/>
+                    <pic:cNvPicPr>
+                      <a:picLocks noChangeAspect="1" noChangeArrowheads="1"/>
+                    </pic:cNvPicPr>
+                  </pic:nvPicPr>
+                  <pic:blipFill>
+                    <a:blip r:embed="rId176">
+                      <a:extLst>
+                        <a:ext uri="{28A0092B-C50C-407E-A947-70E740481C1C}">
+                          <a14:useLocalDpi xmlns:a14="http://schemas.microsoft.com/office/drawing/2010/main" val="0"/>
+                        </a:ext>
+                      </a:extLst>
+                    </a:blip>
+                    <a:srcRect/>
+                    <a:stretch>
+                      <a:fillRect/>
+                    </a:stretch>
+                  </pic:blipFill>
+                  <pic:spPr bwMode="auto">
+                    <a:xfrm>
+                      <a:off x="0" y="0"/>
+                      <a:ext cx="152400" cy="152400"/>
+                    </a:xfrm>
+                    <a:prstGeom prst="rect">
+                      <a:avLst/>
+                    </a:prstGeom>
+                    <a:noFill/>
+                    <a:ln>
+                      <a:noFill/>
+                    </a:ln>
+                  </pic:spPr>
+                </pic:pic>
+              </a:graphicData>
+            </a:graphic>
+          </wp:inline>
+        </w:drawing>
+      </w:r>
+    </w:p>
+    <w:p>
+      <w:r>
+        <w:t xml:space="preserve">YouTube·SystemDR - Scalable System Design </w:t>
+      </w:r>
+    </w:p>
+    <w:p>
+      <w:r>
+        <w:t>Show all</w:t>
+      </w:r>
+    </w:p>
+    <w:p>
+      <w:r>
+        <w:t>You said: What frameworks or languages you are using (e.g., Java, Node.js, Python)? nodejs</w:t>
+      </w:r>
+    </w:p>
+    <w:p>
+      <w:r>
+        <w:t xml:space="preserve">In </w:t>
+      </w:r>
+      <w:r>
+        <w:rPr>
+          <w:b/>
+          <w:bCs/>
+        </w:rPr>
+        <w:t>Node.js</w:t>
+      </w:r>
+      <w:r>
+        <w:t xml:space="preserve">, backpressure is most commonly used when working with </w:t>
+      </w:r>
+      <w:r>
+        <w:rPr>
+          <w:b/>
+          <w:bCs/>
+        </w:rPr>
+        <w:t>Streams</w:t>
+      </w:r>
+      <w:r>
+        <w:t>—especially when reading data from a fast source and writing it to a slower destination. [</w:t>
+      </w:r>
+      <w:hyperlink r:id="rId180" w:history="1">
+        <w:r>
+          <w:rPr>
+            <w:rStyle w:val="Hyperlink"/>
+          </w:rPr>
+          <w:t>1</w:t>
+        </w:r>
+      </w:hyperlink>
+      <w:r>
+        <w:t xml:space="preserve">, </w:t>
+      </w:r>
+      <w:hyperlink r:id="rId181" w:history="1">
+        <w:r>
+          <w:rPr>
+            <w:rStyle w:val="Hyperlink"/>
+          </w:rPr>
+          <w:t>2</w:t>
+        </w:r>
+      </w:hyperlink>
+      <w:r>
+        <w:t>]</w:t>
+      </w:r>
+    </w:p>
+    <w:p>
+      <w:r>
+        <w:lastRenderedPageBreak/>
+        <w:t>Here is how and where backpressure is applied in Node.js applications and tasks.</w:t>
+      </w:r>
+    </w:p>
+    <w:p>
+      <w:pPr>
+        <w:rPr>
+          <w:b/>
+          <w:bCs/>
+        </w:rPr>
+      </w:pPr>
+      <w:r>
+        <w:rPr>
+          <w:b/>
+          <w:bCs/>
+        </w:rPr>
+        <w:t>Key Node.js Applications</w:t>
+      </w:r>
+    </w:p>
+    <w:p>
+      <w:pPr>
+        <w:numPr>
+          <w:ilvl w:val="0"/>
+          <w:numId w:val="37"/>
+        </w:numPr>
+      </w:pPr>
+      <w:r>
+        <w:rPr>
+          <w:b/>
+          <w:bCs/>
+        </w:rPr>
+        <w:t>File Upload &amp; Processing Servers:</w:t>
+      </w:r>
+      <w:r>
+        <w:t xml:space="preserve"> Reading large video or log files from an incoming HTTP request and writing them to disk or a cloud bucket without running out of RAM. [</w:t>
+      </w:r>
+      <w:hyperlink r:id="rId182" w:history="1">
+        <w:r>
+          <w:rPr>
+            <w:rStyle w:val="Hyperlink"/>
+          </w:rPr>
+          <w:t>1</w:t>
+        </w:r>
+      </w:hyperlink>
+      <w:r>
+        <w:t xml:space="preserve">, </w:t>
+      </w:r>
+      <w:hyperlink r:id="rId183" w:history="1">
+        <w:r>
+          <w:rPr>
+            <w:rStyle w:val="Hyperlink"/>
+          </w:rPr>
+          <w:t>2</w:t>
+        </w:r>
+      </w:hyperlink>
+      <w:r>
+        <w:t>]</w:t>
+      </w:r>
+    </w:p>
+    <w:p>
+      <w:pPr>
+        <w:numPr>
+          <w:ilvl w:val="0"/>
+          <w:numId w:val="37"/>
+        </w:numPr>
+      </w:pPr>
+      <w:r>
+        <w:rPr>
+          <w:b/>
+          <w:bCs/>
+        </w:rPr>
+        <w:t>Database Migration &amp; ETL Scripts:</w:t>
+      </w:r>
+      <w:r>
+        <w:t xml:space="preserve"> Querying millions of rows from a database (like MongoDB or PostgreSQL) and piping them into an external API or file format.</w:t>
+      </w:r>
+    </w:p>
+    <w:p>
+      <w:pPr>
+        <w:numPr>
+          <w:ilvl w:val="0"/>
+          <w:numId w:val="37"/>
+        </w:numPr>
+      </w:pPr>
+      <w:r>
+        <w:rPr>
+          <w:b/>
+          <w:bCs/>
+        </w:rPr>
+        <w:t>Real-time WebSockets:</w:t>
+      </w:r>
+      <w:r>
+        <w:t xml:space="preserve"> Managing data flow from a high-frequency sensor or chat application so the server does not overload the connected clients. [</w:t>
+      </w:r>
+      <w:hyperlink r:id="rId184" w:history="1">
+        <w:r>
+          <w:rPr>
+            <w:rStyle w:val="Hyperlink"/>
+          </w:rPr>
+          <w:t>1</w:t>
+        </w:r>
+      </w:hyperlink>
+      <w:r>
+        <w:t xml:space="preserve">, </w:t>
+      </w:r>
+      <w:hyperlink r:id="rId185" w:history="1">
+        <w:r>
+          <w:rPr>
+            <w:rStyle w:val="Hyperlink"/>
+          </w:rPr>
+          <w:t>2</w:t>
+        </w:r>
+      </w:hyperlink>
+      <w:r>
+        <w:t>]</w:t>
+      </w:r>
+    </w:p>
+    <w:p>
+      <w:pPr>
+        <w:rPr>
+          <w:b/>
+          <w:bCs/>
+        </w:rPr>
+      </w:pPr>
+      <w:r>
+        <w:rPr>
+          <w:b/>
+          <w:bCs/>
+        </w:rPr>
+        <w:t>Common Tasks &amp; Implementation Mechanisms</w:t>
+      </w:r>
+    </w:p>
+    <w:p>
+      <w:pPr>
+        <w:numPr>
+          <w:ilvl w:val="0"/>
+          <w:numId w:val="38"/>
+        </w:numPr>
+      </w:pPr>
+      <w:r>
+        <w:rPr>
+          <w:b/>
+          <w:bCs/>
+        </w:rPr>
+        <w:t>Piping Streams Safely:</w:t>
+      </w:r>
+      <w:r>
+        <w:t xml:space="preserve"> Using the src.pipe(dst) method automatically handles backpressure under the hood, pausing the readable stream when the writable buffer is full. [</w:t>
+      </w:r>
+      <w:hyperlink r:id="rId186" w:history="1">
+        <w:r>
+          <w:rPr>
+            <w:rStyle w:val="Hyperlink"/>
+          </w:rPr>
+          <w:t>1</w:t>
+        </w:r>
+      </w:hyperlink>
+      <w:r>
+        <w:t xml:space="preserve">, </w:t>
+      </w:r>
+      <w:hyperlink r:id="rId187" w:history="1">
+        <w:r>
+          <w:rPr>
+            <w:rStyle w:val="Hyperlink"/>
+          </w:rPr>
+          <w:t>2</w:t>
+        </w:r>
+      </w:hyperlink>
+      <w:r>
+        <w:t>]</w:t>
+      </w:r>
+    </w:p>
+    <w:p>
+      <w:pPr>
+        <w:numPr>
+          <w:ilvl w:val="0"/>
+          <w:numId w:val="38"/>
+        </w:numPr>
+      </w:pPr>
+      <w:r>
+        <w:rPr>
+          <w:b/>
+          <w:bCs/>
+        </w:rPr>
+        <w:t>Handling High-Volume HTTP Responses:</w:t>
+      </w:r>
+      <w:r>
+        <w:t xml:space="preserve"> Streaming massive JSON arrays or CSV lines directly to an HTTP response (res.write()) instead of buffering the entire payload in memory. [</w:t>
+      </w:r>
+      <w:hyperlink r:id="rId188" w:history="1">
+        <w:r>
+          <w:rPr>
+            <w:rStyle w:val="Hyperlink"/>
+          </w:rPr>
+          <w:t>1</w:t>
+        </w:r>
+      </w:hyperlink>
+      <w:r>
+        <w:t xml:space="preserve">, </w:t>
+      </w:r>
+      <w:hyperlink r:id="rId189" w:history="1">
+        <w:r>
+          <w:rPr>
+            <w:rStyle w:val="Hyperlink"/>
+          </w:rPr>
+          <w:t>2</w:t>
+        </w:r>
+      </w:hyperlink>
+      <w:r>
+        <w:t>]</w:t>
+      </w:r>
+    </w:p>
+    <w:p>
+      <w:pPr>
+        <w:numPr>
+          <w:ilvl w:val="0"/>
+          <w:numId w:val="38"/>
+        </w:numPr>
+      </w:pPr>
+      <w:r>
+        <w:rPr>
+          <w:b/>
+          <w:bCs/>
+        </w:rPr>
+        <w:t>Managing Stream Buffers manually:</w:t>
+      </w:r>
+      <w:r>
+        <w:t xml:space="preserve"> Using the .write() method of a writable stream. If it returns false, the internal buffer is full (it hit the highWaterMark). The task must pause writing and wait for the 'drain' event before resuming. [</w:t>
+      </w:r>
+      <w:hyperlink r:id="rId190" w:history="1">
+        <w:r>
+          <w:rPr>
+            <w:rStyle w:val="Hyperlink"/>
+          </w:rPr>
+          <w:t>1</w:t>
+        </w:r>
+      </w:hyperlink>
+      <w:r>
+        <w:t xml:space="preserve">, </w:t>
+      </w:r>
+      <w:hyperlink r:id="rId191" w:history="1">
+        <w:r>
+          <w:rPr>
+            <w:rStyle w:val="Hyperlink"/>
+          </w:rPr>
+          <w:t>2</w:t>
+        </w:r>
+      </w:hyperlink>
+      <w:r>
+        <w:t xml:space="preserve">, </w:t>
+      </w:r>
+      <w:hyperlink r:id="rId192" w:history="1">
+        <w:r>
+          <w:rPr>
+            <w:rStyle w:val="Hyperlink"/>
+          </w:rPr>
+          <w:t>3</w:t>
+        </w:r>
+      </w:hyperlink>
+      <w:r>
+        <w:t xml:space="preserve">, </w:t>
+      </w:r>
+      <w:hyperlink r:id="rId193" w:history="1">
+        <w:r>
+          <w:rPr>
+            <w:rStyle w:val="Hyperlink"/>
+          </w:rPr>
+          <w:t>4</w:t>
+        </w:r>
+      </w:hyperlink>
+      <w:r>
+        <w:t xml:space="preserve">, </w:t>
+      </w:r>
+      <w:hyperlink r:id="rId194" w:history="1">
+        <w:r>
+          <w:rPr>
+            <w:rStyle w:val="Hyperlink"/>
+          </w:rPr>
+          <w:t>5</w:t>
+        </w:r>
+      </w:hyperlink>
+      <w:r>
+        <w:t>]</w:t>
+      </w:r>
+    </w:p>
+    <w:p>
+      <w:r>
+        <w:t>To help tailor this to your current Node.js project, let me know:</w:t>
+      </w:r>
+    </w:p>
+    <w:p>
+      <w:pPr>
+        <w:numPr>
+          <w:ilvl w:val="0"/>
+          <w:numId w:val="39"/>
+        </w:numPr>
+      </w:pPr>
+      <w:r>
+        <w:t xml:space="preserve">What </w:t>
+      </w:r>
+      <w:r>
+        <w:rPr>
+          <w:b/>
+          <w:bCs/>
+        </w:rPr>
+        <w:t>specific task</w:t>
+      </w:r>
+      <w:r>
+        <w:t xml:space="preserve"> are you building? (e.g., file processing, API proxy, database export)</w:t>
+      </w:r>
+    </w:p>
+    <w:p>
+      <w:pPr>
+        <w:numPr>
+          <w:ilvl w:val="0"/>
+          <w:numId w:val="39"/>
+        </w:numPr>
+      </w:pPr>
+      <w:r>
+        <w:t xml:space="preserve">Are you facing </w:t>
+      </w:r>
+      <w:r>
+        <w:rPr>
+          <w:b/>
+          <w:bCs/>
+        </w:rPr>
+        <w:t>high memory usage</w:t>
+      </w:r>
+      <w:r>
+        <w:t xml:space="preserve"> or </w:t>
+      </w:r>
+      <w:r>
+        <w:rPr>
+          <w:b/>
+          <w:bCs/>
+        </w:rPr>
+        <w:t>crashes</w:t>
+      </w:r>
+      <w:r>
+        <w:t xml:space="preserve"> right now?</w:t>
+      </w:r>
+    </w:p>
+    <w:p>
+      <w:r>
+        <w:t>I can provide a concrete code example showing how to implement backpressure for your scenario.</w:t>
+      </w:r>
+    </w:p>
+    <w:p>
+      <w:r>
+        <w:drawing>
+          <wp:inline distT="0" distB="0" distL="0" distR="0" wp14:anchorId="09B1BBD8" wp14:editId="4671B656">
+            <wp:extent cx="1219200" cy="1219200"/>
+            <wp:effectExtent l="0" t="0" r="0" b="0"/>
+            <wp:docPr id="1706754241" name="Picture 27"/>
+            <wp:cNvGraphicFramePr>
+              <a:graphicFrameLocks xmlns:a="http://schemas.openxmlformats.org/drawingml/2006/main" noChangeAspect="1"/>
+            </wp:cNvGraphicFramePr>
+            <a:graphic xmlns:a="http://schemas.openxmlformats.org/drawingml/2006/main">
+              <a:graphicData uri="http://schemas.openxmlformats.org/drawingml/2006/picture">
+                <pic:pic xmlns:pic="http://schemas.openxmlformats.org/drawingml/2006/picture">
+                  <pic:nvPicPr>
+                    <pic:cNvPr id="0" name="Picture 121"/>
+                    <pic:cNvPicPr>
+                      <a:picLocks noChangeAspect="1" noChangeArrowheads="1"/>
+                    </pic:cNvPicPr>
+                  </pic:nvPicPr>
+                  <pic:blipFill>
+                    <a:blip r:embed="rId57">
+                      <a:extLst>
+                        <a:ext uri="{28A0092B-C50C-407E-A947-70E740481C1C}">
+                          <a14:useLocalDpi xmlns:a14="http://schemas.microsoft.com/office/drawing/2010/main" val="0"/>
+                        </a:ext>
+                      </a:extLst>
+                    </a:blip>
+                    <a:srcRect/>
+                    <a:stretch>
+                      <a:fillRect/>
+                    </a:stretch>
+                  </pic:blipFill>
+                  <pic:spPr bwMode="auto">
+                    <a:xfrm>
+                      <a:off x="0" y="0"/>
+                      <a:ext cx="1219200" cy="1219200"/>
+                    </a:xfrm>
+                    <a:prstGeom prst="rect">
+                      <a:avLst/>
+                    </a:prstGeom>
+                    <a:noFill/>
+                    <a:ln>
+                      <a:noFill/>
+                    </a:ln>
+                  </pic:spPr>
+                </pic:pic>
+              </a:graphicData>
+            </a:graphic>
+          </wp:inline>
+        </w:drawing>
+      </w:r>
+      <w:r>
+        <w:drawing>
+          <wp:inline distT="0" distB="0" distL="0" distR="0" wp14:anchorId="02800AB0" wp14:editId="38B5B76A">
+            <wp:extent cx="1219200" cy="1211580"/>
+            <wp:effectExtent l="0" t="0" r="0" b="7620"/>
+            <wp:docPr id="1695755504" name="Picture 26"/>
+            <wp:cNvGraphicFramePr>
+              <a:graphicFrameLocks xmlns:a="http://schemas.openxmlformats.org/drawingml/2006/main" noChangeAspect="1"/>
+            </wp:cNvGraphicFramePr>
+            <a:graphic xmlns:a="http://schemas.openxmlformats.org/drawingml/2006/main">
+              <a:graphicData uri="http://schemas.openxmlformats.org/drawingml/2006/picture">
+                <pic:pic xmlns:pic="http://schemas.openxmlformats.org/drawingml/2006/picture">
+                  <pic:nvPicPr>
+                    <pic:cNvPr id="0" name="Picture 122"/>
+                    <pic:cNvPicPr>
+                      <a:picLocks noChangeAspect="1" noChangeArrowheads="1"/>
+                    </pic:cNvPicPr>
+                  </pic:nvPicPr>
+                  <pic:blipFill>
+                    <a:blip r:embed="rId195">
+                      <a:extLst>
+                        <a:ext uri="{28A0092B-C50C-407E-A947-70E740481C1C}">
+                          <a14:useLocalDpi xmlns:a14="http://schemas.microsoft.com/office/drawing/2010/main" val="0"/>
+                        </a:ext>
+                      </a:extLst>
+                    </a:blip>
+                    <a:srcRect/>
+                    <a:stretch>
+                      <a:fillRect/>
+                    </a:stretch>
+                  </pic:blipFill>
+                  <pic:spPr bwMode="auto">
+                    <a:xfrm>
+                      <a:off x="0" y="0"/>
+                      <a:ext cx="1219200" cy="1211580"/>
+                    </a:xfrm>
+                    <a:prstGeom prst="rect">
+                      <a:avLst/>
+                    </a:prstGeom>
+                    <a:noFill/>
+                    <a:ln>
+                      <a:noFill/>
+                    </a:ln>
+                  </pic:spPr>
+                </pic:pic>
+              </a:graphicData>
+            </a:graphic>
+          </wp:inline>
+        </w:drawing>
+      </w:r>
+      <w:r>
+        <w:drawing>
+          <wp:inline distT="0" distB="0" distL="0" distR="0" wp14:anchorId="0526C4C7" wp14:editId="44C7CE4B">
+            <wp:extent cx="1219200" cy="1219200"/>
+            <wp:effectExtent l="0" t="0" r="0" b="0"/>
+            <wp:docPr id="748141184" name="Picture 25"/>
+            <wp:cNvGraphicFramePr>
+              <a:graphicFrameLocks xmlns:a="http://schemas.openxmlformats.org/drawingml/2006/main" noChangeAspect="1"/>
+            </wp:cNvGraphicFramePr>
+            <a:graphic xmlns:a="http://schemas.openxmlformats.org/drawingml/2006/main">
+              <a:graphicData uri="http://schemas.openxmlformats.org/drawingml/2006/picture">
+                <pic:pic xmlns:pic="http://schemas.openxmlformats.org/drawingml/2006/picture">
+                  <pic:nvPicPr>
+                    <pic:cNvPr id="0" name="Picture 123"/>
+                    <pic:cNvPicPr>
+                      <a:picLocks noChangeAspect="1" noChangeArrowheads="1"/>
+                    </pic:cNvPicPr>
+                  </pic:nvPicPr>
+                  <pic:blipFill>
+                    <a:blip r:embed="rId196">
+                      <a:extLst>
+                        <a:ext uri="{28A0092B-C50C-407E-A947-70E740481C1C}">
+                          <a14:useLocalDpi xmlns:a14="http://schemas.microsoft.com/office/drawing/2010/main" val="0"/>
+                        </a:ext>
+                      </a:extLst>
+                    </a:blip>
+                    <a:srcRect/>
+                    <a:stretch>
+                      <a:fillRect/>
+                    </a:stretch>
+                  </pic:blipFill>
+                  <pic:spPr bwMode="auto">
+                    <a:xfrm>
+                      <a:off x="0" y="0"/>
+                      <a:ext cx="1219200" cy="1219200"/>
+                    </a:xfrm>
+                    <a:prstGeom prst="rect">
+                      <a:avLst/>
+                    </a:prstGeom>
+                    <a:noFill/>
+                    <a:ln>
+                      <a:noFill/>
+                    </a:ln>
+                  </pic:spPr>
+                </pic:pic>
+              </a:graphicData>
+            </a:graphic>
+          </wp:inline>
+        </w:drawing>
+      </w:r>
+    </w:p>
+    <w:p>
+      <w:r>
+        <w:lastRenderedPageBreak/>
+        <w:t>15 sites</w:t>
+      </w:r>
+    </w:p>
+    <w:p>
+      <w:pPr>
+        <w:numPr>
+          <w:ilvl w:val="0"/>
+          <w:numId w:val="40"/>
+        </w:numPr>
+      </w:pPr>
+      <w:r>
+        <w:t>20 NodeJS (Advanced) Interview Questions and Answers | by Luna Rojas</w:t>
+      </w:r>
+    </w:p>
+    <w:p>
+      <w:r>
+        <w:t>Dec 9, 2024 — Backpressure refers to a situation where the data producer generates data faster than the data consumer can process it. In the con...</w:t>
+      </w:r>
+    </w:p>
+    <w:p>
+      <w:r>
+        <w:drawing>
+          <wp:inline distT="0" distB="0" distL="0" distR="0" wp14:anchorId="3B57BAAC" wp14:editId="4633D13D">
+            <wp:extent cx="2857500" cy="1600200"/>
+            <wp:effectExtent l="0" t="0" r="0" b="0"/>
+            <wp:docPr id="138485046" name="Picture 24"/>
+            <wp:cNvGraphicFramePr>
+              <a:graphicFrameLocks xmlns:a="http://schemas.openxmlformats.org/drawingml/2006/main" noChangeAspect="1"/>
+            </wp:cNvGraphicFramePr>
+            <a:graphic xmlns:a="http://schemas.openxmlformats.org/drawingml/2006/main">
+              <a:graphicData uri="http://schemas.openxmlformats.org/drawingml/2006/picture">
+                <pic:pic xmlns:pic="http://schemas.openxmlformats.org/drawingml/2006/picture">
+                  <pic:nvPicPr>
+                    <pic:cNvPr id="0" name="Picture 124"/>
+                    <pic:cNvPicPr>
+                      <a:picLocks noChangeAspect="1" noChangeArrowheads="1"/>
+                    </pic:cNvPicPr>
+                  </pic:nvPicPr>
+                  <pic:blipFill>
+                    <a:blip r:embed="rId197">
+                      <a:extLst>
+                        <a:ext uri="{28A0092B-C50C-407E-A947-70E740481C1C}">
+                          <a14:useLocalDpi xmlns:a14="http://schemas.microsoft.com/office/drawing/2010/main" val="0"/>
+                        </a:ext>
+                      </a:extLst>
+                    </a:blip>
+                    <a:srcRect/>
+                    <a:stretch>
+                      <a:fillRect/>
+                    </a:stretch>
+                  </pic:blipFill>
+                  <pic:spPr bwMode="auto">
+                    <a:xfrm>
+                      <a:off x="0" y="0"/>
+                      <a:ext cx="2857500" cy="1600200"/>
+                    </a:xfrm>
+                    <a:prstGeom prst="rect">
+                      <a:avLst/>
+                    </a:prstGeom>
+                    <a:noFill/>
+                    <a:ln>
+                      <a:noFill/>
+                    </a:ln>
+                  </pic:spPr>
+                </pic:pic>
+              </a:graphicData>
+            </a:graphic>
+          </wp:inline>
+        </w:drawing>
+      </w:r>
+    </w:p>
+    <w:p>
+      <w:r>
+        <w:drawing>
+          <wp:inline distT="0" distB="0" distL="0" distR="0" wp14:anchorId="2FA121AE" wp14:editId="2763ABBA">
+            <wp:extent cx="1219200" cy="1219200"/>
+            <wp:effectExtent l="0" t="0" r="0" b="0"/>
+            <wp:docPr id="990643070" name="Picture 23"/>
+            <wp:cNvGraphicFramePr>
+              <a:graphicFrameLocks xmlns:a="http://schemas.openxmlformats.org/drawingml/2006/main" noChangeAspect="1"/>
+            </wp:cNvGraphicFramePr>
+            <a:graphic xmlns:a="http://schemas.openxmlformats.org/drawingml/2006/main">
+              <a:graphicData uri="http://schemas.openxmlformats.org/drawingml/2006/picture">
+                <pic:pic xmlns:pic="http://schemas.openxmlformats.org/drawingml/2006/picture">
+                  <pic:nvPicPr>
+                    <pic:cNvPr id="0" name="Picture 125"/>
+                    <pic:cNvPicPr>
+                      <a:picLocks noChangeAspect="1" noChangeArrowheads="1"/>
+                    </pic:cNvPicPr>
+                  </pic:nvPicPr>
+                  <pic:blipFill>
+                    <a:blip r:embed="rId57">
+                      <a:extLst>
+                        <a:ext uri="{28A0092B-C50C-407E-A947-70E740481C1C}">
+                          <a14:useLocalDpi xmlns:a14="http://schemas.microsoft.com/office/drawing/2010/main" val="0"/>
+                        </a:ext>
+                      </a:extLst>
+                    </a:blip>
+                    <a:srcRect/>
+                    <a:stretch>
+                      <a:fillRect/>
+                    </a:stretch>
+                  </pic:blipFill>
+                  <pic:spPr bwMode="auto">
+                    <a:xfrm>
+                      <a:off x="0" y="0"/>
+                      <a:ext cx="1219200" cy="1219200"/>
+                    </a:xfrm>
+                    <a:prstGeom prst="rect">
+                      <a:avLst/>
+                    </a:prstGeom>
+                    <a:noFill/>
+                    <a:ln>
+                      <a:noFill/>
+                    </a:ln>
+                  </pic:spPr>
+                </pic:pic>
+              </a:graphicData>
+            </a:graphic>
+          </wp:inline>
+        </w:drawing>
+      </w:r>
+    </w:p>
+    <w:p>
+      <w:r>
+        <w:t>Medium</w:t>
+      </w:r>
+    </w:p>
+    <w:p>
+      <w:pPr>
+        <w:numPr>
+          <w:ilvl w:val="0"/>
+          <w:numId w:val="40"/>
+        </w:numPr>
+      </w:pPr>
+      <w:r>
+        <w:t># Master Node.js Stream Types in 10 Minutes</w:t>
+      </w:r>
+    </w:p>
+    <w:p>
+      <w:r>
+        <w:t>Sep 12, 2025 — The primary benefit of Node. js Streams is memory efficiency. Instead of loading an entire dataset into memory—which can lead to c...</w:t>
+      </w:r>
+    </w:p>
+    <w:p>
+      <w:r>
+        <w:drawing>
+          <wp:inline distT="0" distB="0" distL="0" distR="0" wp14:anchorId="5395EC86" wp14:editId="4C314416">
+            <wp:extent cx="2141220" cy="2141220"/>
+            <wp:effectExtent l="0" t="0" r="0" b="0"/>
+            <wp:docPr id="101867253" name="Picture 22"/>
+            <wp:cNvGraphicFramePr>
+              <a:graphicFrameLocks xmlns:a="http://schemas.openxmlformats.org/drawingml/2006/main" noChangeAspect="1"/>
+            </wp:cNvGraphicFramePr>
+            <a:graphic xmlns:a="http://schemas.openxmlformats.org/drawingml/2006/main">
+              <a:graphicData uri="http://schemas.openxmlformats.org/drawingml/2006/picture">
+                <pic:pic xmlns:pic="http://schemas.openxmlformats.org/drawingml/2006/picture">
+                  <pic:nvPicPr>
+                    <pic:cNvPr id="0" name="Picture 126"/>
+                    <pic:cNvPicPr>
+                      <a:picLocks noChangeAspect="1" noChangeArrowheads="1"/>
+                    </pic:cNvPicPr>
+                  </pic:nvPicPr>
+                  <pic:blipFill>
+                    <a:blip r:embed="rId198">
+                      <a:extLst>
+                        <a:ext uri="{28A0092B-C50C-407E-A947-70E740481C1C}">
+                          <a14:useLocalDpi xmlns:a14="http://schemas.microsoft.com/office/drawing/2010/main" val="0"/>
+                        </a:ext>
+                      </a:extLst>
+                    </a:blip>
+                    <a:srcRect/>
+                    <a:stretch>
+                      <a:fillRect/>
+                    </a:stretch>
+                  </pic:blipFill>
+                  <pic:spPr bwMode="auto">
+                    <a:xfrm>
+                      <a:off x="0" y="0"/>
+                      <a:ext cx="2141220" cy="2141220"/>
+                    </a:xfrm>
+                    <a:prstGeom prst="rect">
+                      <a:avLst/>
+                    </a:prstGeom>
+                    <a:noFill/>
+                    <a:ln>
+                      <a:noFill/>
+                    </a:ln>
+                  </pic:spPr>
+                </pic:pic>
+              </a:graphicData>
+            </a:graphic>
+          </wp:inline>
+        </w:drawing>
+      </w:r>
+    </w:p>
+    <w:p>
+      <w:r>
+        <w:lastRenderedPageBreak/>
+        <w:drawing>
+          <wp:inline distT="0" distB="0" distL="0" distR="0" wp14:anchorId="399FA221" wp14:editId="3810E41F">
+            <wp:extent cx="1219200" cy="1211580"/>
+            <wp:effectExtent l="0" t="0" r="0" b="7620"/>
+            <wp:docPr id="1299256413" name="Picture 21"/>
+            <wp:cNvGraphicFramePr>
+              <a:graphicFrameLocks xmlns:a="http://schemas.openxmlformats.org/drawingml/2006/main" noChangeAspect="1"/>
+            </wp:cNvGraphicFramePr>
+            <a:graphic xmlns:a="http://schemas.openxmlformats.org/drawingml/2006/main">
+              <a:graphicData uri="http://schemas.openxmlformats.org/drawingml/2006/picture">
+                <pic:pic xmlns:pic="http://schemas.openxmlformats.org/drawingml/2006/picture">
+                  <pic:nvPicPr>
+                    <pic:cNvPr id="0" name="Picture 127"/>
+                    <pic:cNvPicPr>
+                      <a:picLocks noChangeAspect="1" noChangeArrowheads="1"/>
+                    </pic:cNvPicPr>
+                  </pic:nvPicPr>
+                  <pic:blipFill>
+                    <a:blip r:embed="rId195">
+                      <a:extLst>
+                        <a:ext uri="{28A0092B-C50C-407E-A947-70E740481C1C}">
+                          <a14:useLocalDpi xmlns:a14="http://schemas.microsoft.com/office/drawing/2010/main" val="0"/>
+                        </a:ext>
+                      </a:extLst>
+                    </a:blip>
+                    <a:srcRect/>
+                    <a:stretch>
+                      <a:fillRect/>
+                    </a:stretch>
+                  </pic:blipFill>
+                  <pic:spPr bwMode="auto">
+                    <a:xfrm>
+                      <a:off x="0" y="0"/>
+                      <a:ext cx="1219200" cy="1211580"/>
+                    </a:xfrm>
+                    <a:prstGeom prst="rect">
+                      <a:avLst/>
+                    </a:prstGeom>
+                    <a:noFill/>
+                    <a:ln>
+                      <a:noFill/>
+                    </a:ln>
+                  </pic:spPr>
+                </pic:pic>
+              </a:graphicData>
+            </a:graphic>
+          </wp:inline>
+        </w:drawing>
+      </w:r>
+    </w:p>
+    <w:p>
+      <w:r>
+        <w:t>DEV Community</w:t>
+      </w:r>
+    </w:p>
+    <w:p>
+      <w:pPr>
+        <w:numPr>
+          <w:ilvl w:val="0"/>
+          <w:numId w:val="40"/>
+        </w:numPr>
+      </w:pPr>
+      <w:r>
+        <w:t>The Basics of Node.js Streams — SitePoint - JavaScript</w:t>
+      </w:r>
+    </w:p>
+    <w:p>
+      <w:r>
+        <w:t>May 16, 2025 — Readable streams are useful for reading large files, processing data from external sources like HTTP requests, and handling data i...</w:t>
+      </w:r>
+    </w:p>
+    <w:p>
+      <w:r>
+        <w:drawing>
+          <wp:inline distT="0" distB="0" distL="0" distR="0" wp14:anchorId="3C1B9079" wp14:editId="00476326">
+            <wp:extent cx="2948940" cy="1546860"/>
+            <wp:effectExtent l="0" t="0" r="3810" b="0"/>
+            <wp:docPr id="1398086129" name="Picture 20"/>
+            <wp:cNvGraphicFramePr>
+              <a:graphicFrameLocks xmlns:a="http://schemas.openxmlformats.org/drawingml/2006/main" noChangeAspect="1"/>
+            </wp:cNvGraphicFramePr>
+            <a:graphic xmlns:a="http://schemas.openxmlformats.org/drawingml/2006/main">
+              <a:graphicData uri="http://schemas.openxmlformats.org/drawingml/2006/picture">
+                <pic:pic xmlns:pic="http://schemas.openxmlformats.org/drawingml/2006/picture">
+                  <pic:nvPicPr>
+                    <pic:cNvPr id="0" name="Picture 128"/>
+                    <pic:cNvPicPr>
+                      <a:picLocks noChangeAspect="1" noChangeArrowheads="1"/>
+                    </pic:cNvPicPr>
+                  </pic:nvPicPr>
+                  <pic:blipFill>
+                    <a:blip r:embed="rId199">
+                      <a:extLst>
+                        <a:ext uri="{28A0092B-C50C-407E-A947-70E740481C1C}">
+                          <a14:useLocalDpi xmlns:a14="http://schemas.microsoft.com/office/drawing/2010/main" val="0"/>
+                        </a:ext>
+                      </a:extLst>
+                    </a:blip>
+                    <a:srcRect/>
+                    <a:stretch>
+                      <a:fillRect/>
+                    </a:stretch>
+                  </pic:blipFill>
+                  <pic:spPr bwMode="auto">
+                    <a:xfrm>
+                      <a:off x="0" y="0"/>
+                      <a:ext cx="2948940" cy="1546860"/>
+                    </a:xfrm>
+                    <a:prstGeom prst="rect">
+                      <a:avLst/>
+                    </a:prstGeom>
+                    <a:noFill/>
+                    <a:ln>
+                      <a:noFill/>
+                    </a:ln>
+                  </pic:spPr>
+                </pic:pic>
+              </a:graphicData>
+            </a:graphic>
+          </wp:inline>
+        </w:drawing>
+      </w:r>
+    </w:p>
+    <w:p>
+      <w:r>
+        <w:drawing>
+          <wp:inline distT="0" distB="0" distL="0" distR="0" wp14:anchorId="08824C8D" wp14:editId="64129CF6">
+            <wp:extent cx="1219200" cy="1219200"/>
+            <wp:effectExtent l="0" t="0" r="0" b="0"/>
+            <wp:docPr id="343488735" name="Picture 19"/>
+            <wp:cNvGraphicFramePr>
+              <a:graphicFrameLocks xmlns:a="http://schemas.openxmlformats.org/drawingml/2006/main" noChangeAspect="1"/>
+            </wp:cNvGraphicFramePr>
+            <a:graphic xmlns:a="http://schemas.openxmlformats.org/drawingml/2006/main">
+              <a:graphicData uri="http://schemas.openxmlformats.org/drawingml/2006/picture">
+                <pic:pic xmlns:pic="http://schemas.openxmlformats.org/drawingml/2006/picture">
+                  <pic:nvPicPr>
+                    <pic:cNvPr id="0" name="Picture 129"/>
+                    <pic:cNvPicPr>
+                      <a:picLocks noChangeAspect="1" noChangeArrowheads="1"/>
+                    </pic:cNvPicPr>
+                  </pic:nvPicPr>
+                  <pic:blipFill>
+                    <a:blip r:embed="rId196">
+                      <a:extLst>
+                        <a:ext uri="{28A0092B-C50C-407E-A947-70E740481C1C}">
+                          <a14:useLocalDpi xmlns:a14="http://schemas.microsoft.com/office/drawing/2010/main" val="0"/>
+                        </a:ext>
+                      </a:extLst>
+                    </a:blip>
+                    <a:srcRect/>
+                    <a:stretch>
+                      <a:fillRect/>
+                    </a:stretch>
+                  </pic:blipFill>
+                  <pic:spPr bwMode="auto">
+                    <a:xfrm>
+                      <a:off x="0" y="0"/>
+                      <a:ext cx="1219200" cy="1219200"/>
+                    </a:xfrm>
+                    <a:prstGeom prst="rect">
+                      <a:avLst/>
+                    </a:prstGeom>
+                    <a:noFill/>
+                    <a:ln>
+                      <a:noFill/>
+                    </a:ln>
+                  </pic:spPr>
+                </pic:pic>
+              </a:graphicData>
+            </a:graphic>
+          </wp:inline>
+        </w:drawing>
+      </w:r>
+    </w:p>
+    <w:p>
+      <w:r>
+        <w:t>SitePoint</w:t>
+      </w:r>
+    </w:p>
+    <w:p>
+      <w:r>
+        <w:t>Show all</w:t>
+      </w:r>
+    </w:p>
+    <w:p>
+      <w:r>
+        <w:t>You said: real usecase application name example</w:t>
+      </w:r>
+    </w:p>
+    <w:p>
+      <w:r>
+        <w:t>Real-world technology companies rely on Node.js stream backpressure to handle massive traffic and data processing without crashing their servers. [</w:t>
+      </w:r>
+      <w:hyperlink r:id="rId200" w:history="1">
+        <w:r>
+          <w:rPr>
+            <w:rStyle w:val="Hyperlink"/>
+          </w:rPr>
+          <w:t>1</w:t>
+        </w:r>
+      </w:hyperlink>
+      <w:r>
+        <w:t xml:space="preserve">, </w:t>
+      </w:r>
+      <w:hyperlink r:id="rId201" w:history="1">
+        <w:r>
+          <w:rPr>
+            <w:rStyle w:val="Hyperlink"/>
+          </w:rPr>
+          <w:t>2</w:t>
+        </w:r>
+      </w:hyperlink>
+      <w:r>
+        <w:t xml:space="preserve">, </w:t>
+      </w:r>
+      <w:hyperlink r:id="rId202" w:history="1">
+        <w:r>
+          <w:rPr>
+            <w:rStyle w:val="Hyperlink"/>
+          </w:rPr>
+          <w:t>3</w:t>
+        </w:r>
+      </w:hyperlink>
+      <w:r>
+        <w:t>]</w:t>
+      </w:r>
+    </w:p>
+    <w:p>
+      <w:pPr>
+        <w:rPr>
+          <w:b/>
+          <w:bCs/>
+        </w:rPr>
+      </w:pPr>
+      <w:r>
+        <w:rPr>
+          <w:b/>
+          <w:bCs/>
+        </w:rPr>
+        <w:t>1. Netflix (Video Data Ingestion)</w:t>
+      </w:r>
+    </w:p>
+    <w:p>
+      <w:pPr>
+        <w:numPr>
+          <w:ilvl w:val="0"/>
+          <w:numId w:val="41"/>
+        </w:numPr>
+      </w:pPr>
+      <w:r>
+        <w:rPr>
+          <w:b/>
+          <w:bCs/>
+        </w:rPr>
+        <w:t>The Use Case:</w:t>
+      </w:r>
+      <w:r>
+        <w:t xml:space="preserve"> When content creators upload massive 4K video files, Netflix must ingest, process, and transcode them into multiple formats and resolutions for different devices. [</w:t>
+      </w:r>
+      <w:hyperlink r:id="rId203" w:history="1">
+        <w:r>
+          <w:rPr>
+            <w:rStyle w:val="Hyperlink"/>
+          </w:rPr>
+          <w:t>1</w:t>
+        </w:r>
+      </w:hyperlink>
+      <w:r>
+        <w:t xml:space="preserve">, </w:t>
+      </w:r>
+      <w:hyperlink r:id="rId204" w:history="1">
+        <w:r>
+          <w:rPr>
+            <w:rStyle w:val="Hyperlink"/>
+          </w:rPr>
+          <w:t>2</w:t>
+        </w:r>
+      </w:hyperlink>
+      <w:r>
+        <w:t>]</w:t>
+      </w:r>
+    </w:p>
+    <w:p>
+      <w:pPr>
+        <w:numPr>
+          <w:ilvl w:val="0"/>
+          <w:numId w:val="41"/>
+        </w:numPr>
+      </w:pPr>
+      <w:r>
+        <w:rPr>
+          <w:b/>
+          <w:bCs/>
+        </w:rPr>
+        <w:lastRenderedPageBreak/>
+        <w:t>The Task:</w:t>
+      </w:r>
+      <w:r>
+        <w:t xml:space="preserve"> They use Node.js to stream these gigabyte-sized files from storage directly into processing pipelines. [</w:t>
+      </w:r>
+      <w:hyperlink r:id="rId205" w:history="1">
+        <w:r>
+          <w:rPr>
+            <w:rStyle w:val="Hyperlink"/>
+          </w:rPr>
+          <w:t>1</w:t>
+        </w:r>
+      </w:hyperlink>
+      <w:r>
+        <w:t>]</w:t>
+      </w:r>
+    </w:p>
+    <w:p>
+      <w:pPr>
+        <w:numPr>
+          <w:ilvl w:val="0"/>
+          <w:numId w:val="41"/>
+        </w:numPr>
+      </w:pPr>
+      <w:r>
+        <w:rPr>
+          <w:b/>
+          <w:bCs/>
+        </w:rPr>
+        <w:t>Why Backpressure is Needed:</w:t>
+      </w:r>
+      <w:r>
+        <w:t xml:space="preserve"> If Node.js reads the movie file from disk faster than the transcoding microservices can process it, the memory (RAM) will immediately overflow, crashing the server. Backpressure forces the file reader to pause until the processor catches up. [</w:t>
+      </w:r>
+      <w:hyperlink r:id="rId206" w:history="1">
+        <w:r>
+          <w:rPr>
+            <w:rStyle w:val="Hyperlink"/>
+          </w:rPr>
+          <w:t>1</w:t>
+        </w:r>
+      </w:hyperlink>
+      <w:r>
+        <w:t xml:space="preserve">, </w:t>
+      </w:r>
+      <w:hyperlink r:id="rId207" w:history="1">
+        <w:r>
+          <w:rPr>
+            <w:rStyle w:val="Hyperlink"/>
+          </w:rPr>
+          <w:t>2</w:t>
+        </w:r>
+      </w:hyperlink>
+      <w:r>
+        <w:t>]</w:t>
+      </w:r>
+    </w:p>
+    <w:p>
+      <w:pPr>
+        <w:rPr>
+          <w:b/>
+          <w:bCs/>
+        </w:rPr>
+      </w:pPr>
+      <w:r>
+        <w:rPr>
+          <w:b/>
+          <w:bCs/>
+        </w:rPr>
+        <w:t>2. PayPal (Transaction Auditing &amp; Report Generation)</w:t>
+      </w:r>
+    </w:p>
+    <w:p>
+      <w:pPr>
+        <w:numPr>
+          <w:ilvl w:val="0"/>
+          <w:numId w:val="42"/>
+        </w:numPr>
+      </w:pPr>
+      <w:r>
+        <w:rPr>
+          <w:b/>
+          <w:bCs/>
+        </w:rPr>
+        <w:t>The Use Case:</w:t>
+      </w:r>
+      <w:r>
+        <w:t xml:space="preserve"> Business accounts need to download complex transaction logs and financial CSV reports covering millions of rows. [</w:t>
+      </w:r>
+      <w:hyperlink r:id="rId208" w:history="1">
+        <w:r>
+          <w:rPr>
+            <w:rStyle w:val="Hyperlink"/>
+          </w:rPr>
+          <w:t>1</w:t>
+        </w:r>
+      </w:hyperlink>
+      <w:r>
+        <w:t>]</w:t>
+      </w:r>
+    </w:p>
+    <w:p>
+      <w:pPr>
+        <w:numPr>
+          <w:ilvl w:val="0"/>
+          <w:numId w:val="42"/>
+        </w:numPr>
+      </w:pPr>
+      <w:r>
+        <w:rPr>
+          <w:b/>
+          <w:bCs/>
+        </w:rPr>
+        <w:t>The Task:</w:t>
+      </w:r>
+      <w:r>
+        <w:t xml:space="preserve"> The Node.js backend queries a database cluster, transforms the data into CSV or PDF format on-the-fly, and sends it to the user's browser. [</w:t>
+      </w:r>
+      <w:hyperlink r:id="rId209" w:history="1">
+        <w:r>
+          <w:rPr>
+            <w:rStyle w:val="Hyperlink"/>
+          </w:rPr>
+          <w:t>1</w:t>
+        </w:r>
+      </w:hyperlink>
+      <w:r>
+        <w:t xml:space="preserve">, </w:t>
+      </w:r>
+      <w:hyperlink r:id="rId210" w:history="1">
+        <w:r>
+          <w:rPr>
+            <w:rStyle w:val="Hyperlink"/>
+          </w:rPr>
+          <w:t>2</w:t>
+        </w:r>
+      </w:hyperlink>
+      <w:r>
+        <w:t xml:space="preserve">, </w:t>
+      </w:r>
+      <w:hyperlink r:id="rId211" w:history="1">
+        <w:r>
+          <w:rPr>
+            <w:rStyle w:val="Hyperlink"/>
+          </w:rPr>
+          <w:t>3</w:t>
+        </w:r>
+      </w:hyperlink>
+      <w:r>
+        <w:t>]</w:t>
+      </w:r>
+    </w:p>
+    <w:p>
+      <w:pPr>
+        <w:numPr>
+          <w:ilvl w:val="0"/>
+          <w:numId w:val="42"/>
+        </w:numPr>
+      </w:pPr>
+      <w:r>
+        <w:rPr>
+          <w:b/>
+          <w:bCs/>
+        </w:rPr>
+        <w:t>Why Backpressure is Needed:</w:t>
+      </w:r>
+      <w:r>
+        <w:t xml:space="preserve"> Databases can push raw data records incredibly fast. However, generating a PDF or pushing data over a user’s slow home Wi-Fi is much slower. Node.js handles backpressure by pausing the database cursor when the network response buffer fills up, preventing the server from holding millions of transactions in RAM at once. [</w:t>
+      </w:r>
+      <w:hyperlink r:id="rId212" w:history="1">
+        <w:r>
+          <w:rPr>
+            <w:rStyle w:val="Hyperlink"/>
+          </w:rPr>
+          <w:t>1</w:t>
+        </w:r>
+      </w:hyperlink>
+      <w:r>
+        <w:t xml:space="preserve">, </w:t>
+      </w:r>
+      <w:hyperlink r:id="rId213" w:history="1">
+        <w:r>
+          <w:rPr>
+            <w:rStyle w:val="Hyperlink"/>
+          </w:rPr>
+          <w:t>2</w:t>
+        </w:r>
+      </w:hyperlink>
+      <w:r>
+        <w:t xml:space="preserve">, </w:t>
+      </w:r>
+      <w:hyperlink r:id="rId214" w:history="1">
+        <w:r>
+          <w:rPr>
+            <w:rStyle w:val="Hyperlink"/>
+          </w:rPr>
+          <w:t>3</w:t>
+        </w:r>
+      </w:hyperlink>
+      <w:r>
+        <w:t>]</w:t>
+      </w:r>
+    </w:p>
+    <w:p>
+      <w:pPr>
+        <w:rPr>
+          <w:b/>
+          <w:bCs/>
+        </w:rPr>
+      </w:pPr>
+      <w:r>
+        <w:rPr>
+          <w:b/>
+          <w:bCs/>
+        </w:rPr>
+        <w:t>3. Uber (Dispatch System &amp; Real-Time Telemetry)</w:t>
+      </w:r>
+    </w:p>
+    <w:p>
+      <w:pPr>
+        <w:numPr>
+          <w:ilvl w:val="0"/>
+          <w:numId w:val="43"/>
+        </w:numPr>
+      </w:pPr>
+      <w:r>
+        <w:rPr>
+          <w:b/>
+          <w:bCs/>
+        </w:rPr>
+        <w:t>The Use Case:</w:t>
+      </w:r>
+      <w:r>
+        <w:t xml:space="preserve"> Uber processes millions of concurrent location updates (telemetry data) sent from drivers' phones every second. [</w:t>
+      </w:r>
+      <w:hyperlink r:id="rId215" w:history="1">
+        <w:r>
+          <w:rPr>
+            <w:rStyle w:val="Hyperlink"/>
+          </w:rPr>
+          <w:t>1</w:t>
+        </w:r>
+      </w:hyperlink>
+      <w:r>
+        <w:t xml:space="preserve">, </w:t>
+      </w:r>
+      <w:hyperlink r:id="rId216" w:history="1">
+        <w:r>
+          <w:rPr>
+            <w:rStyle w:val="Hyperlink"/>
+          </w:rPr>
+          <w:t>2</w:t>
+        </w:r>
+      </w:hyperlink>
+      <w:r>
+        <w:t xml:space="preserve">, </w:t>
+      </w:r>
+      <w:hyperlink r:id="rId217" w:history="1">
+        <w:r>
+          <w:rPr>
+            <w:rStyle w:val="Hyperlink"/>
+          </w:rPr>
+          <w:t>3</w:t>
+        </w:r>
+      </w:hyperlink>
+      <w:r>
+        <w:t>]</w:t>
+      </w:r>
+    </w:p>
+    <w:p>
+      <w:pPr>
+        <w:numPr>
+          <w:ilvl w:val="0"/>
+          <w:numId w:val="43"/>
+        </w:numPr>
+      </w:pPr>
+      <w:r>
+        <w:rPr>
+          <w:b/>
+          <w:bCs/>
+        </w:rPr>
+        <w:t>The Task:</w:t>
+      </w:r>
+      <w:r>
+        <w:t xml:space="preserve"> Gathering geo-coordinates via WebSockets and writing them into time-series databases or pushing them to geospatial processing engines. [</w:t>
+      </w:r>
+      <w:hyperlink r:id="rId218" w:history="1">
+        <w:r>
+          <w:rPr>
+            <w:rStyle w:val="Hyperlink"/>
+          </w:rPr>
+          <w:t>1</w:t>
+        </w:r>
+      </w:hyperlink>
+      <w:r>
+        <w:t xml:space="preserve">, </w:t>
+      </w:r>
+      <w:hyperlink r:id="rId219" w:history="1">
+        <w:r>
+          <w:rPr>
+            <w:rStyle w:val="Hyperlink"/>
+          </w:rPr>
+          <w:t>2</w:t>
+        </w:r>
+      </w:hyperlink>
+      <w:r>
+        <w:t xml:space="preserve">, </w:t>
+      </w:r>
+      <w:hyperlink r:id="rId220" w:history="1">
+        <w:r>
+          <w:rPr>
+            <w:rStyle w:val="Hyperlink"/>
+          </w:rPr>
+          <w:t>3</w:t>
+        </w:r>
+      </w:hyperlink>
+      <w:r>
+        <w:t>]</w:t>
+      </w:r>
+    </w:p>
+    <w:p>
+      <w:pPr>
+        <w:numPr>
+          <w:ilvl w:val="0"/>
+          <w:numId w:val="43"/>
+        </w:numPr>
+      </w:pPr>
+      <w:r>
+        <w:rPr>
+          <w:b/>
+          <w:bCs/>
+        </w:rPr>
+        <w:t>Why Backpressure is Needed:</w:t>
+      </w:r>
+      <w:r>
+        <w:t xml:space="preserve"> During peak hours, the sheer volume of driver location pings can easily overwhelm the database write capacity. Uber's system uses backpressure loops to throttle or queue the incoming WebSocket stream data locally before it hits the database, ensuring zero data loss and maintaining system stability. [</w:t>
+      </w:r>
+      <w:hyperlink r:id="rId221" w:history="1">
+        <w:r>
+          <w:rPr>
+            <w:rStyle w:val="Hyperlink"/>
+          </w:rPr>
+          <w:t>1</w:t>
+        </w:r>
+      </w:hyperlink>
+      <w:r>
+        <w:t xml:space="preserve">, </w:t>
+      </w:r>
+      <w:hyperlink r:id="rId222" w:history="1">
+        <w:r>
+          <w:rPr>
+            <w:rStyle w:val="Hyperlink"/>
+          </w:rPr>
+          <w:t>2</w:t>
+        </w:r>
+      </w:hyperlink>
+      <w:r>
+        <w:t>]</w:t>
+      </w:r>
+    </w:p>
+    <w:p>
+      <w:pPr>
+        <w:rPr>
+          <w:b/>
+          <w:bCs/>
+        </w:rPr>
+      </w:pPr>
+      <w:r>
+        <w:rPr>
+          <w:b/>
+          <w:bCs/>
+        </w:rPr>
+        <w:t>4. Node.js Core Example: fs.createReadStream().pipe(res)</w:t>
+      </w:r>
+    </w:p>
+    <w:p>
+      <w:r>
+        <w:t>If you use a framework like Express or native Node.js to serve files:</w:t>
+      </w:r>
+    </w:p>
+    <w:p>
+      <w:r>
+        <w:t>javascript</w:t>
+      </w:r>
+    </w:p>
+    <w:p>
+      <w:r>
+        <w:t>// Express application endpoint</w:t>
+      </w:r>
+    </w:p>
+    <w:p>
+      <w:r>
+        <w:t>app.get('/download-large-video', (req, res) =&gt; {</w:t>
+      </w:r>
+    </w:p>
+    <w:p>
+      <w:r>
+        <w:lastRenderedPageBreak/>
+        <w:t xml:space="preserve">  const stream = fs.createReadStream('movie.mp4');</w:t>
+      </w:r>
+    </w:p>
+    <w:p>
+      <w:r>
+        <w:t xml:space="preserve">  </w:t>
+      </w:r>
+    </w:p>
+    <w:p>
+      <w:r>
+        <w:t xml:space="preserve">  // .pipe() automatically manages backpressure under the hood</w:t>
+      </w:r>
+    </w:p>
+    <w:p>
+      <w:r>
+        <w:t xml:space="preserve">  stream.pipe(res); </w:t>
+      </w:r>
+    </w:p>
+    <w:p>
+      <w:r>
+        <w:t>});</w:t>
+      </w:r>
+    </w:p>
+    <w:p>
+      <w:r>
+        <w:t>Use code with caution.</w:t>
+      </w:r>
+    </w:p>
+    <w:p>
+      <w:r>
+        <w:t xml:space="preserve">If the user downloading the video has a </w:t>
+      </w:r>
+      <w:r>
+        <w:rPr>
+          <w:b/>
+          <w:bCs/>
+        </w:rPr>
+        <w:t>slow internet connection</w:t>
+      </w:r>
+      <w:r>
+        <w:t xml:space="preserve">, res.pipe() detects that the network socket is clogged (write() returns false) and automatically tells the fs module to </w:t>
+      </w:r>
+      <w:r>
+        <w:rPr>
+          <w:b/>
+          <w:bCs/>
+        </w:rPr>
+        <w:t>stop reading the file from the hard drive</w:t>
+      </w:r>
+      <w:r>
+        <w:t>. Once the user's browser clears space, Node.js fires a drain event and resumes reading the file. [</w:t>
+      </w:r>
+      <w:hyperlink r:id="rId223" w:history="1">
+        <w:r>
+          <w:rPr>
+            <w:rStyle w:val="Hyperlink"/>
+          </w:rPr>
+          <w:t>1</w:t>
+        </w:r>
+      </w:hyperlink>
+      <w:r>
+        <w:t xml:space="preserve">, </w:t>
+      </w:r>
+      <w:hyperlink r:id="rId224" w:history="1">
+        <w:r>
+          <w:rPr>
+            <w:rStyle w:val="Hyperlink"/>
+          </w:rPr>
+          <w:t>2</w:t>
+        </w:r>
+      </w:hyperlink>
+      <w:r>
+        <w:t>]</w:t>
+      </w:r>
+    </w:p>
+    <w:p>
+      <w:r>
+        <w:t xml:space="preserve">Would you like to see a </w:t>
+      </w:r>
+      <w:r>
+        <w:rPr>
+          <w:b/>
+          <w:bCs/>
+        </w:rPr>
+        <w:t>manual code example</w:t>
+      </w:r>
+      <w:r>
+        <w:t xml:space="preserve"> showing how to handle backpressure yourself using the 'drain' event, or explore how to configure it inside an </w:t>
+      </w:r>
+      <w:r>
+        <w:rPr>
+          <w:b/>
+          <w:bCs/>
+        </w:rPr>
+        <w:t>Express API</w:t>
+      </w:r>
+      <w:r>
+        <w:t>?</w:t>
+      </w:r>
+    </w:p>
+    <w:p/>
+    <w:p/>
     <w:p/>
     <w:sectPr>
       <w:pgSz w:w="12240" w:h="15840"/>
@@ -4981,6 +9021,155 @@
 <file path=word/numbering.xml><?xml version="1.0" encoding="utf-8"?>
 <w:numbering xmlns:wpc="http://schemas.microsoft.com/office/word/2010/wordprocessingCanvas" xmlns:cx="http://schemas.microsoft.com/office/drawing/2014/chartex" xmlns:cx1="http://schemas.microsoft.com/office/drawing/2015/9/8/chartex" xmlns:cx2="http://schemas.microsoft.com/office/drawing/2015/10/21/chartex" xmlns:cx3="http://schemas.microsoft.com/office/drawing/2016/5/9/chartex" xmlns:cx4="http://schemas.microsoft.com/office/drawing/2016/5/10/chartex" xmlns:cx5="http://schemas.microsoft.com/office/drawing/2016/5/11/chartex" xmlns:cx6="http://schemas.microsoft.com/office/drawing/2016/5/12/chartex" xmlns:cx7="http://schemas.microsoft.com/office/drawing/2016/5/13/chartex" xmlns:cx8="http://schemas.microsoft.com/office/drawing/2016/5/14/chartex" xmlns:mc="http://schemas.openxmlformats.org/markup-compatibility/2006" xmlns:aink="http://schemas.microsoft.com/office/drawing/2016/ink" xmlns:am3d="http://schemas.microsoft.com/office/drawing/2017/model3d" xmlns:o="urn:schemas-microsoft-com:office:office" xmlns:oel="http://schemas.microsoft.com/office/2019/extlst" xmlns:r="http://schemas.openxmlformats.org/officeDocument/2006/relationships" xmlns:m="http://schemas.openxmlformats.org/officeDocument/2006/math" xmlns:v="urn:schemas-microsoft-com:vml" xmlns:wp14="http://schemas.microsoft.com/office/word/2010/wordprocessingDrawing" xmlns:wp="http://schemas.openxmlformats.org/drawingml/2006/wordprocessingDrawing" xmlns:w10="urn:schemas-microsoft-com:office:word" xmlns:w="http://schemas.openxmlformats.org/wordprocessingml/2006/main" xmlns:w14="http://schemas.microsoft.com/office/word/2010/wordml" xmlns:w15="http://schemas.microsoft.com/office/word/2012/wordml" xmlns:w16cex="http://schemas.microsoft.com/office/word/2018/wordml/cex" xmlns:w16cid="http://schemas.microsoft.com/office/word/2016/wordml/cid" xmlns:w16="http://schemas.microsoft.com/office/word/2018/wordml" xmlns:w16du="http://schemas.microsoft.com/office/word/2023/wordml/word16du" xmlns:w16sdtdh="http://schemas.microsoft.com/office/word/2020/wordml/sdtdatahash" xmlns:w16sdtfl="http://schemas.microsoft.com/office/word/2024/wordml/sdtformatlock" xmlns:w16se="http://schemas.microsoft.com/office/word/2015/wordml/symex" xmlns:wpg="http://schemas.microsoft.com/office/word/2010/wordprocessingGroup" xmlns:wpi="http://schemas.microsoft.com/office/word/2010/wordprocessingInk" xmlns:wne="http://schemas.microsoft.com/office/word/2006/wordml" xmlns:wps="http://schemas.microsoft.com/office/word/2010/wordprocessingShape" mc:Ignorable="w14 w15 w16se w16cid w16 w16cex w16sdtdh w16sdtfl w16du wp14">
   <w:abstractNum w:abstractNumId="0" w15:restartNumberingAfterBreak="0">
+    <w:nsid w:val="024B301F"/>
+    <w:multiLevelType w:val="multilevel"/>
+    <w:tmpl w:val="A6D60D74"/>
+    <w:lvl w:ilvl="0">
+      <w:start w:val="1"/>
+      <w:numFmt w:val="bullet"/>
+      <w:lvlText w:val=""/>
+      <w:lvlJc w:val="left"/>
+      <w:pPr>
+        <w:tabs>
+          <w:tab w:val="num" w:pos="720"/>
+        </w:tabs>
+        <w:ind w:left="720" w:hanging="360"/>
+      </w:pPr>
+      <w:rPr>
+        <w:rFonts w:ascii="Symbol" w:hAnsi="Symbol" w:hint="default"/>
+        <w:sz w:val="20"/>
+      </w:rPr>
+    </w:lvl>
+    <w:lvl w:ilvl="1" w:tentative="1">
+      <w:start w:val="1"/>
+      <w:numFmt w:val="bullet"/>
+      <w:lvlText w:val="o"/>
+      <w:lvlJc w:val="left"/>
+      <w:pPr>
+        <w:tabs>
+          <w:tab w:val="num" w:pos="1440"/>
+        </w:tabs>
+        <w:ind w:left="1440" w:hanging="360"/>
+      </w:pPr>
+      <w:rPr>
+        <w:rFonts w:ascii="Courier New" w:hAnsi="Courier New" w:hint="default"/>
+        <w:sz w:val="20"/>
+      </w:rPr>
+    </w:lvl>
+    <w:lvl w:ilvl="2" w:tentative="1">
+      <w:start w:val="1"/>
+      <w:numFmt w:val="bullet"/>
+      <w:lvlText w:val=""/>
+      <w:lvlJc w:val="left"/>
+      <w:pPr>
+        <w:tabs>
+          <w:tab w:val="num" w:pos="2160"/>
+        </w:tabs>
+        <w:ind w:left="2160" w:hanging="360"/>
+      </w:pPr>
+      <w:rPr>
+        <w:rFonts w:ascii="Wingdings" w:hAnsi="Wingdings" w:hint="default"/>
+        <w:sz w:val="20"/>
+      </w:rPr>
+    </w:lvl>
+    <w:lvl w:ilvl="3" w:tentative="1">
+      <w:start w:val="1"/>
+      <w:numFmt w:val="bullet"/>
+      <w:lvlText w:val=""/>
+      <w:lvlJc w:val="left"/>
+      <w:pPr>
+        <w:tabs>
+          <w:tab w:val="num" w:pos="2880"/>
+        </w:tabs>
+        <w:ind w:left="2880" w:hanging="360"/>
+      </w:pPr>
+      <w:rPr>
+        <w:rFonts w:ascii="Wingdings" w:hAnsi="Wingdings" w:hint="default"/>
+        <w:sz w:val="20"/>
+      </w:rPr>
+    </w:lvl>
+    <w:lvl w:ilvl="4" w:tentative="1">
+      <w:start w:val="1"/>
+      <w:numFmt w:val="bullet"/>
+      <w:lvlText w:val=""/>
+      <w:lvlJc w:val="left"/>
+      <w:pPr>
+        <w:tabs>
+          <w:tab w:val="num" w:pos="3600"/>
+        </w:tabs>
+        <w:ind w:left="3600" w:hanging="360"/>
+      </w:pPr>
+      <w:rPr>
+        <w:rFonts w:ascii="Wingdings" w:hAnsi="Wingdings" w:hint="default"/>
+        <w:sz w:val="20"/>
+      </w:rPr>
+    </w:lvl>
+    <w:lvl w:ilvl="5" w:tentative="1">
+      <w:start w:val="1"/>
+      <w:numFmt w:val="bullet"/>
+      <w:lvlText w:val=""/>
+      <w:lvlJc w:val="left"/>
+      <w:pPr>
+        <w:tabs>
+          <w:tab w:val="num" w:pos="4320"/>
+        </w:tabs>
+        <w:ind w:left="4320" w:hanging="360"/>
+      </w:pPr>
+      <w:rPr>
+        <w:rFonts w:ascii="Wingdings" w:hAnsi="Wingdings" w:hint="default"/>
+        <w:sz w:val="20"/>
+      </w:rPr>
+    </w:lvl>
+    <w:lvl w:ilvl="6" w:tentative="1">
+      <w:start w:val="1"/>
+      <w:numFmt w:val="bullet"/>
+      <w:lvlText w:val=""/>
+      <w:lvlJc w:val="left"/>
+      <w:pPr>
+        <w:tabs>
+          <w:tab w:val="num" w:pos="5040"/>
+        </w:tabs>
+        <w:ind w:left="5040" w:hanging="360"/>
+      </w:pPr>
+      <w:rPr>
+        <w:rFonts w:ascii="Wingdings" w:hAnsi="Wingdings" w:hint="default"/>
+        <w:sz w:val="20"/>
+      </w:rPr>
+    </w:lvl>
+    <w:lvl w:ilvl="7" w:tentative="1">
+      <w:start w:val="1"/>
+      <w:numFmt w:val="bullet"/>
+      <w:lvlText w:val=""/>
+      <w:lvlJc w:val="left"/>
+      <w:pPr>
+        <w:tabs>
+          <w:tab w:val="num" w:pos="5760"/>
+        </w:tabs>
+        <w:ind w:left="5760" w:hanging="360"/>
+      </w:pPr>
+      <w:rPr>
+        <w:rFonts w:ascii="Wingdings" w:hAnsi="Wingdings" w:hint="default"/>
+        <w:sz w:val="20"/>
+      </w:rPr>
+    </w:lvl>
+    <w:lvl w:ilvl="8" w:tentative="1">
+      <w:start w:val="1"/>
+      <w:numFmt w:val="bullet"/>
+      <w:lvlText w:val=""/>
+      <w:lvlJc w:val="left"/>
+      <w:pPr>
+        <w:tabs>
+          <w:tab w:val="num" w:pos="6480"/>
+        </w:tabs>
+        <w:ind w:left="6480" w:hanging="360"/>
+      </w:pPr>
+      <w:rPr>
+        <w:rFonts w:ascii="Wingdings" w:hAnsi="Wingdings" w:hint="default"/>
+        <w:sz w:val="20"/>
+      </w:rPr>
+    </w:lvl>
+  </w:abstractNum>
+  <w:abstractNum w:abstractNumId="1" w15:restartNumberingAfterBreak="0">
     <w:nsid w:val="02B20976"/>
     <w:multiLevelType w:val="multilevel"/>
     <w:tmpl w:val="28CC60E6"/>
@@ -5129,7 +9318,156 @@
       </w:rPr>
     </w:lvl>
   </w:abstractNum>
-  <w:abstractNum w:abstractNumId="1" w15:restartNumberingAfterBreak="0">
+  <w:abstractNum w:abstractNumId="2" w15:restartNumberingAfterBreak="0">
+    <w:nsid w:val="04450ACA"/>
+    <w:multiLevelType w:val="multilevel"/>
+    <w:tmpl w:val="411A0DFE"/>
+    <w:lvl w:ilvl="0">
+      <w:start w:val="1"/>
+      <w:numFmt w:val="bullet"/>
+      <w:lvlText w:val=""/>
+      <w:lvlJc w:val="left"/>
+      <w:pPr>
+        <w:tabs>
+          <w:tab w:val="num" w:pos="720"/>
+        </w:tabs>
+        <w:ind w:left="720" w:hanging="360"/>
+      </w:pPr>
+      <w:rPr>
+        <w:rFonts w:ascii="Symbol" w:hAnsi="Symbol" w:hint="default"/>
+        <w:sz w:val="20"/>
+      </w:rPr>
+    </w:lvl>
+    <w:lvl w:ilvl="1" w:tentative="1">
+      <w:start w:val="1"/>
+      <w:numFmt w:val="bullet"/>
+      <w:lvlText w:val="o"/>
+      <w:lvlJc w:val="left"/>
+      <w:pPr>
+        <w:tabs>
+          <w:tab w:val="num" w:pos="1440"/>
+        </w:tabs>
+        <w:ind w:left="1440" w:hanging="360"/>
+      </w:pPr>
+      <w:rPr>
+        <w:rFonts w:ascii="Courier New" w:hAnsi="Courier New" w:hint="default"/>
+        <w:sz w:val="20"/>
+      </w:rPr>
+    </w:lvl>
+    <w:lvl w:ilvl="2" w:tentative="1">
+      <w:start w:val="1"/>
+      <w:numFmt w:val="bullet"/>
+      <w:lvlText w:val=""/>
+      <w:lvlJc w:val="left"/>
+      <w:pPr>
+        <w:tabs>
+          <w:tab w:val="num" w:pos="2160"/>
+        </w:tabs>
+        <w:ind w:left="2160" w:hanging="360"/>
+      </w:pPr>
+      <w:rPr>
+        <w:rFonts w:ascii="Wingdings" w:hAnsi="Wingdings" w:hint="default"/>
+        <w:sz w:val="20"/>
+      </w:rPr>
+    </w:lvl>
+    <w:lvl w:ilvl="3" w:tentative="1">
+      <w:start w:val="1"/>
+      <w:numFmt w:val="bullet"/>
+      <w:lvlText w:val=""/>
+      <w:lvlJc w:val="left"/>
+      <w:pPr>
+        <w:tabs>
+          <w:tab w:val="num" w:pos="2880"/>
+        </w:tabs>
+        <w:ind w:left="2880" w:hanging="360"/>
+      </w:pPr>
+      <w:rPr>
+        <w:rFonts w:ascii="Wingdings" w:hAnsi="Wingdings" w:hint="default"/>
+        <w:sz w:val="20"/>
+      </w:rPr>
+    </w:lvl>
+    <w:lvl w:ilvl="4" w:tentative="1">
+      <w:start w:val="1"/>
+      <w:numFmt w:val="bullet"/>
+      <w:lvlText w:val=""/>
+      <w:lvlJc w:val="left"/>
+      <w:pPr>
+        <w:tabs>
+          <w:tab w:val="num" w:pos="3600"/>
+        </w:tabs>
+        <w:ind w:left="3600" w:hanging="360"/>
+      </w:pPr>
+      <w:rPr>
+        <w:rFonts w:ascii="Wingdings" w:hAnsi="Wingdings" w:hint="default"/>
+        <w:sz w:val="20"/>
+      </w:rPr>
+    </w:lvl>
+    <w:lvl w:ilvl="5" w:tentative="1">
+      <w:start w:val="1"/>
+      <w:numFmt w:val="bullet"/>
+      <w:lvlText w:val=""/>
+      <w:lvlJc w:val="left"/>
+      <w:pPr>
+        <w:tabs>
+          <w:tab w:val="num" w:pos="4320"/>
+        </w:tabs>
+        <w:ind w:left="4320" w:hanging="360"/>
+      </w:pPr>
+      <w:rPr>
+        <w:rFonts w:ascii="Wingdings" w:hAnsi="Wingdings" w:hint="default"/>
+        <w:sz w:val="20"/>
+      </w:rPr>
+    </w:lvl>
+    <w:lvl w:ilvl="6" w:tentative="1">
+      <w:start w:val="1"/>
+      <w:numFmt w:val="bullet"/>
+      <w:lvlText w:val=""/>
+      <w:lvlJc w:val="left"/>
+      <w:pPr>
+        <w:tabs>
+          <w:tab w:val="num" w:pos="5040"/>
+        </w:tabs>
+        <w:ind w:left="5040" w:hanging="360"/>
+      </w:pPr>
+      <w:rPr>
+        <w:rFonts w:ascii="Wingdings" w:hAnsi="Wingdings" w:hint="default"/>
+        <w:sz w:val="20"/>
+      </w:rPr>
+    </w:lvl>
+    <w:lvl w:ilvl="7" w:tentative="1">
+      <w:start w:val="1"/>
+      <w:numFmt w:val="bullet"/>
+      <w:lvlText w:val=""/>
+      <w:lvlJc w:val="left"/>
+      <w:pPr>
+        <w:tabs>
+          <w:tab w:val="num" w:pos="5760"/>
+        </w:tabs>
+        <w:ind w:left="5760" w:hanging="360"/>
+      </w:pPr>
+      <w:rPr>
+        <w:rFonts w:ascii="Wingdings" w:hAnsi="Wingdings" w:hint="default"/>
+        <w:sz w:val="20"/>
+      </w:rPr>
+    </w:lvl>
+    <w:lvl w:ilvl="8" w:tentative="1">
+      <w:start w:val="1"/>
+      <w:numFmt w:val="bullet"/>
+      <w:lvlText w:val=""/>
+      <w:lvlJc w:val="left"/>
+      <w:pPr>
+        <w:tabs>
+          <w:tab w:val="num" w:pos="6480"/>
+        </w:tabs>
+        <w:ind w:left="6480" w:hanging="360"/>
+      </w:pPr>
+      <w:rPr>
+        <w:rFonts w:ascii="Wingdings" w:hAnsi="Wingdings" w:hint="default"/>
+        <w:sz w:val="20"/>
+      </w:rPr>
+    </w:lvl>
+  </w:abstractNum>
+  <w:abstractNum w:abstractNumId="3" w15:restartNumberingAfterBreak="0">
     <w:nsid w:val="0F4B744B"/>
     <w:multiLevelType w:val="multilevel"/>
     <w:tmpl w:val="59383BA6"/>
@@ -5278,7 +9616,454 @@
       </w:rPr>
     </w:lvl>
   </w:abstractNum>
-  <w:abstractNum w:abstractNumId="2" w15:restartNumberingAfterBreak="0">
+  <w:abstractNum w:abstractNumId="4" w15:restartNumberingAfterBreak="0">
+    <w:nsid w:val="16934A55"/>
+    <w:multiLevelType w:val="multilevel"/>
+    <w:tmpl w:val="B0F6740C"/>
+    <w:lvl w:ilvl="0">
+      <w:start w:val="1"/>
+      <w:numFmt w:val="bullet"/>
+      <w:lvlText w:val=""/>
+      <w:lvlJc w:val="left"/>
+      <w:pPr>
+        <w:tabs>
+          <w:tab w:val="num" w:pos="720"/>
+        </w:tabs>
+        <w:ind w:left="720" w:hanging="360"/>
+      </w:pPr>
+      <w:rPr>
+        <w:rFonts w:ascii="Symbol" w:hAnsi="Symbol" w:hint="default"/>
+        <w:sz w:val="20"/>
+      </w:rPr>
+    </w:lvl>
+    <w:lvl w:ilvl="1" w:tentative="1">
+      <w:start w:val="1"/>
+      <w:numFmt w:val="bullet"/>
+      <w:lvlText w:val="o"/>
+      <w:lvlJc w:val="left"/>
+      <w:pPr>
+        <w:tabs>
+          <w:tab w:val="num" w:pos="1440"/>
+        </w:tabs>
+        <w:ind w:left="1440" w:hanging="360"/>
+      </w:pPr>
+      <w:rPr>
+        <w:rFonts w:ascii="Courier New" w:hAnsi="Courier New" w:hint="default"/>
+        <w:sz w:val="20"/>
+      </w:rPr>
+    </w:lvl>
+    <w:lvl w:ilvl="2" w:tentative="1">
+      <w:start w:val="1"/>
+      <w:numFmt w:val="bullet"/>
+      <w:lvlText w:val=""/>
+      <w:lvlJc w:val="left"/>
+      <w:pPr>
+        <w:tabs>
+          <w:tab w:val="num" w:pos="2160"/>
+        </w:tabs>
+        <w:ind w:left="2160" w:hanging="360"/>
+      </w:pPr>
+      <w:rPr>
+        <w:rFonts w:ascii="Wingdings" w:hAnsi="Wingdings" w:hint="default"/>
+        <w:sz w:val="20"/>
+      </w:rPr>
+    </w:lvl>
+    <w:lvl w:ilvl="3" w:tentative="1">
+      <w:start w:val="1"/>
+      <w:numFmt w:val="bullet"/>
+      <w:lvlText w:val=""/>
+      <w:lvlJc w:val="left"/>
+      <w:pPr>
+        <w:tabs>
+          <w:tab w:val="num" w:pos="2880"/>
+        </w:tabs>
+        <w:ind w:left="2880" w:hanging="360"/>
+      </w:pPr>
+      <w:rPr>
+        <w:rFonts w:ascii="Wingdings" w:hAnsi="Wingdings" w:hint="default"/>
+        <w:sz w:val="20"/>
+      </w:rPr>
+    </w:lvl>
+    <w:lvl w:ilvl="4" w:tentative="1">
+      <w:start w:val="1"/>
+      <w:numFmt w:val="bullet"/>
+      <w:lvlText w:val=""/>
+      <w:lvlJc w:val="left"/>
+      <w:pPr>
+        <w:tabs>
+          <w:tab w:val="num" w:pos="3600"/>
+        </w:tabs>
+        <w:ind w:left="3600" w:hanging="360"/>
+      </w:pPr>
+      <w:rPr>
+        <w:rFonts w:ascii="Wingdings" w:hAnsi="Wingdings" w:hint="default"/>
+        <w:sz w:val="20"/>
+      </w:rPr>
+    </w:lvl>
+    <w:lvl w:ilvl="5" w:tentative="1">
+      <w:start w:val="1"/>
+      <w:numFmt w:val="bullet"/>
+      <w:lvlText w:val=""/>
+      <w:lvlJc w:val="left"/>
+      <w:pPr>
+        <w:tabs>
+          <w:tab w:val="num" w:pos="4320"/>
+        </w:tabs>
+        <w:ind w:left="4320" w:hanging="360"/>
+      </w:pPr>
+      <w:rPr>
+        <w:rFonts w:ascii="Wingdings" w:hAnsi="Wingdings" w:hint="default"/>
+        <w:sz w:val="20"/>
+      </w:rPr>
+    </w:lvl>
+    <w:lvl w:ilvl="6" w:tentative="1">
+      <w:start w:val="1"/>
+      <w:numFmt w:val="bullet"/>
+      <w:lvlText w:val=""/>
+      <w:lvlJc w:val="left"/>
+      <w:pPr>
+        <w:tabs>
+          <w:tab w:val="num" w:pos="5040"/>
+        </w:tabs>
+        <w:ind w:left="5040" w:hanging="360"/>
+      </w:pPr>
+      <w:rPr>
+        <w:rFonts w:ascii="Wingdings" w:hAnsi="Wingdings" w:hint="default"/>
+        <w:sz w:val="20"/>
+      </w:rPr>
+    </w:lvl>
+    <w:lvl w:ilvl="7" w:tentative="1">
+      <w:start w:val="1"/>
+      <w:numFmt w:val="bullet"/>
+      <w:lvlText w:val=""/>
+      <w:lvlJc w:val="left"/>
+      <w:pPr>
+        <w:tabs>
+          <w:tab w:val="num" w:pos="5760"/>
+        </w:tabs>
+        <w:ind w:left="5760" w:hanging="360"/>
+      </w:pPr>
+      <w:rPr>
+        <w:rFonts w:ascii="Wingdings" w:hAnsi="Wingdings" w:hint="default"/>
+        <w:sz w:val="20"/>
+      </w:rPr>
+    </w:lvl>
+    <w:lvl w:ilvl="8" w:tentative="1">
+      <w:start w:val="1"/>
+      <w:numFmt w:val="bullet"/>
+      <w:lvlText w:val=""/>
+      <w:lvlJc w:val="left"/>
+      <w:pPr>
+        <w:tabs>
+          <w:tab w:val="num" w:pos="6480"/>
+        </w:tabs>
+        <w:ind w:left="6480" w:hanging="360"/>
+      </w:pPr>
+      <w:rPr>
+        <w:rFonts w:ascii="Wingdings" w:hAnsi="Wingdings" w:hint="default"/>
+        <w:sz w:val="20"/>
+      </w:rPr>
+    </w:lvl>
+  </w:abstractNum>
+  <w:abstractNum w:abstractNumId="5" w15:restartNumberingAfterBreak="0">
+    <w:nsid w:val="1A822348"/>
+    <w:multiLevelType w:val="multilevel"/>
+    <w:tmpl w:val="50843F28"/>
+    <w:lvl w:ilvl="0">
+      <w:start w:val="1"/>
+      <w:numFmt w:val="bullet"/>
+      <w:lvlText w:val=""/>
+      <w:lvlJc w:val="left"/>
+      <w:pPr>
+        <w:tabs>
+          <w:tab w:val="num" w:pos="720"/>
+        </w:tabs>
+        <w:ind w:left="720" w:hanging="360"/>
+      </w:pPr>
+      <w:rPr>
+        <w:rFonts w:ascii="Symbol" w:hAnsi="Symbol" w:hint="default"/>
+        <w:sz w:val="20"/>
+      </w:rPr>
+    </w:lvl>
+    <w:lvl w:ilvl="1" w:tentative="1">
+      <w:start w:val="1"/>
+      <w:numFmt w:val="bullet"/>
+      <w:lvlText w:val="o"/>
+      <w:lvlJc w:val="left"/>
+      <w:pPr>
+        <w:tabs>
+          <w:tab w:val="num" w:pos="1440"/>
+        </w:tabs>
+        <w:ind w:left="1440" w:hanging="360"/>
+      </w:pPr>
+      <w:rPr>
+        <w:rFonts w:ascii="Courier New" w:hAnsi="Courier New" w:hint="default"/>
+        <w:sz w:val="20"/>
+      </w:rPr>
+    </w:lvl>
+    <w:lvl w:ilvl="2" w:tentative="1">
+      <w:start w:val="1"/>
+      <w:numFmt w:val="bullet"/>
+      <w:lvlText w:val=""/>
+      <w:lvlJc w:val="left"/>
+      <w:pPr>
+        <w:tabs>
+          <w:tab w:val="num" w:pos="2160"/>
+        </w:tabs>
+        <w:ind w:left="2160" w:hanging="360"/>
+      </w:pPr>
+      <w:rPr>
+        <w:rFonts w:ascii="Wingdings" w:hAnsi="Wingdings" w:hint="default"/>
+        <w:sz w:val="20"/>
+      </w:rPr>
+    </w:lvl>
+    <w:lvl w:ilvl="3" w:tentative="1">
+      <w:start w:val="1"/>
+      <w:numFmt w:val="bullet"/>
+      <w:lvlText w:val=""/>
+      <w:lvlJc w:val="left"/>
+      <w:pPr>
+        <w:tabs>
+          <w:tab w:val="num" w:pos="2880"/>
+        </w:tabs>
+        <w:ind w:left="2880" w:hanging="360"/>
+      </w:pPr>
+      <w:rPr>
+        <w:rFonts w:ascii="Wingdings" w:hAnsi="Wingdings" w:hint="default"/>
+        <w:sz w:val="20"/>
+      </w:rPr>
+    </w:lvl>
+    <w:lvl w:ilvl="4" w:tentative="1">
+      <w:start w:val="1"/>
+      <w:numFmt w:val="bullet"/>
+      <w:lvlText w:val=""/>
+      <w:lvlJc w:val="left"/>
+      <w:pPr>
+        <w:tabs>
+          <w:tab w:val="num" w:pos="3600"/>
+        </w:tabs>
+        <w:ind w:left="3600" w:hanging="360"/>
+      </w:pPr>
+      <w:rPr>
+        <w:rFonts w:ascii="Wingdings" w:hAnsi="Wingdings" w:hint="default"/>
+        <w:sz w:val="20"/>
+      </w:rPr>
+    </w:lvl>
+    <w:lvl w:ilvl="5" w:tentative="1">
+      <w:start w:val="1"/>
+      <w:numFmt w:val="bullet"/>
+      <w:lvlText w:val=""/>
+      <w:lvlJc w:val="left"/>
+      <w:pPr>
+        <w:tabs>
+          <w:tab w:val="num" w:pos="4320"/>
+        </w:tabs>
+        <w:ind w:left="4320" w:hanging="360"/>
+      </w:pPr>
+      <w:rPr>
+        <w:rFonts w:ascii="Wingdings" w:hAnsi="Wingdings" w:hint="default"/>
+        <w:sz w:val="20"/>
+      </w:rPr>
+    </w:lvl>
+    <w:lvl w:ilvl="6" w:tentative="1">
+      <w:start w:val="1"/>
+      <w:numFmt w:val="bullet"/>
+      <w:lvlText w:val=""/>
+      <w:lvlJc w:val="left"/>
+      <w:pPr>
+        <w:tabs>
+          <w:tab w:val="num" w:pos="5040"/>
+        </w:tabs>
+        <w:ind w:left="5040" w:hanging="360"/>
+      </w:pPr>
+      <w:rPr>
+        <w:rFonts w:ascii="Wingdings" w:hAnsi="Wingdings" w:hint="default"/>
+        <w:sz w:val="20"/>
+      </w:rPr>
+    </w:lvl>
+    <w:lvl w:ilvl="7" w:tentative="1">
+      <w:start w:val="1"/>
+      <w:numFmt w:val="bullet"/>
+      <w:lvlText w:val=""/>
+      <w:lvlJc w:val="left"/>
+      <w:pPr>
+        <w:tabs>
+          <w:tab w:val="num" w:pos="5760"/>
+        </w:tabs>
+        <w:ind w:left="5760" w:hanging="360"/>
+      </w:pPr>
+      <w:rPr>
+        <w:rFonts w:ascii="Wingdings" w:hAnsi="Wingdings" w:hint="default"/>
+        <w:sz w:val="20"/>
+      </w:rPr>
+    </w:lvl>
+    <w:lvl w:ilvl="8" w:tentative="1">
+      <w:start w:val="1"/>
+      <w:numFmt w:val="bullet"/>
+      <w:lvlText w:val=""/>
+      <w:lvlJc w:val="left"/>
+      <w:pPr>
+        <w:tabs>
+          <w:tab w:val="num" w:pos="6480"/>
+        </w:tabs>
+        <w:ind w:left="6480" w:hanging="360"/>
+      </w:pPr>
+      <w:rPr>
+        <w:rFonts w:ascii="Wingdings" w:hAnsi="Wingdings" w:hint="default"/>
+        <w:sz w:val="20"/>
+      </w:rPr>
+    </w:lvl>
+  </w:abstractNum>
+  <w:abstractNum w:abstractNumId="6" w15:restartNumberingAfterBreak="0">
+    <w:nsid w:val="1B48502A"/>
+    <w:multiLevelType w:val="multilevel"/>
+    <w:tmpl w:val="3A44BF32"/>
+    <w:lvl w:ilvl="0">
+      <w:start w:val="1"/>
+      <w:numFmt w:val="bullet"/>
+      <w:lvlText w:val=""/>
+      <w:lvlJc w:val="left"/>
+      <w:pPr>
+        <w:tabs>
+          <w:tab w:val="num" w:pos="720"/>
+        </w:tabs>
+        <w:ind w:left="720" w:hanging="360"/>
+      </w:pPr>
+      <w:rPr>
+        <w:rFonts w:ascii="Symbol" w:hAnsi="Symbol" w:hint="default"/>
+        <w:sz w:val="20"/>
+      </w:rPr>
+    </w:lvl>
+    <w:lvl w:ilvl="1" w:tentative="1">
+      <w:start w:val="1"/>
+      <w:numFmt w:val="bullet"/>
+      <w:lvlText w:val="o"/>
+      <w:lvlJc w:val="left"/>
+      <w:pPr>
+        <w:tabs>
+          <w:tab w:val="num" w:pos="1440"/>
+        </w:tabs>
+        <w:ind w:left="1440" w:hanging="360"/>
+      </w:pPr>
+      <w:rPr>
+        <w:rFonts w:ascii="Courier New" w:hAnsi="Courier New" w:hint="default"/>
+        <w:sz w:val="20"/>
+      </w:rPr>
+    </w:lvl>
+    <w:lvl w:ilvl="2" w:tentative="1">
+      <w:start w:val="1"/>
+      <w:numFmt w:val="bullet"/>
+      <w:lvlText w:val=""/>
+      <w:lvlJc w:val="left"/>
+      <w:pPr>
+        <w:tabs>
+          <w:tab w:val="num" w:pos="2160"/>
+        </w:tabs>
+        <w:ind w:left="2160" w:hanging="360"/>
+      </w:pPr>
+      <w:rPr>
+        <w:rFonts w:ascii="Wingdings" w:hAnsi="Wingdings" w:hint="default"/>
+        <w:sz w:val="20"/>
+      </w:rPr>
+    </w:lvl>
+    <w:lvl w:ilvl="3" w:tentative="1">
+      <w:start w:val="1"/>
+      <w:numFmt w:val="bullet"/>
+      <w:lvlText w:val=""/>
+      <w:lvlJc w:val="left"/>
+      <w:pPr>
+        <w:tabs>
+          <w:tab w:val="num" w:pos="2880"/>
+        </w:tabs>
+        <w:ind w:left="2880" w:hanging="360"/>
+      </w:pPr>
+      <w:rPr>
+        <w:rFonts w:ascii="Wingdings" w:hAnsi="Wingdings" w:hint="default"/>
+        <w:sz w:val="20"/>
+      </w:rPr>
+    </w:lvl>
+    <w:lvl w:ilvl="4" w:tentative="1">
+      <w:start w:val="1"/>
+      <w:numFmt w:val="bullet"/>
+      <w:lvlText w:val=""/>
+      <w:lvlJc w:val="left"/>
+      <w:pPr>
+        <w:tabs>
+          <w:tab w:val="num" w:pos="3600"/>
+        </w:tabs>
+        <w:ind w:left="3600" w:hanging="360"/>
+      </w:pPr>
+      <w:rPr>
+        <w:rFonts w:ascii="Wingdings" w:hAnsi="Wingdings" w:hint="default"/>
+        <w:sz w:val="20"/>
+      </w:rPr>
+    </w:lvl>
+    <w:lvl w:ilvl="5" w:tentative="1">
+      <w:start w:val="1"/>
+      <w:numFmt w:val="bullet"/>
+      <w:lvlText w:val=""/>
+      <w:lvlJc w:val="left"/>
+      <w:pPr>
+        <w:tabs>
+          <w:tab w:val="num" w:pos="4320"/>
+        </w:tabs>
+        <w:ind w:left="4320" w:hanging="360"/>
+      </w:pPr>
+      <w:rPr>
+        <w:rFonts w:ascii="Wingdings" w:hAnsi="Wingdings" w:hint="default"/>
+        <w:sz w:val="20"/>
+      </w:rPr>
+    </w:lvl>
+    <w:lvl w:ilvl="6" w:tentative="1">
+      <w:start w:val="1"/>
+      <w:numFmt w:val="bullet"/>
+      <w:lvlText w:val=""/>
+      <w:lvlJc w:val="left"/>
+      <w:pPr>
+        <w:tabs>
+          <w:tab w:val="num" w:pos="5040"/>
+        </w:tabs>
+        <w:ind w:left="5040" w:hanging="360"/>
+      </w:pPr>
+      <w:rPr>
+        <w:rFonts w:ascii="Wingdings" w:hAnsi="Wingdings" w:hint="default"/>
+        <w:sz w:val="20"/>
+      </w:rPr>
+    </w:lvl>
+    <w:lvl w:ilvl="7" w:tentative="1">
+      <w:start w:val="1"/>
+      <w:numFmt w:val="bullet"/>
+      <w:lvlText w:val=""/>
+      <w:lvlJc w:val="left"/>
+      <w:pPr>
+        <w:tabs>
+          <w:tab w:val="num" w:pos="5760"/>
+        </w:tabs>
+        <w:ind w:left="5760" w:hanging="360"/>
+      </w:pPr>
+      <w:rPr>
+        <w:rFonts w:ascii="Wingdings" w:hAnsi="Wingdings" w:hint="default"/>
+        <w:sz w:val="20"/>
+      </w:rPr>
+    </w:lvl>
+    <w:lvl w:ilvl="8" w:tentative="1">
+      <w:start w:val="1"/>
+      <w:numFmt w:val="bullet"/>
+      <w:lvlText w:val=""/>
+      <w:lvlJc w:val="left"/>
+      <w:pPr>
+        <w:tabs>
+          <w:tab w:val="num" w:pos="6480"/>
+        </w:tabs>
+        <w:ind w:left="6480" w:hanging="360"/>
+      </w:pPr>
+      <w:rPr>
+        <w:rFonts w:ascii="Wingdings" w:hAnsi="Wingdings" w:hint="default"/>
+        <w:sz w:val="20"/>
+      </w:rPr>
+    </w:lvl>
+  </w:abstractNum>
+  <w:abstractNum w:abstractNumId="7" w15:restartNumberingAfterBreak="0">
     <w:nsid w:val="1D086DC8"/>
     <w:multiLevelType w:val="multilevel"/>
     <w:tmpl w:val="C4B4A372"/>
@@ -5427,7 +10212,305 @@
       </w:rPr>
     </w:lvl>
   </w:abstractNum>
-  <w:abstractNum w:abstractNumId="3" w15:restartNumberingAfterBreak="0">
+  <w:abstractNum w:abstractNumId="8" w15:restartNumberingAfterBreak="0">
+    <w:nsid w:val="1EC06616"/>
+    <w:multiLevelType w:val="multilevel"/>
+    <w:tmpl w:val="3C3E6132"/>
+    <w:lvl w:ilvl="0">
+      <w:start w:val="1"/>
+      <w:numFmt w:val="bullet"/>
+      <w:lvlText w:val=""/>
+      <w:lvlJc w:val="left"/>
+      <w:pPr>
+        <w:tabs>
+          <w:tab w:val="num" w:pos="720"/>
+        </w:tabs>
+        <w:ind w:left="720" w:hanging="360"/>
+      </w:pPr>
+      <w:rPr>
+        <w:rFonts w:ascii="Symbol" w:hAnsi="Symbol" w:hint="default"/>
+        <w:sz w:val="20"/>
+      </w:rPr>
+    </w:lvl>
+    <w:lvl w:ilvl="1" w:tentative="1">
+      <w:start w:val="1"/>
+      <w:numFmt w:val="bullet"/>
+      <w:lvlText w:val="o"/>
+      <w:lvlJc w:val="left"/>
+      <w:pPr>
+        <w:tabs>
+          <w:tab w:val="num" w:pos="1440"/>
+        </w:tabs>
+        <w:ind w:left="1440" w:hanging="360"/>
+      </w:pPr>
+      <w:rPr>
+        <w:rFonts w:ascii="Courier New" w:hAnsi="Courier New" w:hint="default"/>
+        <w:sz w:val="20"/>
+      </w:rPr>
+    </w:lvl>
+    <w:lvl w:ilvl="2" w:tentative="1">
+      <w:start w:val="1"/>
+      <w:numFmt w:val="bullet"/>
+      <w:lvlText w:val=""/>
+      <w:lvlJc w:val="left"/>
+      <w:pPr>
+        <w:tabs>
+          <w:tab w:val="num" w:pos="2160"/>
+        </w:tabs>
+        <w:ind w:left="2160" w:hanging="360"/>
+      </w:pPr>
+      <w:rPr>
+        <w:rFonts w:ascii="Wingdings" w:hAnsi="Wingdings" w:hint="default"/>
+        <w:sz w:val="20"/>
+      </w:rPr>
+    </w:lvl>
+    <w:lvl w:ilvl="3" w:tentative="1">
+      <w:start w:val="1"/>
+      <w:numFmt w:val="bullet"/>
+      <w:lvlText w:val=""/>
+      <w:lvlJc w:val="left"/>
+      <w:pPr>
+        <w:tabs>
+          <w:tab w:val="num" w:pos="2880"/>
+        </w:tabs>
+        <w:ind w:left="2880" w:hanging="360"/>
+      </w:pPr>
+      <w:rPr>
+        <w:rFonts w:ascii="Wingdings" w:hAnsi="Wingdings" w:hint="default"/>
+        <w:sz w:val="20"/>
+      </w:rPr>
+    </w:lvl>
+    <w:lvl w:ilvl="4" w:tentative="1">
+      <w:start w:val="1"/>
+      <w:numFmt w:val="bullet"/>
+      <w:lvlText w:val=""/>
+      <w:lvlJc w:val="left"/>
+      <w:pPr>
+        <w:tabs>
+          <w:tab w:val="num" w:pos="3600"/>
+        </w:tabs>
+        <w:ind w:left="3600" w:hanging="360"/>
+      </w:pPr>
+      <w:rPr>
+        <w:rFonts w:ascii="Wingdings" w:hAnsi="Wingdings" w:hint="default"/>
+        <w:sz w:val="20"/>
+      </w:rPr>
+    </w:lvl>
+    <w:lvl w:ilvl="5" w:tentative="1">
+      <w:start w:val="1"/>
+      <w:numFmt w:val="bullet"/>
+      <w:lvlText w:val=""/>
+      <w:lvlJc w:val="left"/>
+      <w:pPr>
+        <w:tabs>
+          <w:tab w:val="num" w:pos="4320"/>
+        </w:tabs>
+        <w:ind w:left="4320" w:hanging="360"/>
+      </w:pPr>
+      <w:rPr>
+        <w:rFonts w:ascii="Wingdings" w:hAnsi="Wingdings" w:hint="default"/>
+        <w:sz w:val="20"/>
+      </w:rPr>
+    </w:lvl>
+    <w:lvl w:ilvl="6" w:tentative="1">
+      <w:start w:val="1"/>
+      <w:numFmt w:val="bullet"/>
+      <w:lvlText w:val=""/>
+      <w:lvlJc w:val="left"/>
+      <w:pPr>
+        <w:tabs>
+          <w:tab w:val="num" w:pos="5040"/>
+        </w:tabs>
+        <w:ind w:left="5040" w:hanging="360"/>
+      </w:pPr>
+      <w:rPr>
+        <w:rFonts w:ascii="Wingdings" w:hAnsi="Wingdings" w:hint="default"/>
+        <w:sz w:val="20"/>
+      </w:rPr>
+    </w:lvl>
+    <w:lvl w:ilvl="7" w:tentative="1">
+      <w:start w:val="1"/>
+      <w:numFmt w:val="bullet"/>
+      <w:lvlText w:val=""/>
+      <w:lvlJc w:val="left"/>
+      <w:pPr>
+        <w:tabs>
+          <w:tab w:val="num" w:pos="5760"/>
+        </w:tabs>
+        <w:ind w:left="5760" w:hanging="360"/>
+      </w:pPr>
+      <w:rPr>
+        <w:rFonts w:ascii="Wingdings" w:hAnsi="Wingdings" w:hint="default"/>
+        <w:sz w:val="20"/>
+      </w:rPr>
+    </w:lvl>
+    <w:lvl w:ilvl="8" w:tentative="1">
+      <w:start w:val="1"/>
+      <w:numFmt w:val="bullet"/>
+      <w:lvlText w:val=""/>
+      <w:lvlJc w:val="left"/>
+      <w:pPr>
+        <w:tabs>
+          <w:tab w:val="num" w:pos="6480"/>
+        </w:tabs>
+        <w:ind w:left="6480" w:hanging="360"/>
+      </w:pPr>
+      <w:rPr>
+        <w:rFonts w:ascii="Wingdings" w:hAnsi="Wingdings" w:hint="default"/>
+        <w:sz w:val="20"/>
+      </w:rPr>
+    </w:lvl>
+  </w:abstractNum>
+  <w:abstractNum w:abstractNumId="9" w15:restartNumberingAfterBreak="0">
+    <w:nsid w:val="1ECD5008"/>
+    <w:multiLevelType w:val="multilevel"/>
+    <w:tmpl w:val="33246E90"/>
+    <w:lvl w:ilvl="0">
+      <w:start w:val="1"/>
+      <w:numFmt w:val="bullet"/>
+      <w:lvlText w:val=""/>
+      <w:lvlJc w:val="left"/>
+      <w:pPr>
+        <w:tabs>
+          <w:tab w:val="num" w:pos="720"/>
+        </w:tabs>
+        <w:ind w:left="720" w:hanging="360"/>
+      </w:pPr>
+      <w:rPr>
+        <w:rFonts w:ascii="Symbol" w:hAnsi="Symbol" w:hint="default"/>
+        <w:sz w:val="20"/>
+      </w:rPr>
+    </w:lvl>
+    <w:lvl w:ilvl="1" w:tentative="1">
+      <w:start w:val="1"/>
+      <w:numFmt w:val="bullet"/>
+      <w:lvlText w:val="o"/>
+      <w:lvlJc w:val="left"/>
+      <w:pPr>
+        <w:tabs>
+          <w:tab w:val="num" w:pos="1440"/>
+        </w:tabs>
+        <w:ind w:left="1440" w:hanging="360"/>
+      </w:pPr>
+      <w:rPr>
+        <w:rFonts w:ascii="Courier New" w:hAnsi="Courier New" w:hint="default"/>
+        <w:sz w:val="20"/>
+      </w:rPr>
+    </w:lvl>
+    <w:lvl w:ilvl="2" w:tentative="1">
+      <w:start w:val="1"/>
+      <w:numFmt w:val="bullet"/>
+      <w:lvlText w:val=""/>
+      <w:lvlJc w:val="left"/>
+      <w:pPr>
+        <w:tabs>
+          <w:tab w:val="num" w:pos="2160"/>
+        </w:tabs>
+        <w:ind w:left="2160" w:hanging="360"/>
+      </w:pPr>
+      <w:rPr>
+        <w:rFonts w:ascii="Wingdings" w:hAnsi="Wingdings" w:hint="default"/>
+        <w:sz w:val="20"/>
+      </w:rPr>
+    </w:lvl>
+    <w:lvl w:ilvl="3" w:tentative="1">
+      <w:start w:val="1"/>
+      <w:numFmt w:val="bullet"/>
+      <w:lvlText w:val=""/>
+      <w:lvlJc w:val="left"/>
+      <w:pPr>
+        <w:tabs>
+          <w:tab w:val="num" w:pos="2880"/>
+        </w:tabs>
+        <w:ind w:left="2880" w:hanging="360"/>
+      </w:pPr>
+      <w:rPr>
+        <w:rFonts w:ascii="Wingdings" w:hAnsi="Wingdings" w:hint="default"/>
+        <w:sz w:val="20"/>
+      </w:rPr>
+    </w:lvl>
+    <w:lvl w:ilvl="4" w:tentative="1">
+      <w:start w:val="1"/>
+      <w:numFmt w:val="bullet"/>
+      <w:lvlText w:val=""/>
+      <w:lvlJc w:val="left"/>
+      <w:pPr>
+        <w:tabs>
+          <w:tab w:val="num" w:pos="3600"/>
+        </w:tabs>
+        <w:ind w:left="3600" w:hanging="360"/>
+      </w:pPr>
+      <w:rPr>
+        <w:rFonts w:ascii="Wingdings" w:hAnsi="Wingdings" w:hint="default"/>
+        <w:sz w:val="20"/>
+      </w:rPr>
+    </w:lvl>
+    <w:lvl w:ilvl="5" w:tentative="1">
+      <w:start w:val="1"/>
+      <w:numFmt w:val="bullet"/>
+      <w:lvlText w:val=""/>
+      <w:lvlJc w:val="left"/>
+      <w:pPr>
+        <w:tabs>
+          <w:tab w:val="num" w:pos="4320"/>
+        </w:tabs>
+        <w:ind w:left="4320" w:hanging="360"/>
+      </w:pPr>
+      <w:rPr>
+        <w:rFonts w:ascii="Wingdings" w:hAnsi="Wingdings" w:hint="default"/>
+        <w:sz w:val="20"/>
+      </w:rPr>
+    </w:lvl>
+    <w:lvl w:ilvl="6" w:tentative="1">
+      <w:start w:val="1"/>
+      <w:numFmt w:val="bullet"/>
+      <w:lvlText w:val=""/>
+      <w:lvlJc w:val="left"/>
+      <w:pPr>
+        <w:tabs>
+          <w:tab w:val="num" w:pos="5040"/>
+        </w:tabs>
+        <w:ind w:left="5040" w:hanging="360"/>
+      </w:pPr>
+      <w:rPr>
+        <w:rFonts w:ascii="Wingdings" w:hAnsi="Wingdings" w:hint="default"/>
+        <w:sz w:val="20"/>
+      </w:rPr>
+    </w:lvl>
+    <w:lvl w:ilvl="7" w:tentative="1">
+      <w:start w:val="1"/>
+      <w:numFmt w:val="bullet"/>
+      <w:lvlText w:val=""/>
+      <w:lvlJc w:val="left"/>
+      <w:pPr>
+        <w:tabs>
+          <w:tab w:val="num" w:pos="5760"/>
+        </w:tabs>
+        <w:ind w:left="5760" w:hanging="360"/>
+      </w:pPr>
+      <w:rPr>
+        <w:rFonts w:ascii="Wingdings" w:hAnsi="Wingdings" w:hint="default"/>
+        <w:sz w:val="20"/>
+      </w:rPr>
+    </w:lvl>
+    <w:lvl w:ilvl="8" w:tentative="1">
+      <w:start w:val="1"/>
+      <w:numFmt w:val="bullet"/>
+      <w:lvlText w:val=""/>
+      <w:lvlJc w:val="left"/>
+      <w:pPr>
+        <w:tabs>
+          <w:tab w:val="num" w:pos="6480"/>
+        </w:tabs>
+        <w:ind w:left="6480" w:hanging="360"/>
+      </w:pPr>
+      <w:rPr>
+        <w:rFonts w:ascii="Wingdings" w:hAnsi="Wingdings" w:hint="default"/>
+        <w:sz w:val="20"/>
+      </w:rPr>
+    </w:lvl>
+  </w:abstractNum>
+  <w:abstractNum w:abstractNumId="10" w15:restartNumberingAfterBreak="0">
     <w:nsid w:val="1F7C1F7C"/>
     <w:multiLevelType w:val="multilevel"/>
     <w:tmpl w:val="45A685D2"/>
@@ -5576,7 +10659,454 @@
       </w:rPr>
     </w:lvl>
   </w:abstractNum>
-  <w:abstractNum w:abstractNumId="4" w15:restartNumberingAfterBreak="0">
+  <w:abstractNum w:abstractNumId="11" w15:restartNumberingAfterBreak="0">
+    <w:nsid w:val="20F45977"/>
+    <w:multiLevelType w:val="multilevel"/>
+    <w:tmpl w:val="E74CDE40"/>
+    <w:lvl w:ilvl="0">
+      <w:start w:val="1"/>
+      <w:numFmt w:val="bullet"/>
+      <w:lvlText w:val=""/>
+      <w:lvlJc w:val="left"/>
+      <w:pPr>
+        <w:tabs>
+          <w:tab w:val="num" w:pos="720"/>
+        </w:tabs>
+        <w:ind w:left="720" w:hanging="360"/>
+      </w:pPr>
+      <w:rPr>
+        <w:rFonts w:ascii="Symbol" w:hAnsi="Symbol" w:hint="default"/>
+        <w:sz w:val="20"/>
+      </w:rPr>
+    </w:lvl>
+    <w:lvl w:ilvl="1" w:tentative="1">
+      <w:start w:val="1"/>
+      <w:numFmt w:val="bullet"/>
+      <w:lvlText w:val="o"/>
+      <w:lvlJc w:val="left"/>
+      <w:pPr>
+        <w:tabs>
+          <w:tab w:val="num" w:pos="1440"/>
+        </w:tabs>
+        <w:ind w:left="1440" w:hanging="360"/>
+      </w:pPr>
+      <w:rPr>
+        <w:rFonts w:ascii="Courier New" w:hAnsi="Courier New" w:hint="default"/>
+        <w:sz w:val="20"/>
+      </w:rPr>
+    </w:lvl>
+    <w:lvl w:ilvl="2" w:tentative="1">
+      <w:start w:val="1"/>
+      <w:numFmt w:val="bullet"/>
+      <w:lvlText w:val=""/>
+      <w:lvlJc w:val="left"/>
+      <w:pPr>
+        <w:tabs>
+          <w:tab w:val="num" w:pos="2160"/>
+        </w:tabs>
+        <w:ind w:left="2160" w:hanging="360"/>
+      </w:pPr>
+      <w:rPr>
+        <w:rFonts w:ascii="Wingdings" w:hAnsi="Wingdings" w:hint="default"/>
+        <w:sz w:val="20"/>
+      </w:rPr>
+    </w:lvl>
+    <w:lvl w:ilvl="3" w:tentative="1">
+      <w:start w:val="1"/>
+      <w:numFmt w:val="bullet"/>
+      <w:lvlText w:val=""/>
+      <w:lvlJc w:val="left"/>
+      <w:pPr>
+        <w:tabs>
+          <w:tab w:val="num" w:pos="2880"/>
+        </w:tabs>
+        <w:ind w:left="2880" w:hanging="360"/>
+      </w:pPr>
+      <w:rPr>
+        <w:rFonts w:ascii="Wingdings" w:hAnsi="Wingdings" w:hint="default"/>
+        <w:sz w:val="20"/>
+      </w:rPr>
+    </w:lvl>
+    <w:lvl w:ilvl="4" w:tentative="1">
+      <w:start w:val="1"/>
+      <w:numFmt w:val="bullet"/>
+      <w:lvlText w:val=""/>
+      <w:lvlJc w:val="left"/>
+      <w:pPr>
+        <w:tabs>
+          <w:tab w:val="num" w:pos="3600"/>
+        </w:tabs>
+        <w:ind w:left="3600" w:hanging="360"/>
+      </w:pPr>
+      <w:rPr>
+        <w:rFonts w:ascii="Wingdings" w:hAnsi="Wingdings" w:hint="default"/>
+        <w:sz w:val="20"/>
+      </w:rPr>
+    </w:lvl>
+    <w:lvl w:ilvl="5" w:tentative="1">
+      <w:start w:val="1"/>
+      <w:numFmt w:val="bullet"/>
+      <w:lvlText w:val=""/>
+      <w:lvlJc w:val="left"/>
+      <w:pPr>
+        <w:tabs>
+          <w:tab w:val="num" w:pos="4320"/>
+        </w:tabs>
+        <w:ind w:left="4320" w:hanging="360"/>
+      </w:pPr>
+      <w:rPr>
+        <w:rFonts w:ascii="Wingdings" w:hAnsi="Wingdings" w:hint="default"/>
+        <w:sz w:val="20"/>
+      </w:rPr>
+    </w:lvl>
+    <w:lvl w:ilvl="6" w:tentative="1">
+      <w:start w:val="1"/>
+      <w:numFmt w:val="bullet"/>
+      <w:lvlText w:val=""/>
+      <w:lvlJc w:val="left"/>
+      <w:pPr>
+        <w:tabs>
+          <w:tab w:val="num" w:pos="5040"/>
+        </w:tabs>
+        <w:ind w:left="5040" w:hanging="360"/>
+      </w:pPr>
+      <w:rPr>
+        <w:rFonts w:ascii="Wingdings" w:hAnsi="Wingdings" w:hint="default"/>
+        <w:sz w:val="20"/>
+      </w:rPr>
+    </w:lvl>
+    <w:lvl w:ilvl="7" w:tentative="1">
+      <w:start w:val="1"/>
+      <w:numFmt w:val="bullet"/>
+      <w:lvlText w:val=""/>
+      <w:lvlJc w:val="left"/>
+      <w:pPr>
+        <w:tabs>
+          <w:tab w:val="num" w:pos="5760"/>
+        </w:tabs>
+        <w:ind w:left="5760" w:hanging="360"/>
+      </w:pPr>
+      <w:rPr>
+        <w:rFonts w:ascii="Wingdings" w:hAnsi="Wingdings" w:hint="default"/>
+        <w:sz w:val="20"/>
+      </w:rPr>
+    </w:lvl>
+    <w:lvl w:ilvl="8" w:tentative="1">
+      <w:start w:val="1"/>
+      <w:numFmt w:val="bullet"/>
+      <w:lvlText w:val=""/>
+      <w:lvlJc w:val="left"/>
+      <w:pPr>
+        <w:tabs>
+          <w:tab w:val="num" w:pos="6480"/>
+        </w:tabs>
+        <w:ind w:left="6480" w:hanging="360"/>
+      </w:pPr>
+      <w:rPr>
+        <w:rFonts w:ascii="Wingdings" w:hAnsi="Wingdings" w:hint="default"/>
+        <w:sz w:val="20"/>
+      </w:rPr>
+    </w:lvl>
+  </w:abstractNum>
+  <w:abstractNum w:abstractNumId="12" w15:restartNumberingAfterBreak="0">
+    <w:nsid w:val="21AF6C50"/>
+    <w:multiLevelType w:val="multilevel"/>
+    <w:tmpl w:val="095A18A0"/>
+    <w:lvl w:ilvl="0">
+      <w:start w:val="1"/>
+      <w:numFmt w:val="bullet"/>
+      <w:lvlText w:val=""/>
+      <w:lvlJc w:val="left"/>
+      <w:pPr>
+        <w:tabs>
+          <w:tab w:val="num" w:pos="720"/>
+        </w:tabs>
+        <w:ind w:left="720" w:hanging="360"/>
+      </w:pPr>
+      <w:rPr>
+        <w:rFonts w:ascii="Symbol" w:hAnsi="Symbol" w:hint="default"/>
+        <w:sz w:val="20"/>
+      </w:rPr>
+    </w:lvl>
+    <w:lvl w:ilvl="1" w:tentative="1">
+      <w:start w:val="1"/>
+      <w:numFmt w:val="bullet"/>
+      <w:lvlText w:val="o"/>
+      <w:lvlJc w:val="left"/>
+      <w:pPr>
+        <w:tabs>
+          <w:tab w:val="num" w:pos="1440"/>
+        </w:tabs>
+        <w:ind w:left="1440" w:hanging="360"/>
+      </w:pPr>
+      <w:rPr>
+        <w:rFonts w:ascii="Courier New" w:hAnsi="Courier New" w:hint="default"/>
+        <w:sz w:val="20"/>
+      </w:rPr>
+    </w:lvl>
+    <w:lvl w:ilvl="2" w:tentative="1">
+      <w:start w:val="1"/>
+      <w:numFmt w:val="bullet"/>
+      <w:lvlText w:val=""/>
+      <w:lvlJc w:val="left"/>
+      <w:pPr>
+        <w:tabs>
+          <w:tab w:val="num" w:pos="2160"/>
+        </w:tabs>
+        <w:ind w:left="2160" w:hanging="360"/>
+      </w:pPr>
+      <w:rPr>
+        <w:rFonts w:ascii="Wingdings" w:hAnsi="Wingdings" w:hint="default"/>
+        <w:sz w:val="20"/>
+      </w:rPr>
+    </w:lvl>
+    <w:lvl w:ilvl="3" w:tentative="1">
+      <w:start w:val="1"/>
+      <w:numFmt w:val="bullet"/>
+      <w:lvlText w:val=""/>
+      <w:lvlJc w:val="left"/>
+      <w:pPr>
+        <w:tabs>
+          <w:tab w:val="num" w:pos="2880"/>
+        </w:tabs>
+        <w:ind w:left="2880" w:hanging="360"/>
+      </w:pPr>
+      <w:rPr>
+        <w:rFonts w:ascii="Wingdings" w:hAnsi="Wingdings" w:hint="default"/>
+        <w:sz w:val="20"/>
+      </w:rPr>
+    </w:lvl>
+    <w:lvl w:ilvl="4" w:tentative="1">
+      <w:start w:val="1"/>
+      <w:numFmt w:val="bullet"/>
+      <w:lvlText w:val=""/>
+      <w:lvlJc w:val="left"/>
+      <w:pPr>
+        <w:tabs>
+          <w:tab w:val="num" w:pos="3600"/>
+        </w:tabs>
+        <w:ind w:left="3600" w:hanging="360"/>
+      </w:pPr>
+      <w:rPr>
+        <w:rFonts w:ascii="Wingdings" w:hAnsi="Wingdings" w:hint="default"/>
+        <w:sz w:val="20"/>
+      </w:rPr>
+    </w:lvl>
+    <w:lvl w:ilvl="5" w:tentative="1">
+      <w:start w:val="1"/>
+      <w:numFmt w:val="bullet"/>
+      <w:lvlText w:val=""/>
+      <w:lvlJc w:val="left"/>
+      <w:pPr>
+        <w:tabs>
+          <w:tab w:val="num" w:pos="4320"/>
+        </w:tabs>
+        <w:ind w:left="4320" w:hanging="360"/>
+      </w:pPr>
+      <w:rPr>
+        <w:rFonts w:ascii="Wingdings" w:hAnsi="Wingdings" w:hint="default"/>
+        <w:sz w:val="20"/>
+      </w:rPr>
+    </w:lvl>
+    <w:lvl w:ilvl="6" w:tentative="1">
+      <w:start w:val="1"/>
+      <w:numFmt w:val="bullet"/>
+      <w:lvlText w:val=""/>
+      <w:lvlJc w:val="left"/>
+      <w:pPr>
+        <w:tabs>
+          <w:tab w:val="num" w:pos="5040"/>
+        </w:tabs>
+        <w:ind w:left="5040" w:hanging="360"/>
+      </w:pPr>
+      <w:rPr>
+        <w:rFonts w:ascii="Wingdings" w:hAnsi="Wingdings" w:hint="default"/>
+        <w:sz w:val="20"/>
+      </w:rPr>
+    </w:lvl>
+    <w:lvl w:ilvl="7" w:tentative="1">
+      <w:start w:val="1"/>
+      <w:numFmt w:val="bullet"/>
+      <w:lvlText w:val=""/>
+      <w:lvlJc w:val="left"/>
+      <w:pPr>
+        <w:tabs>
+          <w:tab w:val="num" w:pos="5760"/>
+        </w:tabs>
+        <w:ind w:left="5760" w:hanging="360"/>
+      </w:pPr>
+      <w:rPr>
+        <w:rFonts w:ascii="Wingdings" w:hAnsi="Wingdings" w:hint="default"/>
+        <w:sz w:val="20"/>
+      </w:rPr>
+    </w:lvl>
+    <w:lvl w:ilvl="8" w:tentative="1">
+      <w:start w:val="1"/>
+      <w:numFmt w:val="bullet"/>
+      <w:lvlText w:val=""/>
+      <w:lvlJc w:val="left"/>
+      <w:pPr>
+        <w:tabs>
+          <w:tab w:val="num" w:pos="6480"/>
+        </w:tabs>
+        <w:ind w:left="6480" w:hanging="360"/>
+      </w:pPr>
+      <w:rPr>
+        <w:rFonts w:ascii="Wingdings" w:hAnsi="Wingdings" w:hint="default"/>
+        <w:sz w:val="20"/>
+      </w:rPr>
+    </w:lvl>
+  </w:abstractNum>
+  <w:abstractNum w:abstractNumId="13" w15:restartNumberingAfterBreak="0">
+    <w:nsid w:val="2A9977C8"/>
+    <w:multiLevelType w:val="multilevel"/>
+    <w:tmpl w:val="21CAAEA6"/>
+    <w:lvl w:ilvl="0">
+      <w:start w:val="1"/>
+      <w:numFmt w:val="bullet"/>
+      <w:lvlText w:val=""/>
+      <w:lvlJc w:val="left"/>
+      <w:pPr>
+        <w:tabs>
+          <w:tab w:val="num" w:pos="720"/>
+        </w:tabs>
+        <w:ind w:left="720" w:hanging="360"/>
+      </w:pPr>
+      <w:rPr>
+        <w:rFonts w:ascii="Symbol" w:hAnsi="Symbol" w:hint="default"/>
+        <w:sz w:val="20"/>
+      </w:rPr>
+    </w:lvl>
+    <w:lvl w:ilvl="1" w:tentative="1">
+      <w:start w:val="1"/>
+      <w:numFmt w:val="bullet"/>
+      <w:lvlText w:val="o"/>
+      <w:lvlJc w:val="left"/>
+      <w:pPr>
+        <w:tabs>
+          <w:tab w:val="num" w:pos="1440"/>
+        </w:tabs>
+        <w:ind w:left="1440" w:hanging="360"/>
+      </w:pPr>
+      <w:rPr>
+        <w:rFonts w:ascii="Courier New" w:hAnsi="Courier New" w:hint="default"/>
+        <w:sz w:val="20"/>
+      </w:rPr>
+    </w:lvl>
+    <w:lvl w:ilvl="2" w:tentative="1">
+      <w:start w:val="1"/>
+      <w:numFmt w:val="bullet"/>
+      <w:lvlText w:val=""/>
+      <w:lvlJc w:val="left"/>
+      <w:pPr>
+        <w:tabs>
+          <w:tab w:val="num" w:pos="2160"/>
+        </w:tabs>
+        <w:ind w:left="2160" w:hanging="360"/>
+      </w:pPr>
+      <w:rPr>
+        <w:rFonts w:ascii="Wingdings" w:hAnsi="Wingdings" w:hint="default"/>
+        <w:sz w:val="20"/>
+      </w:rPr>
+    </w:lvl>
+    <w:lvl w:ilvl="3" w:tentative="1">
+      <w:start w:val="1"/>
+      <w:numFmt w:val="bullet"/>
+      <w:lvlText w:val=""/>
+      <w:lvlJc w:val="left"/>
+      <w:pPr>
+        <w:tabs>
+          <w:tab w:val="num" w:pos="2880"/>
+        </w:tabs>
+        <w:ind w:left="2880" w:hanging="360"/>
+      </w:pPr>
+      <w:rPr>
+        <w:rFonts w:ascii="Wingdings" w:hAnsi="Wingdings" w:hint="default"/>
+        <w:sz w:val="20"/>
+      </w:rPr>
+    </w:lvl>
+    <w:lvl w:ilvl="4" w:tentative="1">
+      <w:start w:val="1"/>
+      <w:numFmt w:val="bullet"/>
+      <w:lvlText w:val=""/>
+      <w:lvlJc w:val="left"/>
+      <w:pPr>
+        <w:tabs>
+          <w:tab w:val="num" w:pos="3600"/>
+        </w:tabs>
+        <w:ind w:left="3600" w:hanging="360"/>
+      </w:pPr>
+      <w:rPr>
+        <w:rFonts w:ascii="Wingdings" w:hAnsi="Wingdings" w:hint="default"/>
+        <w:sz w:val="20"/>
+      </w:rPr>
+    </w:lvl>
+    <w:lvl w:ilvl="5" w:tentative="1">
+      <w:start w:val="1"/>
+      <w:numFmt w:val="bullet"/>
+      <w:lvlText w:val=""/>
+      <w:lvlJc w:val="left"/>
+      <w:pPr>
+        <w:tabs>
+          <w:tab w:val="num" w:pos="4320"/>
+        </w:tabs>
+        <w:ind w:left="4320" w:hanging="360"/>
+      </w:pPr>
+      <w:rPr>
+        <w:rFonts w:ascii="Wingdings" w:hAnsi="Wingdings" w:hint="default"/>
+        <w:sz w:val="20"/>
+      </w:rPr>
+    </w:lvl>
+    <w:lvl w:ilvl="6" w:tentative="1">
+      <w:start w:val="1"/>
+      <w:numFmt w:val="bullet"/>
+      <w:lvlText w:val=""/>
+      <w:lvlJc w:val="left"/>
+      <w:pPr>
+        <w:tabs>
+          <w:tab w:val="num" w:pos="5040"/>
+        </w:tabs>
+        <w:ind w:left="5040" w:hanging="360"/>
+      </w:pPr>
+      <w:rPr>
+        <w:rFonts w:ascii="Wingdings" w:hAnsi="Wingdings" w:hint="default"/>
+        <w:sz w:val="20"/>
+      </w:rPr>
+    </w:lvl>
+    <w:lvl w:ilvl="7" w:tentative="1">
+      <w:start w:val="1"/>
+      <w:numFmt w:val="bullet"/>
+      <w:lvlText w:val=""/>
+      <w:lvlJc w:val="left"/>
+      <w:pPr>
+        <w:tabs>
+          <w:tab w:val="num" w:pos="5760"/>
+        </w:tabs>
+        <w:ind w:left="5760" w:hanging="360"/>
+      </w:pPr>
+      <w:rPr>
+        <w:rFonts w:ascii="Wingdings" w:hAnsi="Wingdings" w:hint="default"/>
+        <w:sz w:val="20"/>
+      </w:rPr>
+    </w:lvl>
+    <w:lvl w:ilvl="8" w:tentative="1">
+      <w:start w:val="1"/>
+      <w:numFmt w:val="bullet"/>
+      <w:lvlText w:val=""/>
+      <w:lvlJc w:val="left"/>
+      <w:pPr>
+        <w:tabs>
+          <w:tab w:val="num" w:pos="6480"/>
+        </w:tabs>
+        <w:ind w:left="6480" w:hanging="360"/>
+      </w:pPr>
+      <w:rPr>
+        <w:rFonts w:ascii="Wingdings" w:hAnsi="Wingdings" w:hint="default"/>
+        <w:sz w:val="20"/>
+      </w:rPr>
+    </w:lvl>
+  </w:abstractNum>
+  <w:abstractNum w:abstractNumId="14" w15:restartNumberingAfterBreak="0">
     <w:nsid w:val="32F04D44"/>
     <w:multiLevelType w:val="multilevel"/>
     <w:tmpl w:val="D8745AE8"/>
@@ -5725,7 +11255,752 @@
       </w:rPr>
     </w:lvl>
   </w:abstractNum>
-  <w:abstractNum w:abstractNumId="5" w15:restartNumberingAfterBreak="0">
+  <w:abstractNum w:abstractNumId="15" w15:restartNumberingAfterBreak="0">
+    <w:nsid w:val="337D7DD6"/>
+    <w:multiLevelType w:val="multilevel"/>
+    <w:tmpl w:val="8AFA0BBE"/>
+    <w:lvl w:ilvl="0">
+      <w:start w:val="1"/>
+      <w:numFmt w:val="bullet"/>
+      <w:lvlText w:val=""/>
+      <w:lvlJc w:val="left"/>
+      <w:pPr>
+        <w:tabs>
+          <w:tab w:val="num" w:pos="720"/>
+        </w:tabs>
+        <w:ind w:left="720" w:hanging="360"/>
+      </w:pPr>
+      <w:rPr>
+        <w:rFonts w:ascii="Symbol" w:hAnsi="Symbol" w:hint="default"/>
+        <w:sz w:val="20"/>
+      </w:rPr>
+    </w:lvl>
+    <w:lvl w:ilvl="1" w:tentative="1">
+      <w:start w:val="1"/>
+      <w:numFmt w:val="bullet"/>
+      <w:lvlText w:val="o"/>
+      <w:lvlJc w:val="left"/>
+      <w:pPr>
+        <w:tabs>
+          <w:tab w:val="num" w:pos="1440"/>
+        </w:tabs>
+        <w:ind w:left="1440" w:hanging="360"/>
+      </w:pPr>
+      <w:rPr>
+        <w:rFonts w:ascii="Courier New" w:hAnsi="Courier New" w:hint="default"/>
+        <w:sz w:val="20"/>
+      </w:rPr>
+    </w:lvl>
+    <w:lvl w:ilvl="2" w:tentative="1">
+      <w:start w:val="1"/>
+      <w:numFmt w:val="bullet"/>
+      <w:lvlText w:val=""/>
+      <w:lvlJc w:val="left"/>
+      <w:pPr>
+        <w:tabs>
+          <w:tab w:val="num" w:pos="2160"/>
+        </w:tabs>
+        <w:ind w:left="2160" w:hanging="360"/>
+      </w:pPr>
+      <w:rPr>
+        <w:rFonts w:ascii="Wingdings" w:hAnsi="Wingdings" w:hint="default"/>
+        <w:sz w:val="20"/>
+      </w:rPr>
+    </w:lvl>
+    <w:lvl w:ilvl="3" w:tentative="1">
+      <w:start w:val="1"/>
+      <w:numFmt w:val="bullet"/>
+      <w:lvlText w:val=""/>
+      <w:lvlJc w:val="left"/>
+      <w:pPr>
+        <w:tabs>
+          <w:tab w:val="num" w:pos="2880"/>
+        </w:tabs>
+        <w:ind w:left="2880" w:hanging="360"/>
+      </w:pPr>
+      <w:rPr>
+        <w:rFonts w:ascii="Wingdings" w:hAnsi="Wingdings" w:hint="default"/>
+        <w:sz w:val="20"/>
+      </w:rPr>
+    </w:lvl>
+    <w:lvl w:ilvl="4" w:tentative="1">
+      <w:start w:val="1"/>
+      <w:numFmt w:val="bullet"/>
+      <w:lvlText w:val=""/>
+      <w:lvlJc w:val="left"/>
+      <w:pPr>
+        <w:tabs>
+          <w:tab w:val="num" w:pos="3600"/>
+        </w:tabs>
+        <w:ind w:left="3600" w:hanging="360"/>
+      </w:pPr>
+      <w:rPr>
+        <w:rFonts w:ascii="Wingdings" w:hAnsi="Wingdings" w:hint="default"/>
+        <w:sz w:val="20"/>
+      </w:rPr>
+    </w:lvl>
+    <w:lvl w:ilvl="5" w:tentative="1">
+      <w:start w:val="1"/>
+      <w:numFmt w:val="bullet"/>
+      <w:lvlText w:val=""/>
+      <w:lvlJc w:val="left"/>
+      <w:pPr>
+        <w:tabs>
+          <w:tab w:val="num" w:pos="4320"/>
+        </w:tabs>
+        <w:ind w:left="4320" w:hanging="360"/>
+      </w:pPr>
+      <w:rPr>
+        <w:rFonts w:ascii="Wingdings" w:hAnsi="Wingdings" w:hint="default"/>
+        <w:sz w:val="20"/>
+      </w:rPr>
+    </w:lvl>
+    <w:lvl w:ilvl="6" w:tentative="1">
+      <w:start w:val="1"/>
+      <w:numFmt w:val="bullet"/>
+      <w:lvlText w:val=""/>
+      <w:lvlJc w:val="left"/>
+      <w:pPr>
+        <w:tabs>
+          <w:tab w:val="num" w:pos="5040"/>
+        </w:tabs>
+        <w:ind w:left="5040" w:hanging="360"/>
+      </w:pPr>
+      <w:rPr>
+        <w:rFonts w:ascii="Wingdings" w:hAnsi="Wingdings" w:hint="default"/>
+        <w:sz w:val="20"/>
+      </w:rPr>
+    </w:lvl>
+    <w:lvl w:ilvl="7" w:tentative="1">
+      <w:start w:val="1"/>
+      <w:numFmt w:val="bullet"/>
+      <w:lvlText w:val=""/>
+      <w:lvlJc w:val="left"/>
+      <w:pPr>
+        <w:tabs>
+          <w:tab w:val="num" w:pos="5760"/>
+        </w:tabs>
+        <w:ind w:left="5760" w:hanging="360"/>
+      </w:pPr>
+      <w:rPr>
+        <w:rFonts w:ascii="Wingdings" w:hAnsi="Wingdings" w:hint="default"/>
+        <w:sz w:val="20"/>
+      </w:rPr>
+    </w:lvl>
+    <w:lvl w:ilvl="8" w:tentative="1">
+      <w:start w:val="1"/>
+      <w:numFmt w:val="bullet"/>
+      <w:lvlText w:val=""/>
+      <w:lvlJc w:val="left"/>
+      <w:pPr>
+        <w:tabs>
+          <w:tab w:val="num" w:pos="6480"/>
+        </w:tabs>
+        <w:ind w:left="6480" w:hanging="360"/>
+      </w:pPr>
+      <w:rPr>
+        <w:rFonts w:ascii="Wingdings" w:hAnsi="Wingdings" w:hint="default"/>
+        <w:sz w:val="20"/>
+      </w:rPr>
+    </w:lvl>
+  </w:abstractNum>
+  <w:abstractNum w:abstractNumId="16" w15:restartNumberingAfterBreak="0">
+    <w:nsid w:val="396D4224"/>
+    <w:multiLevelType w:val="multilevel"/>
+    <w:tmpl w:val="2FA05F6A"/>
+    <w:lvl w:ilvl="0">
+      <w:start w:val="1"/>
+      <w:numFmt w:val="bullet"/>
+      <w:lvlText w:val=""/>
+      <w:lvlJc w:val="left"/>
+      <w:pPr>
+        <w:tabs>
+          <w:tab w:val="num" w:pos="720"/>
+        </w:tabs>
+        <w:ind w:left="720" w:hanging="360"/>
+      </w:pPr>
+      <w:rPr>
+        <w:rFonts w:ascii="Symbol" w:hAnsi="Symbol" w:hint="default"/>
+        <w:sz w:val="20"/>
+      </w:rPr>
+    </w:lvl>
+    <w:lvl w:ilvl="1" w:tentative="1">
+      <w:start w:val="1"/>
+      <w:numFmt w:val="bullet"/>
+      <w:lvlText w:val="o"/>
+      <w:lvlJc w:val="left"/>
+      <w:pPr>
+        <w:tabs>
+          <w:tab w:val="num" w:pos="1440"/>
+        </w:tabs>
+        <w:ind w:left="1440" w:hanging="360"/>
+      </w:pPr>
+      <w:rPr>
+        <w:rFonts w:ascii="Courier New" w:hAnsi="Courier New" w:hint="default"/>
+        <w:sz w:val="20"/>
+      </w:rPr>
+    </w:lvl>
+    <w:lvl w:ilvl="2" w:tentative="1">
+      <w:start w:val="1"/>
+      <w:numFmt w:val="bullet"/>
+      <w:lvlText w:val=""/>
+      <w:lvlJc w:val="left"/>
+      <w:pPr>
+        <w:tabs>
+          <w:tab w:val="num" w:pos="2160"/>
+        </w:tabs>
+        <w:ind w:left="2160" w:hanging="360"/>
+      </w:pPr>
+      <w:rPr>
+        <w:rFonts w:ascii="Wingdings" w:hAnsi="Wingdings" w:hint="default"/>
+        <w:sz w:val="20"/>
+      </w:rPr>
+    </w:lvl>
+    <w:lvl w:ilvl="3" w:tentative="1">
+      <w:start w:val="1"/>
+      <w:numFmt w:val="bullet"/>
+      <w:lvlText w:val=""/>
+      <w:lvlJc w:val="left"/>
+      <w:pPr>
+        <w:tabs>
+          <w:tab w:val="num" w:pos="2880"/>
+        </w:tabs>
+        <w:ind w:left="2880" w:hanging="360"/>
+      </w:pPr>
+      <w:rPr>
+        <w:rFonts w:ascii="Wingdings" w:hAnsi="Wingdings" w:hint="default"/>
+        <w:sz w:val="20"/>
+      </w:rPr>
+    </w:lvl>
+    <w:lvl w:ilvl="4" w:tentative="1">
+      <w:start w:val="1"/>
+      <w:numFmt w:val="bullet"/>
+      <w:lvlText w:val=""/>
+      <w:lvlJc w:val="left"/>
+      <w:pPr>
+        <w:tabs>
+          <w:tab w:val="num" w:pos="3600"/>
+        </w:tabs>
+        <w:ind w:left="3600" w:hanging="360"/>
+      </w:pPr>
+      <w:rPr>
+        <w:rFonts w:ascii="Wingdings" w:hAnsi="Wingdings" w:hint="default"/>
+        <w:sz w:val="20"/>
+      </w:rPr>
+    </w:lvl>
+    <w:lvl w:ilvl="5" w:tentative="1">
+      <w:start w:val="1"/>
+      <w:numFmt w:val="bullet"/>
+      <w:lvlText w:val=""/>
+      <w:lvlJc w:val="left"/>
+      <w:pPr>
+        <w:tabs>
+          <w:tab w:val="num" w:pos="4320"/>
+        </w:tabs>
+        <w:ind w:left="4320" w:hanging="360"/>
+      </w:pPr>
+      <w:rPr>
+        <w:rFonts w:ascii="Wingdings" w:hAnsi="Wingdings" w:hint="default"/>
+        <w:sz w:val="20"/>
+      </w:rPr>
+    </w:lvl>
+    <w:lvl w:ilvl="6" w:tentative="1">
+      <w:start w:val="1"/>
+      <w:numFmt w:val="bullet"/>
+      <w:lvlText w:val=""/>
+      <w:lvlJc w:val="left"/>
+      <w:pPr>
+        <w:tabs>
+          <w:tab w:val="num" w:pos="5040"/>
+        </w:tabs>
+        <w:ind w:left="5040" w:hanging="360"/>
+      </w:pPr>
+      <w:rPr>
+        <w:rFonts w:ascii="Wingdings" w:hAnsi="Wingdings" w:hint="default"/>
+        <w:sz w:val="20"/>
+      </w:rPr>
+    </w:lvl>
+    <w:lvl w:ilvl="7" w:tentative="1">
+      <w:start w:val="1"/>
+      <w:numFmt w:val="bullet"/>
+      <w:lvlText w:val=""/>
+      <w:lvlJc w:val="left"/>
+      <w:pPr>
+        <w:tabs>
+          <w:tab w:val="num" w:pos="5760"/>
+        </w:tabs>
+        <w:ind w:left="5760" w:hanging="360"/>
+      </w:pPr>
+      <w:rPr>
+        <w:rFonts w:ascii="Wingdings" w:hAnsi="Wingdings" w:hint="default"/>
+        <w:sz w:val="20"/>
+      </w:rPr>
+    </w:lvl>
+    <w:lvl w:ilvl="8" w:tentative="1">
+      <w:start w:val="1"/>
+      <w:numFmt w:val="bullet"/>
+      <w:lvlText w:val=""/>
+      <w:lvlJc w:val="left"/>
+      <w:pPr>
+        <w:tabs>
+          <w:tab w:val="num" w:pos="6480"/>
+        </w:tabs>
+        <w:ind w:left="6480" w:hanging="360"/>
+      </w:pPr>
+      <w:rPr>
+        <w:rFonts w:ascii="Wingdings" w:hAnsi="Wingdings" w:hint="default"/>
+        <w:sz w:val="20"/>
+      </w:rPr>
+    </w:lvl>
+  </w:abstractNum>
+  <w:abstractNum w:abstractNumId="17" w15:restartNumberingAfterBreak="0">
+    <w:nsid w:val="399F502D"/>
+    <w:multiLevelType w:val="multilevel"/>
+    <w:tmpl w:val="4B709F3A"/>
+    <w:lvl w:ilvl="0">
+      <w:start w:val="1"/>
+      <w:numFmt w:val="bullet"/>
+      <w:lvlText w:val=""/>
+      <w:lvlJc w:val="left"/>
+      <w:pPr>
+        <w:tabs>
+          <w:tab w:val="num" w:pos="720"/>
+        </w:tabs>
+        <w:ind w:left="720" w:hanging="360"/>
+      </w:pPr>
+      <w:rPr>
+        <w:rFonts w:ascii="Symbol" w:hAnsi="Symbol" w:hint="default"/>
+        <w:sz w:val="20"/>
+      </w:rPr>
+    </w:lvl>
+    <w:lvl w:ilvl="1" w:tentative="1">
+      <w:start w:val="1"/>
+      <w:numFmt w:val="bullet"/>
+      <w:lvlText w:val="o"/>
+      <w:lvlJc w:val="left"/>
+      <w:pPr>
+        <w:tabs>
+          <w:tab w:val="num" w:pos="1440"/>
+        </w:tabs>
+        <w:ind w:left="1440" w:hanging="360"/>
+      </w:pPr>
+      <w:rPr>
+        <w:rFonts w:ascii="Courier New" w:hAnsi="Courier New" w:hint="default"/>
+        <w:sz w:val="20"/>
+      </w:rPr>
+    </w:lvl>
+    <w:lvl w:ilvl="2" w:tentative="1">
+      <w:start w:val="1"/>
+      <w:numFmt w:val="bullet"/>
+      <w:lvlText w:val=""/>
+      <w:lvlJc w:val="left"/>
+      <w:pPr>
+        <w:tabs>
+          <w:tab w:val="num" w:pos="2160"/>
+        </w:tabs>
+        <w:ind w:left="2160" w:hanging="360"/>
+      </w:pPr>
+      <w:rPr>
+        <w:rFonts w:ascii="Wingdings" w:hAnsi="Wingdings" w:hint="default"/>
+        <w:sz w:val="20"/>
+      </w:rPr>
+    </w:lvl>
+    <w:lvl w:ilvl="3" w:tentative="1">
+      <w:start w:val="1"/>
+      <w:numFmt w:val="bullet"/>
+      <w:lvlText w:val=""/>
+      <w:lvlJc w:val="left"/>
+      <w:pPr>
+        <w:tabs>
+          <w:tab w:val="num" w:pos="2880"/>
+        </w:tabs>
+        <w:ind w:left="2880" w:hanging="360"/>
+      </w:pPr>
+      <w:rPr>
+        <w:rFonts w:ascii="Wingdings" w:hAnsi="Wingdings" w:hint="default"/>
+        <w:sz w:val="20"/>
+      </w:rPr>
+    </w:lvl>
+    <w:lvl w:ilvl="4" w:tentative="1">
+      <w:start w:val="1"/>
+      <w:numFmt w:val="bullet"/>
+      <w:lvlText w:val=""/>
+      <w:lvlJc w:val="left"/>
+      <w:pPr>
+        <w:tabs>
+          <w:tab w:val="num" w:pos="3600"/>
+        </w:tabs>
+        <w:ind w:left="3600" w:hanging="360"/>
+      </w:pPr>
+      <w:rPr>
+        <w:rFonts w:ascii="Wingdings" w:hAnsi="Wingdings" w:hint="default"/>
+        <w:sz w:val="20"/>
+      </w:rPr>
+    </w:lvl>
+    <w:lvl w:ilvl="5" w:tentative="1">
+      <w:start w:val="1"/>
+      <w:numFmt w:val="bullet"/>
+      <w:lvlText w:val=""/>
+      <w:lvlJc w:val="left"/>
+      <w:pPr>
+        <w:tabs>
+          <w:tab w:val="num" w:pos="4320"/>
+        </w:tabs>
+        <w:ind w:left="4320" w:hanging="360"/>
+      </w:pPr>
+      <w:rPr>
+        <w:rFonts w:ascii="Wingdings" w:hAnsi="Wingdings" w:hint="default"/>
+        <w:sz w:val="20"/>
+      </w:rPr>
+    </w:lvl>
+    <w:lvl w:ilvl="6" w:tentative="1">
+      <w:start w:val="1"/>
+      <w:numFmt w:val="bullet"/>
+      <w:lvlText w:val=""/>
+      <w:lvlJc w:val="left"/>
+      <w:pPr>
+        <w:tabs>
+          <w:tab w:val="num" w:pos="5040"/>
+        </w:tabs>
+        <w:ind w:left="5040" w:hanging="360"/>
+      </w:pPr>
+      <w:rPr>
+        <w:rFonts w:ascii="Wingdings" w:hAnsi="Wingdings" w:hint="default"/>
+        <w:sz w:val="20"/>
+      </w:rPr>
+    </w:lvl>
+    <w:lvl w:ilvl="7" w:tentative="1">
+      <w:start w:val="1"/>
+      <w:numFmt w:val="bullet"/>
+      <w:lvlText w:val=""/>
+      <w:lvlJc w:val="left"/>
+      <w:pPr>
+        <w:tabs>
+          <w:tab w:val="num" w:pos="5760"/>
+        </w:tabs>
+        <w:ind w:left="5760" w:hanging="360"/>
+      </w:pPr>
+      <w:rPr>
+        <w:rFonts w:ascii="Wingdings" w:hAnsi="Wingdings" w:hint="default"/>
+        <w:sz w:val="20"/>
+      </w:rPr>
+    </w:lvl>
+    <w:lvl w:ilvl="8" w:tentative="1">
+      <w:start w:val="1"/>
+      <w:numFmt w:val="bullet"/>
+      <w:lvlText w:val=""/>
+      <w:lvlJc w:val="left"/>
+      <w:pPr>
+        <w:tabs>
+          <w:tab w:val="num" w:pos="6480"/>
+        </w:tabs>
+        <w:ind w:left="6480" w:hanging="360"/>
+      </w:pPr>
+      <w:rPr>
+        <w:rFonts w:ascii="Wingdings" w:hAnsi="Wingdings" w:hint="default"/>
+        <w:sz w:val="20"/>
+      </w:rPr>
+    </w:lvl>
+  </w:abstractNum>
+  <w:abstractNum w:abstractNumId="18" w15:restartNumberingAfterBreak="0">
+    <w:nsid w:val="3A8D7C3C"/>
+    <w:multiLevelType w:val="multilevel"/>
+    <w:tmpl w:val="BAD2BD98"/>
+    <w:lvl w:ilvl="0">
+      <w:start w:val="1"/>
+      <w:numFmt w:val="bullet"/>
+      <w:lvlText w:val=""/>
+      <w:lvlJc w:val="left"/>
+      <w:pPr>
+        <w:tabs>
+          <w:tab w:val="num" w:pos="720"/>
+        </w:tabs>
+        <w:ind w:left="720" w:hanging="360"/>
+      </w:pPr>
+      <w:rPr>
+        <w:rFonts w:ascii="Symbol" w:hAnsi="Symbol" w:hint="default"/>
+        <w:sz w:val="20"/>
+      </w:rPr>
+    </w:lvl>
+    <w:lvl w:ilvl="1" w:tentative="1">
+      <w:start w:val="1"/>
+      <w:numFmt w:val="bullet"/>
+      <w:lvlText w:val="o"/>
+      <w:lvlJc w:val="left"/>
+      <w:pPr>
+        <w:tabs>
+          <w:tab w:val="num" w:pos="1440"/>
+        </w:tabs>
+        <w:ind w:left="1440" w:hanging="360"/>
+      </w:pPr>
+      <w:rPr>
+        <w:rFonts w:ascii="Courier New" w:hAnsi="Courier New" w:hint="default"/>
+        <w:sz w:val="20"/>
+      </w:rPr>
+    </w:lvl>
+    <w:lvl w:ilvl="2" w:tentative="1">
+      <w:start w:val="1"/>
+      <w:numFmt w:val="bullet"/>
+      <w:lvlText w:val=""/>
+      <w:lvlJc w:val="left"/>
+      <w:pPr>
+        <w:tabs>
+          <w:tab w:val="num" w:pos="2160"/>
+        </w:tabs>
+        <w:ind w:left="2160" w:hanging="360"/>
+      </w:pPr>
+      <w:rPr>
+        <w:rFonts w:ascii="Wingdings" w:hAnsi="Wingdings" w:hint="default"/>
+        <w:sz w:val="20"/>
+      </w:rPr>
+    </w:lvl>
+    <w:lvl w:ilvl="3" w:tentative="1">
+      <w:start w:val="1"/>
+      <w:numFmt w:val="bullet"/>
+      <w:lvlText w:val=""/>
+      <w:lvlJc w:val="left"/>
+      <w:pPr>
+        <w:tabs>
+          <w:tab w:val="num" w:pos="2880"/>
+        </w:tabs>
+        <w:ind w:left="2880" w:hanging="360"/>
+      </w:pPr>
+      <w:rPr>
+        <w:rFonts w:ascii="Wingdings" w:hAnsi="Wingdings" w:hint="default"/>
+        <w:sz w:val="20"/>
+      </w:rPr>
+    </w:lvl>
+    <w:lvl w:ilvl="4" w:tentative="1">
+      <w:start w:val="1"/>
+      <w:numFmt w:val="bullet"/>
+      <w:lvlText w:val=""/>
+      <w:lvlJc w:val="left"/>
+      <w:pPr>
+        <w:tabs>
+          <w:tab w:val="num" w:pos="3600"/>
+        </w:tabs>
+        <w:ind w:left="3600" w:hanging="360"/>
+      </w:pPr>
+      <w:rPr>
+        <w:rFonts w:ascii="Wingdings" w:hAnsi="Wingdings" w:hint="default"/>
+        <w:sz w:val="20"/>
+      </w:rPr>
+    </w:lvl>
+    <w:lvl w:ilvl="5" w:tentative="1">
+      <w:start w:val="1"/>
+      <w:numFmt w:val="bullet"/>
+      <w:lvlText w:val=""/>
+      <w:lvlJc w:val="left"/>
+      <w:pPr>
+        <w:tabs>
+          <w:tab w:val="num" w:pos="4320"/>
+        </w:tabs>
+        <w:ind w:left="4320" w:hanging="360"/>
+      </w:pPr>
+      <w:rPr>
+        <w:rFonts w:ascii="Wingdings" w:hAnsi="Wingdings" w:hint="default"/>
+        <w:sz w:val="20"/>
+      </w:rPr>
+    </w:lvl>
+    <w:lvl w:ilvl="6" w:tentative="1">
+      <w:start w:val="1"/>
+      <w:numFmt w:val="bullet"/>
+      <w:lvlText w:val=""/>
+      <w:lvlJc w:val="left"/>
+      <w:pPr>
+        <w:tabs>
+          <w:tab w:val="num" w:pos="5040"/>
+        </w:tabs>
+        <w:ind w:left="5040" w:hanging="360"/>
+      </w:pPr>
+      <w:rPr>
+        <w:rFonts w:ascii="Wingdings" w:hAnsi="Wingdings" w:hint="default"/>
+        <w:sz w:val="20"/>
+      </w:rPr>
+    </w:lvl>
+    <w:lvl w:ilvl="7" w:tentative="1">
+      <w:start w:val="1"/>
+      <w:numFmt w:val="bullet"/>
+      <w:lvlText w:val=""/>
+      <w:lvlJc w:val="left"/>
+      <w:pPr>
+        <w:tabs>
+          <w:tab w:val="num" w:pos="5760"/>
+        </w:tabs>
+        <w:ind w:left="5760" w:hanging="360"/>
+      </w:pPr>
+      <w:rPr>
+        <w:rFonts w:ascii="Wingdings" w:hAnsi="Wingdings" w:hint="default"/>
+        <w:sz w:val="20"/>
+      </w:rPr>
+    </w:lvl>
+    <w:lvl w:ilvl="8" w:tentative="1">
+      <w:start w:val="1"/>
+      <w:numFmt w:val="bullet"/>
+      <w:lvlText w:val=""/>
+      <w:lvlJc w:val="left"/>
+      <w:pPr>
+        <w:tabs>
+          <w:tab w:val="num" w:pos="6480"/>
+        </w:tabs>
+        <w:ind w:left="6480" w:hanging="360"/>
+      </w:pPr>
+      <w:rPr>
+        <w:rFonts w:ascii="Wingdings" w:hAnsi="Wingdings" w:hint="default"/>
+        <w:sz w:val="20"/>
+      </w:rPr>
+    </w:lvl>
+  </w:abstractNum>
+  <w:abstractNum w:abstractNumId="19" w15:restartNumberingAfterBreak="0">
+    <w:nsid w:val="3B4A416D"/>
+    <w:multiLevelType w:val="multilevel"/>
+    <w:tmpl w:val="81949F72"/>
+    <w:lvl w:ilvl="0">
+      <w:start w:val="1"/>
+      <w:numFmt w:val="bullet"/>
+      <w:lvlText w:val=""/>
+      <w:lvlJc w:val="left"/>
+      <w:pPr>
+        <w:tabs>
+          <w:tab w:val="num" w:pos="720"/>
+        </w:tabs>
+        <w:ind w:left="720" w:hanging="360"/>
+      </w:pPr>
+      <w:rPr>
+        <w:rFonts w:ascii="Symbol" w:hAnsi="Symbol" w:hint="default"/>
+        <w:sz w:val="20"/>
+      </w:rPr>
+    </w:lvl>
+    <w:lvl w:ilvl="1" w:tentative="1">
+      <w:start w:val="1"/>
+      <w:numFmt w:val="bullet"/>
+      <w:lvlText w:val="o"/>
+      <w:lvlJc w:val="left"/>
+      <w:pPr>
+        <w:tabs>
+          <w:tab w:val="num" w:pos="1440"/>
+        </w:tabs>
+        <w:ind w:left="1440" w:hanging="360"/>
+      </w:pPr>
+      <w:rPr>
+        <w:rFonts w:ascii="Courier New" w:hAnsi="Courier New" w:hint="default"/>
+        <w:sz w:val="20"/>
+      </w:rPr>
+    </w:lvl>
+    <w:lvl w:ilvl="2" w:tentative="1">
+      <w:start w:val="1"/>
+      <w:numFmt w:val="bullet"/>
+      <w:lvlText w:val=""/>
+      <w:lvlJc w:val="left"/>
+      <w:pPr>
+        <w:tabs>
+          <w:tab w:val="num" w:pos="2160"/>
+        </w:tabs>
+        <w:ind w:left="2160" w:hanging="360"/>
+      </w:pPr>
+      <w:rPr>
+        <w:rFonts w:ascii="Wingdings" w:hAnsi="Wingdings" w:hint="default"/>
+        <w:sz w:val="20"/>
+      </w:rPr>
+    </w:lvl>
+    <w:lvl w:ilvl="3" w:tentative="1">
+      <w:start w:val="1"/>
+      <w:numFmt w:val="bullet"/>
+      <w:lvlText w:val=""/>
+      <w:lvlJc w:val="left"/>
+      <w:pPr>
+        <w:tabs>
+          <w:tab w:val="num" w:pos="2880"/>
+        </w:tabs>
+        <w:ind w:left="2880" w:hanging="360"/>
+      </w:pPr>
+      <w:rPr>
+        <w:rFonts w:ascii="Wingdings" w:hAnsi="Wingdings" w:hint="default"/>
+        <w:sz w:val="20"/>
+      </w:rPr>
+    </w:lvl>
+    <w:lvl w:ilvl="4" w:tentative="1">
+      <w:start w:val="1"/>
+      <w:numFmt w:val="bullet"/>
+      <w:lvlText w:val=""/>
+      <w:lvlJc w:val="left"/>
+      <w:pPr>
+        <w:tabs>
+          <w:tab w:val="num" w:pos="3600"/>
+        </w:tabs>
+        <w:ind w:left="3600" w:hanging="360"/>
+      </w:pPr>
+      <w:rPr>
+        <w:rFonts w:ascii="Wingdings" w:hAnsi="Wingdings" w:hint="default"/>
+        <w:sz w:val="20"/>
+      </w:rPr>
+    </w:lvl>
+    <w:lvl w:ilvl="5" w:tentative="1">
+      <w:start w:val="1"/>
+      <w:numFmt w:val="bullet"/>
+      <w:lvlText w:val=""/>
+      <w:lvlJc w:val="left"/>
+      <w:pPr>
+        <w:tabs>
+          <w:tab w:val="num" w:pos="4320"/>
+        </w:tabs>
+        <w:ind w:left="4320" w:hanging="360"/>
+      </w:pPr>
+      <w:rPr>
+        <w:rFonts w:ascii="Wingdings" w:hAnsi="Wingdings" w:hint="default"/>
+        <w:sz w:val="20"/>
+      </w:rPr>
+    </w:lvl>
+    <w:lvl w:ilvl="6" w:tentative="1">
+      <w:start w:val="1"/>
+      <w:numFmt w:val="bullet"/>
+      <w:lvlText w:val=""/>
+      <w:lvlJc w:val="left"/>
+      <w:pPr>
+        <w:tabs>
+          <w:tab w:val="num" w:pos="5040"/>
+        </w:tabs>
+        <w:ind w:left="5040" w:hanging="360"/>
+      </w:pPr>
+      <w:rPr>
+        <w:rFonts w:ascii="Wingdings" w:hAnsi="Wingdings" w:hint="default"/>
+        <w:sz w:val="20"/>
+      </w:rPr>
+    </w:lvl>
+    <w:lvl w:ilvl="7" w:tentative="1">
+      <w:start w:val="1"/>
+      <w:numFmt w:val="bullet"/>
+      <w:lvlText w:val=""/>
+      <w:lvlJc w:val="left"/>
+      <w:pPr>
+        <w:tabs>
+          <w:tab w:val="num" w:pos="5760"/>
+        </w:tabs>
+        <w:ind w:left="5760" w:hanging="360"/>
+      </w:pPr>
+      <w:rPr>
+        <w:rFonts w:ascii="Wingdings" w:hAnsi="Wingdings" w:hint="default"/>
+        <w:sz w:val="20"/>
+      </w:rPr>
+    </w:lvl>
+    <w:lvl w:ilvl="8" w:tentative="1">
+      <w:start w:val="1"/>
+      <w:numFmt w:val="bullet"/>
+      <w:lvlText w:val=""/>
+      <w:lvlJc w:val="left"/>
+      <w:pPr>
+        <w:tabs>
+          <w:tab w:val="num" w:pos="6480"/>
+        </w:tabs>
+        <w:ind w:left="6480" w:hanging="360"/>
+      </w:pPr>
+      <w:rPr>
+        <w:rFonts w:ascii="Wingdings" w:hAnsi="Wingdings" w:hint="default"/>
+        <w:sz w:val="20"/>
+      </w:rPr>
+    </w:lvl>
+  </w:abstractNum>
+  <w:abstractNum w:abstractNumId="20" w15:restartNumberingAfterBreak="0">
     <w:nsid w:val="3BC66E0A"/>
     <w:multiLevelType w:val="multilevel"/>
     <w:tmpl w:val="A476EE56"/>
@@ -5874,7 +12149,7 @@
       </w:rPr>
     </w:lvl>
   </w:abstractNum>
-  <w:abstractNum w:abstractNumId="6" w15:restartNumberingAfterBreak="0">
+  <w:abstractNum w:abstractNumId="21" w15:restartNumberingAfterBreak="0">
     <w:nsid w:val="3D6F1269"/>
     <w:multiLevelType w:val="multilevel"/>
     <w:tmpl w:val="08D8A84E"/>
@@ -6023,7 +12298,7 @@
       </w:rPr>
     </w:lvl>
   </w:abstractNum>
-  <w:abstractNum w:abstractNumId="7" w15:restartNumberingAfterBreak="0">
+  <w:abstractNum w:abstractNumId="22" w15:restartNumberingAfterBreak="0">
     <w:nsid w:val="3D872886"/>
     <w:multiLevelType w:val="multilevel"/>
     <w:tmpl w:val="B7E8D192"/>
@@ -6172,7 +12447,7 @@
       </w:rPr>
     </w:lvl>
   </w:abstractNum>
-  <w:abstractNum w:abstractNumId="8" w15:restartNumberingAfterBreak="0">
+  <w:abstractNum w:abstractNumId="23" w15:restartNumberingAfterBreak="0">
     <w:nsid w:val="3E296CD5"/>
     <w:multiLevelType w:val="multilevel"/>
     <w:tmpl w:val="EBAE396A"/>
@@ -6321,7 +12596,7 @@
       </w:rPr>
     </w:lvl>
   </w:abstractNum>
-  <w:abstractNum w:abstractNumId="9" w15:restartNumberingAfterBreak="0">
+  <w:abstractNum w:abstractNumId="24" w15:restartNumberingAfterBreak="0">
     <w:nsid w:val="47B64FF3"/>
     <w:multiLevelType w:val="multilevel"/>
     <w:tmpl w:val="B37884DA"/>
@@ -6470,7 +12745,7 @@
       </w:rPr>
     </w:lvl>
   </w:abstractNum>
-  <w:abstractNum w:abstractNumId="10" w15:restartNumberingAfterBreak="0">
+  <w:abstractNum w:abstractNumId="25" w15:restartNumberingAfterBreak="0">
     <w:nsid w:val="48342F7E"/>
     <w:multiLevelType w:val="multilevel"/>
     <w:tmpl w:val="7A381C84"/>
@@ -6619,7 +12894,7 @@
       </w:rPr>
     </w:lvl>
   </w:abstractNum>
-  <w:abstractNum w:abstractNumId="11" w15:restartNumberingAfterBreak="0">
+  <w:abstractNum w:abstractNumId="26" w15:restartNumberingAfterBreak="0">
     <w:nsid w:val="4C800C48"/>
     <w:multiLevelType w:val="multilevel"/>
     <w:tmpl w:val="BC768C24"/>
@@ -6768,7 +13043,7 @@
       </w:rPr>
     </w:lvl>
   </w:abstractNum>
-  <w:abstractNum w:abstractNumId="12" w15:restartNumberingAfterBreak="0">
+  <w:abstractNum w:abstractNumId="27" w15:restartNumberingAfterBreak="0">
     <w:nsid w:val="4DDC4743"/>
     <w:multiLevelType w:val="multilevel"/>
     <w:tmpl w:val="16203020"/>
@@ -6917,7 +13192,305 @@
       </w:rPr>
     </w:lvl>
   </w:abstractNum>
-  <w:abstractNum w:abstractNumId="13" w15:restartNumberingAfterBreak="0">
+  <w:abstractNum w:abstractNumId="28" w15:restartNumberingAfterBreak="0">
+    <w:nsid w:val="4EF00B34"/>
+    <w:multiLevelType w:val="multilevel"/>
+    <w:tmpl w:val="F90E1DC2"/>
+    <w:lvl w:ilvl="0">
+      <w:start w:val="1"/>
+      <w:numFmt w:val="bullet"/>
+      <w:lvlText w:val=""/>
+      <w:lvlJc w:val="left"/>
+      <w:pPr>
+        <w:tabs>
+          <w:tab w:val="num" w:pos="720"/>
+        </w:tabs>
+        <w:ind w:left="720" w:hanging="360"/>
+      </w:pPr>
+      <w:rPr>
+        <w:rFonts w:ascii="Symbol" w:hAnsi="Symbol" w:hint="default"/>
+        <w:sz w:val="20"/>
+      </w:rPr>
+    </w:lvl>
+    <w:lvl w:ilvl="1" w:tentative="1">
+      <w:start w:val="1"/>
+      <w:numFmt w:val="bullet"/>
+      <w:lvlText w:val="o"/>
+      <w:lvlJc w:val="left"/>
+      <w:pPr>
+        <w:tabs>
+          <w:tab w:val="num" w:pos="1440"/>
+        </w:tabs>
+        <w:ind w:left="1440" w:hanging="360"/>
+      </w:pPr>
+      <w:rPr>
+        <w:rFonts w:ascii="Courier New" w:hAnsi="Courier New" w:hint="default"/>
+        <w:sz w:val="20"/>
+      </w:rPr>
+    </w:lvl>
+    <w:lvl w:ilvl="2" w:tentative="1">
+      <w:start w:val="1"/>
+      <w:numFmt w:val="bullet"/>
+      <w:lvlText w:val=""/>
+      <w:lvlJc w:val="left"/>
+      <w:pPr>
+        <w:tabs>
+          <w:tab w:val="num" w:pos="2160"/>
+        </w:tabs>
+        <w:ind w:left="2160" w:hanging="360"/>
+      </w:pPr>
+      <w:rPr>
+        <w:rFonts w:ascii="Wingdings" w:hAnsi="Wingdings" w:hint="default"/>
+        <w:sz w:val="20"/>
+      </w:rPr>
+    </w:lvl>
+    <w:lvl w:ilvl="3" w:tentative="1">
+      <w:start w:val="1"/>
+      <w:numFmt w:val="bullet"/>
+      <w:lvlText w:val=""/>
+      <w:lvlJc w:val="left"/>
+      <w:pPr>
+        <w:tabs>
+          <w:tab w:val="num" w:pos="2880"/>
+        </w:tabs>
+        <w:ind w:left="2880" w:hanging="360"/>
+      </w:pPr>
+      <w:rPr>
+        <w:rFonts w:ascii="Wingdings" w:hAnsi="Wingdings" w:hint="default"/>
+        <w:sz w:val="20"/>
+      </w:rPr>
+    </w:lvl>
+    <w:lvl w:ilvl="4" w:tentative="1">
+      <w:start w:val="1"/>
+      <w:numFmt w:val="bullet"/>
+      <w:lvlText w:val=""/>
+      <w:lvlJc w:val="left"/>
+      <w:pPr>
+        <w:tabs>
+          <w:tab w:val="num" w:pos="3600"/>
+        </w:tabs>
+        <w:ind w:left="3600" w:hanging="360"/>
+      </w:pPr>
+      <w:rPr>
+        <w:rFonts w:ascii="Wingdings" w:hAnsi="Wingdings" w:hint="default"/>
+        <w:sz w:val="20"/>
+      </w:rPr>
+    </w:lvl>
+    <w:lvl w:ilvl="5" w:tentative="1">
+      <w:start w:val="1"/>
+      <w:numFmt w:val="bullet"/>
+      <w:lvlText w:val=""/>
+      <w:lvlJc w:val="left"/>
+      <w:pPr>
+        <w:tabs>
+          <w:tab w:val="num" w:pos="4320"/>
+        </w:tabs>
+        <w:ind w:left="4320" w:hanging="360"/>
+      </w:pPr>
+      <w:rPr>
+        <w:rFonts w:ascii="Wingdings" w:hAnsi="Wingdings" w:hint="default"/>
+        <w:sz w:val="20"/>
+      </w:rPr>
+    </w:lvl>
+    <w:lvl w:ilvl="6" w:tentative="1">
+      <w:start w:val="1"/>
+      <w:numFmt w:val="bullet"/>
+      <w:lvlText w:val=""/>
+      <w:lvlJc w:val="left"/>
+      <w:pPr>
+        <w:tabs>
+          <w:tab w:val="num" w:pos="5040"/>
+        </w:tabs>
+        <w:ind w:left="5040" w:hanging="360"/>
+      </w:pPr>
+      <w:rPr>
+        <w:rFonts w:ascii="Wingdings" w:hAnsi="Wingdings" w:hint="default"/>
+        <w:sz w:val="20"/>
+      </w:rPr>
+    </w:lvl>
+    <w:lvl w:ilvl="7" w:tentative="1">
+      <w:start w:val="1"/>
+      <w:numFmt w:val="bullet"/>
+      <w:lvlText w:val=""/>
+      <w:lvlJc w:val="left"/>
+      <w:pPr>
+        <w:tabs>
+          <w:tab w:val="num" w:pos="5760"/>
+        </w:tabs>
+        <w:ind w:left="5760" w:hanging="360"/>
+      </w:pPr>
+      <w:rPr>
+        <w:rFonts w:ascii="Wingdings" w:hAnsi="Wingdings" w:hint="default"/>
+        <w:sz w:val="20"/>
+      </w:rPr>
+    </w:lvl>
+    <w:lvl w:ilvl="8" w:tentative="1">
+      <w:start w:val="1"/>
+      <w:numFmt w:val="bullet"/>
+      <w:lvlText w:val=""/>
+      <w:lvlJc w:val="left"/>
+      <w:pPr>
+        <w:tabs>
+          <w:tab w:val="num" w:pos="6480"/>
+        </w:tabs>
+        <w:ind w:left="6480" w:hanging="360"/>
+      </w:pPr>
+      <w:rPr>
+        <w:rFonts w:ascii="Wingdings" w:hAnsi="Wingdings" w:hint="default"/>
+        <w:sz w:val="20"/>
+      </w:rPr>
+    </w:lvl>
+  </w:abstractNum>
+  <w:abstractNum w:abstractNumId="29" w15:restartNumberingAfterBreak="0">
+    <w:nsid w:val="51B37D17"/>
+    <w:multiLevelType w:val="multilevel"/>
+    <w:tmpl w:val="67744C52"/>
+    <w:lvl w:ilvl="0">
+      <w:start w:val="1"/>
+      <w:numFmt w:val="bullet"/>
+      <w:lvlText w:val=""/>
+      <w:lvlJc w:val="left"/>
+      <w:pPr>
+        <w:tabs>
+          <w:tab w:val="num" w:pos="720"/>
+        </w:tabs>
+        <w:ind w:left="720" w:hanging="360"/>
+      </w:pPr>
+      <w:rPr>
+        <w:rFonts w:ascii="Symbol" w:hAnsi="Symbol" w:hint="default"/>
+        <w:sz w:val="20"/>
+      </w:rPr>
+    </w:lvl>
+    <w:lvl w:ilvl="1" w:tentative="1">
+      <w:start w:val="1"/>
+      <w:numFmt w:val="bullet"/>
+      <w:lvlText w:val="o"/>
+      <w:lvlJc w:val="left"/>
+      <w:pPr>
+        <w:tabs>
+          <w:tab w:val="num" w:pos="1440"/>
+        </w:tabs>
+        <w:ind w:left="1440" w:hanging="360"/>
+      </w:pPr>
+      <w:rPr>
+        <w:rFonts w:ascii="Courier New" w:hAnsi="Courier New" w:hint="default"/>
+        <w:sz w:val="20"/>
+      </w:rPr>
+    </w:lvl>
+    <w:lvl w:ilvl="2" w:tentative="1">
+      <w:start w:val="1"/>
+      <w:numFmt w:val="bullet"/>
+      <w:lvlText w:val=""/>
+      <w:lvlJc w:val="left"/>
+      <w:pPr>
+        <w:tabs>
+          <w:tab w:val="num" w:pos="2160"/>
+        </w:tabs>
+        <w:ind w:left="2160" w:hanging="360"/>
+      </w:pPr>
+      <w:rPr>
+        <w:rFonts w:ascii="Wingdings" w:hAnsi="Wingdings" w:hint="default"/>
+        <w:sz w:val="20"/>
+      </w:rPr>
+    </w:lvl>
+    <w:lvl w:ilvl="3" w:tentative="1">
+      <w:start w:val="1"/>
+      <w:numFmt w:val="bullet"/>
+      <w:lvlText w:val=""/>
+      <w:lvlJc w:val="left"/>
+      <w:pPr>
+        <w:tabs>
+          <w:tab w:val="num" w:pos="2880"/>
+        </w:tabs>
+        <w:ind w:left="2880" w:hanging="360"/>
+      </w:pPr>
+      <w:rPr>
+        <w:rFonts w:ascii="Wingdings" w:hAnsi="Wingdings" w:hint="default"/>
+        <w:sz w:val="20"/>
+      </w:rPr>
+    </w:lvl>
+    <w:lvl w:ilvl="4" w:tentative="1">
+      <w:start w:val="1"/>
+      <w:numFmt w:val="bullet"/>
+      <w:lvlText w:val=""/>
+      <w:lvlJc w:val="left"/>
+      <w:pPr>
+        <w:tabs>
+          <w:tab w:val="num" w:pos="3600"/>
+        </w:tabs>
+        <w:ind w:left="3600" w:hanging="360"/>
+      </w:pPr>
+      <w:rPr>
+        <w:rFonts w:ascii="Wingdings" w:hAnsi="Wingdings" w:hint="default"/>
+        <w:sz w:val="20"/>
+      </w:rPr>
+    </w:lvl>
+    <w:lvl w:ilvl="5" w:tentative="1">
+      <w:start w:val="1"/>
+      <w:numFmt w:val="bullet"/>
+      <w:lvlText w:val=""/>
+      <w:lvlJc w:val="left"/>
+      <w:pPr>
+        <w:tabs>
+          <w:tab w:val="num" w:pos="4320"/>
+        </w:tabs>
+        <w:ind w:left="4320" w:hanging="360"/>
+      </w:pPr>
+      <w:rPr>
+        <w:rFonts w:ascii="Wingdings" w:hAnsi="Wingdings" w:hint="default"/>
+        <w:sz w:val="20"/>
+      </w:rPr>
+    </w:lvl>
+    <w:lvl w:ilvl="6" w:tentative="1">
+      <w:start w:val="1"/>
+      <w:numFmt w:val="bullet"/>
+      <w:lvlText w:val=""/>
+      <w:lvlJc w:val="left"/>
+      <w:pPr>
+        <w:tabs>
+          <w:tab w:val="num" w:pos="5040"/>
+        </w:tabs>
+        <w:ind w:left="5040" w:hanging="360"/>
+      </w:pPr>
+      <w:rPr>
+        <w:rFonts w:ascii="Wingdings" w:hAnsi="Wingdings" w:hint="default"/>
+        <w:sz w:val="20"/>
+      </w:rPr>
+    </w:lvl>
+    <w:lvl w:ilvl="7" w:tentative="1">
+      <w:start w:val="1"/>
+      <w:numFmt w:val="bullet"/>
+      <w:lvlText w:val=""/>
+      <w:lvlJc w:val="left"/>
+      <w:pPr>
+        <w:tabs>
+          <w:tab w:val="num" w:pos="5760"/>
+        </w:tabs>
+        <w:ind w:left="5760" w:hanging="360"/>
+      </w:pPr>
+      <w:rPr>
+        <w:rFonts w:ascii="Wingdings" w:hAnsi="Wingdings" w:hint="default"/>
+        <w:sz w:val="20"/>
+      </w:rPr>
+    </w:lvl>
+    <w:lvl w:ilvl="8" w:tentative="1">
+      <w:start w:val="1"/>
+      <w:numFmt w:val="bullet"/>
+      <w:lvlText w:val=""/>
+      <w:lvlJc w:val="left"/>
+      <w:pPr>
+        <w:tabs>
+          <w:tab w:val="num" w:pos="6480"/>
+        </w:tabs>
+        <w:ind w:left="6480" w:hanging="360"/>
+      </w:pPr>
+      <w:rPr>
+        <w:rFonts w:ascii="Wingdings" w:hAnsi="Wingdings" w:hint="default"/>
+        <w:sz w:val="20"/>
+      </w:rPr>
+    </w:lvl>
+  </w:abstractNum>
+  <w:abstractNum w:abstractNumId="30" w15:restartNumberingAfterBreak="0">
     <w:nsid w:val="5A1F2EB6"/>
     <w:multiLevelType w:val="multilevel"/>
     <w:tmpl w:val="5EF4174A"/>
@@ -7066,7 +13639,7 @@
       </w:rPr>
     </w:lvl>
   </w:abstractNum>
-  <w:abstractNum w:abstractNumId="14" w15:restartNumberingAfterBreak="0">
+  <w:abstractNum w:abstractNumId="31" w15:restartNumberingAfterBreak="0">
     <w:nsid w:val="61414C76"/>
     <w:multiLevelType w:val="multilevel"/>
     <w:tmpl w:val="FF7A8636"/>
@@ -7215,7 +13788,156 @@
       </w:rPr>
     </w:lvl>
   </w:abstractNum>
-  <w:abstractNum w:abstractNumId="15" w15:restartNumberingAfterBreak="0">
+  <w:abstractNum w:abstractNumId="32" w15:restartNumberingAfterBreak="0">
+    <w:nsid w:val="6A102A03"/>
+    <w:multiLevelType w:val="multilevel"/>
+    <w:tmpl w:val="00646DF0"/>
+    <w:lvl w:ilvl="0">
+      <w:start w:val="1"/>
+      <w:numFmt w:val="bullet"/>
+      <w:lvlText w:val=""/>
+      <w:lvlJc w:val="left"/>
+      <w:pPr>
+        <w:tabs>
+          <w:tab w:val="num" w:pos="720"/>
+        </w:tabs>
+        <w:ind w:left="720" w:hanging="360"/>
+      </w:pPr>
+      <w:rPr>
+        <w:rFonts w:ascii="Symbol" w:hAnsi="Symbol" w:hint="default"/>
+        <w:sz w:val="20"/>
+      </w:rPr>
+    </w:lvl>
+    <w:lvl w:ilvl="1" w:tentative="1">
+      <w:start w:val="1"/>
+      <w:numFmt w:val="bullet"/>
+      <w:lvlText w:val="o"/>
+      <w:lvlJc w:val="left"/>
+      <w:pPr>
+        <w:tabs>
+          <w:tab w:val="num" w:pos="1440"/>
+        </w:tabs>
+        <w:ind w:left="1440" w:hanging="360"/>
+      </w:pPr>
+      <w:rPr>
+        <w:rFonts w:ascii="Courier New" w:hAnsi="Courier New" w:hint="default"/>
+        <w:sz w:val="20"/>
+      </w:rPr>
+    </w:lvl>
+    <w:lvl w:ilvl="2" w:tentative="1">
+      <w:start w:val="1"/>
+      <w:numFmt w:val="bullet"/>
+      <w:lvlText w:val=""/>
+      <w:lvlJc w:val="left"/>
+      <w:pPr>
+        <w:tabs>
+          <w:tab w:val="num" w:pos="2160"/>
+        </w:tabs>
+        <w:ind w:left="2160" w:hanging="360"/>
+      </w:pPr>
+      <w:rPr>
+        <w:rFonts w:ascii="Wingdings" w:hAnsi="Wingdings" w:hint="default"/>
+        <w:sz w:val="20"/>
+      </w:rPr>
+    </w:lvl>
+    <w:lvl w:ilvl="3" w:tentative="1">
+      <w:start w:val="1"/>
+      <w:numFmt w:val="bullet"/>
+      <w:lvlText w:val=""/>
+      <w:lvlJc w:val="left"/>
+      <w:pPr>
+        <w:tabs>
+          <w:tab w:val="num" w:pos="2880"/>
+        </w:tabs>
+        <w:ind w:left="2880" w:hanging="360"/>
+      </w:pPr>
+      <w:rPr>
+        <w:rFonts w:ascii="Wingdings" w:hAnsi="Wingdings" w:hint="default"/>
+        <w:sz w:val="20"/>
+      </w:rPr>
+    </w:lvl>
+    <w:lvl w:ilvl="4" w:tentative="1">
+      <w:start w:val="1"/>
+      <w:numFmt w:val="bullet"/>
+      <w:lvlText w:val=""/>
+      <w:lvlJc w:val="left"/>
+      <w:pPr>
+        <w:tabs>
+          <w:tab w:val="num" w:pos="3600"/>
+        </w:tabs>
+        <w:ind w:left="3600" w:hanging="360"/>
+      </w:pPr>
+      <w:rPr>
+        <w:rFonts w:ascii="Wingdings" w:hAnsi="Wingdings" w:hint="default"/>
+        <w:sz w:val="20"/>
+      </w:rPr>
+    </w:lvl>
+    <w:lvl w:ilvl="5" w:tentative="1">
+      <w:start w:val="1"/>
+      <w:numFmt w:val="bullet"/>
+      <w:lvlText w:val=""/>
+      <w:lvlJc w:val="left"/>
+      <w:pPr>
+        <w:tabs>
+          <w:tab w:val="num" w:pos="4320"/>
+        </w:tabs>
+        <w:ind w:left="4320" w:hanging="360"/>
+      </w:pPr>
+      <w:rPr>
+        <w:rFonts w:ascii="Wingdings" w:hAnsi="Wingdings" w:hint="default"/>
+        <w:sz w:val="20"/>
+      </w:rPr>
+    </w:lvl>
+    <w:lvl w:ilvl="6" w:tentative="1">
+      <w:start w:val="1"/>
+      <w:numFmt w:val="bullet"/>
+      <w:lvlText w:val=""/>
+      <w:lvlJc w:val="left"/>
+      <w:pPr>
+        <w:tabs>
+          <w:tab w:val="num" w:pos="5040"/>
+        </w:tabs>
+        <w:ind w:left="5040" w:hanging="360"/>
+      </w:pPr>
+      <w:rPr>
+        <w:rFonts w:ascii="Wingdings" w:hAnsi="Wingdings" w:hint="default"/>
+        <w:sz w:val="20"/>
+      </w:rPr>
+    </w:lvl>
+    <w:lvl w:ilvl="7" w:tentative="1">
+      <w:start w:val="1"/>
+      <w:numFmt w:val="bullet"/>
+      <w:lvlText w:val=""/>
+      <w:lvlJc w:val="left"/>
+      <w:pPr>
+        <w:tabs>
+          <w:tab w:val="num" w:pos="5760"/>
+        </w:tabs>
+        <w:ind w:left="5760" w:hanging="360"/>
+      </w:pPr>
+      <w:rPr>
+        <w:rFonts w:ascii="Wingdings" w:hAnsi="Wingdings" w:hint="default"/>
+        <w:sz w:val="20"/>
+      </w:rPr>
+    </w:lvl>
+    <w:lvl w:ilvl="8" w:tentative="1">
+      <w:start w:val="1"/>
+      <w:numFmt w:val="bullet"/>
+      <w:lvlText w:val=""/>
+      <w:lvlJc w:val="left"/>
+      <w:pPr>
+        <w:tabs>
+          <w:tab w:val="num" w:pos="6480"/>
+        </w:tabs>
+        <w:ind w:left="6480" w:hanging="360"/>
+      </w:pPr>
+      <w:rPr>
+        <w:rFonts w:ascii="Wingdings" w:hAnsi="Wingdings" w:hint="default"/>
+        <w:sz w:val="20"/>
+      </w:rPr>
+    </w:lvl>
+  </w:abstractNum>
+  <w:abstractNum w:abstractNumId="33" w15:restartNumberingAfterBreak="0">
     <w:nsid w:val="6A2D1C47"/>
     <w:multiLevelType w:val="multilevel"/>
     <w:tmpl w:val="2D465646"/>
@@ -7364,7 +14086,7 @@
       </w:rPr>
     </w:lvl>
   </w:abstractNum>
-  <w:abstractNum w:abstractNumId="16" w15:restartNumberingAfterBreak="0">
+  <w:abstractNum w:abstractNumId="34" w15:restartNumberingAfterBreak="0">
     <w:nsid w:val="6B70030D"/>
     <w:multiLevelType w:val="multilevel"/>
     <w:tmpl w:val="506CCF34"/>
@@ -7513,7 +14235,7 @@
       </w:rPr>
     </w:lvl>
   </w:abstractNum>
-  <w:abstractNum w:abstractNumId="17" w15:restartNumberingAfterBreak="0">
+  <w:abstractNum w:abstractNumId="35" w15:restartNumberingAfterBreak="0">
     <w:nsid w:val="6E700BAA"/>
     <w:multiLevelType w:val="multilevel"/>
     <w:tmpl w:val="3564B52E"/>
@@ -7662,7 +14384,7 @@
       </w:rPr>
     </w:lvl>
   </w:abstractNum>
-  <w:abstractNum w:abstractNumId="18" w15:restartNumberingAfterBreak="0">
+  <w:abstractNum w:abstractNumId="36" w15:restartNumberingAfterBreak="0">
     <w:nsid w:val="72416E39"/>
     <w:multiLevelType w:val="multilevel"/>
     <w:tmpl w:val="AB7A0B2E"/>
@@ -7811,7 +14533,7 @@
       </w:rPr>
     </w:lvl>
   </w:abstractNum>
-  <w:abstractNum w:abstractNumId="19" w15:restartNumberingAfterBreak="0">
+  <w:abstractNum w:abstractNumId="37" w15:restartNumberingAfterBreak="0">
     <w:nsid w:val="72AB515C"/>
     <w:multiLevelType w:val="multilevel"/>
     <w:tmpl w:val="E06AC6F4"/>
@@ -7960,7 +14682,7 @@
       </w:rPr>
     </w:lvl>
   </w:abstractNum>
-  <w:abstractNum w:abstractNumId="20" w15:restartNumberingAfterBreak="0">
+  <w:abstractNum w:abstractNumId="38" w15:restartNumberingAfterBreak="0">
     <w:nsid w:val="76586781"/>
     <w:multiLevelType w:val="multilevel"/>
     <w:tmpl w:val="F978158E"/>
@@ -8109,7 +14831,156 @@
       </w:rPr>
     </w:lvl>
   </w:abstractNum>
-  <w:abstractNum w:abstractNumId="21" w15:restartNumberingAfterBreak="0">
+  <w:abstractNum w:abstractNumId="39" w15:restartNumberingAfterBreak="0">
+    <w:nsid w:val="7991720D"/>
+    <w:multiLevelType w:val="multilevel"/>
+    <w:tmpl w:val="79506EAC"/>
+    <w:lvl w:ilvl="0">
+      <w:start w:val="1"/>
+      <w:numFmt w:val="bullet"/>
+      <w:lvlText w:val=""/>
+      <w:lvlJc w:val="left"/>
+      <w:pPr>
+        <w:tabs>
+          <w:tab w:val="num" w:pos="720"/>
+        </w:tabs>
+        <w:ind w:left="720" w:hanging="360"/>
+      </w:pPr>
+      <w:rPr>
+        <w:rFonts w:ascii="Symbol" w:hAnsi="Symbol" w:hint="default"/>
+        <w:sz w:val="20"/>
+      </w:rPr>
+    </w:lvl>
+    <w:lvl w:ilvl="1" w:tentative="1">
+      <w:start w:val="1"/>
+      <w:numFmt w:val="bullet"/>
+      <w:lvlText w:val="o"/>
+      <w:lvlJc w:val="left"/>
+      <w:pPr>
+        <w:tabs>
+          <w:tab w:val="num" w:pos="1440"/>
+        </w:tabs>
+        <w:ind w:left="1440" w:hanging="360"/>
+      </w:pPr>
+      <w:rPr>
+        <w:rFonts w:ascii="Courier New" w:hAnsi="Courier New" w:hint="default"/>
+        <w:sz w:val="20"/>
+      </w:rPr>
+    </w:lvl>
+    <w:lvl w:ilvl="2" w:tentative="1">
+      <w:start w:val="1"/>
+      <w:numFmt w:val="bullet"/>
+      <w:lvlText w:val=""/>
+      <w:lvlJc w:val="left"/>
+      <w:pPr>
+        <w:tabs>
+          <w:tab w:val="num" w:pos="2160"/>
+        </w:tabs>
+        <w:ind w:left="2160" w:hanging="360"/>
+      </w:pPr>
+      <w:rPr>
+        <w:rFonts w:ascii="Wingdings" w:hAnsi="Wingdings" w:hint="default"/>
+        <w:sz w:val="20"/>
+      </w:rPr>
+    </w:lvl>
+    <w:lvl w:ilvl="3" w:tentative="1">
+      <w:start w:val="1"/>
+      <w:numFmt w:val="bullet"/>
+      <w:lvlText w:val=""/>
+      <w:lvlJc w:val="left"/>
+      <w:pPr>
+        <w:tabs>
+          <w:tab w:val="num" w:pos="2880"/>
+        </w:tabs>
+        <w:ind w:left="2880" w:hanging="360"/>
+      </w:pPr>
+      <w:rPr>
+        <w:rFonts w:ascii="Wingdings" w:hAnsi="Wingdings" w:hint="default"/>
+        <w:sz w:val="20"/>
+      </w:rPr>
+    </w:lvl>
+    <w:lvl w:ilvl="4" w:tentative="1">
+      <w:start w:val="1"/>
+      <w:numFmt w:val="bullet"/>
+      <w:lvlText w:val=""/>
+      <w:lvlJc w:val="left"/>
+      <w:pPr>
+        <w:tabs>
+          <w:tab w:val="num" w:pos="3600"/>
+        </w:tabs>
+        <w:ind w:left="3600" w:hanging="360"/>
+      </w:pPr>
+      <w:rPr>
+        <w:rFonts w:ascii="Wingdings" w:hAnsi="Wingdings" w:hint="default"/>
+        <w:sz w:val="20"/>
+      </w:rPr>
+    </w:lvl>
+    <w:lvl w:ilvl="5" w:tentative="1">
+      <w:start w:val="1"/>
+      <w:numFmt w:val="bullet"/>
+      <w:lvlText w:val=""/>
+      <w:lvlJc w:val="left"/>
+      <w:pPr>
+        <w:tabs>
+          <w:tab w:val="num" w:pos="4320"/>
+        </w:tabs>
+        <w:ind w:left="4320" w:hanging="360"/>
+      </w:pPr>
+      <w:rPr>
+        <w:rFonts w:ascii="Wingdings" w:hAnsi="Wingdings" w:hint="default"/>
+        <w:sz w:val="20"/>
+      </w:rPr>
+    </w:lvl>
+    <w:lvl w:ilvl="6" w:tentative="1">
+      <w:start w:val="1"/>
+      <w:numFmt w:val="bullet"/>
+      <w:lvlText w:val=""/>
+      <w:lvlJc w:val="left"/>
+      <w:pPr>
+        <w:tabs>
+          <w:tab w:val="num" w:pos="5040"/>
+        </w:tabs>
+        <w:ind w:left="5040" w:hanging="360"/>
+      </w:pPr>
+      <w:rPr>
+        <w:rFonts w:ascii="Wingdings" w:hAnsi="Wingdings" w:hint="default"/>
+        <w:sz w:val="20"/>
+      </w:rPr>
+    </w:lvl>
+    <w:lvl w:ilvl="7" w:tentative="1">
+      <w:start w:val="1"/>
+      <w:numFmt w:val="bullet"/>
+      <w:lvlText w:val=""/>
+      <w:lvlJc w:val="left"/>
+      <w:pPr>
+        <w:tabs>
+          <w:tab w:val="num" w:pos="5760"/>
+        </w:tabs>
+        <w:ind w:left="5760" w:hanging="360"/>
+      </w:pPr>
+      <w:rPr>
+        <w:rFonts w:ascii="Wingdings" w:hAnsi="Wingdings" w:hint="default"/>
+        <w:sz w:val="20"/>
+      </w:rPr>
+    </w:lvl>
+    <w:lvl w:ilvl="8" w:tentative="1">
+      <w:start w:val="1"/>
+      <w:numFmt w:val="bullet"/>
+      <w:lvlText w:val=""/>
+      <w:lvlJc w:val="left"/>
+      <w:pPr>
+        <w:tabs>
+          <w:tab w:val="num" w:pos="6480"/>
+        </w:tabs>
+        <w:ind w:left="6480" w:hanging="360"/>
+      </w:pPr>
+      <w:rPr>
+        <w:rFonts w:ascii="Wingdings" w:hAnsi="Wingdings" w:hint="default"/>
+        <w:sz w:val="20"/>
+      </w:rPr>
+    </w:lvl>
+  </w:abstractNum>
+  <w:abstractNum w:abstractNumId="40" w15:restartNumberingAfterBreak="0">
     <w:nsid w:val="79E22EA0"/>
     <w:multiLevelType w:val="multilevel"/>
     <w:tmpl w:val="E654E1BA"/>
@@ -8258,71 +15129,432 @@
       </w:rPr>
     </w:lvl>
   </w:abstractNum>
+  <w:abstractNum w:abstractNumId="41" w15:restartNumberingAfterBreak="0">
+    <w:nsid w:val="7DD64EAC"/>
+    <w:multiLevelType w:val="multilevel"/>
+    <w:tmpl w:val="C7464E0A"/>
+    <w:lvl w:ilvl="0">
+      <w:start w:val="1"/>
+      <w:numFmt w:val="bullet"/>
+      <w:lvlText w:val=""/>
+      <w:lvlJc w:val="left"/>
+      <w:pPr>
+        <w:tabs>
+          <w:tab w:val="num" w:pos="720"/>
+        </w:tabs>
+        <w:ind w:left="720" w:hanging="360"/>
+      </w:pPr>
+      <w:rPr>
+        <w:rFonts w:ascii="Symbol" w:hAnsi="Symbol" w:hint="default"/>
+        <w:sz w:val="20"/>
+      </w:rPr>
+    </w:lvl>
+    <w:lvl w:ilvl="1" w:tentative="1">
+      <w:start w:val="1"/>
+      <w:numFmt w:val="bullet"/>
+      <w:lvlText w:val="o"/>
+      <w:lvlJc w:val="left"/>
+      <w:pPr>
+        <w:tabs>
+          <w:tab w:val="num" w:pos="1440"/>
+        </w:tabs>
+        <w:ind w:left="1440" w:hanging="360"/>
+      </w:pPr>
+      <w:rPr>
+        <w:rFonts w:ascii="Courier New" w:hAnsi="Courier New" w:hint="default"/>
+        <w:sz w:val="20"/>
+      </w:rPr>
+    </w:lvl>
+    <w:lvl w:ilvl="2" w:tentative="1">
+      <w:start w:val="1"/>
+      <w:numFmt w:val="bullet"/>
+      <w:lvlText w:val=""/>
+      <w:lvlJc w:val="left"/>
+      <w:pPr>
+        <w:tabs>
+          <w:tab w:val="num" w:pos="2160"/>
+        </w:tabs>
+        <w:ind w:left="2160" w:hanging="360"/>
+      </w:pPr>
+      <w:rPr>
+        <w:rFonts w:ascii="Wingdings" w:hAnsi="Wingdings" w:hint="default"/>
+        <w:sz w:val="20"/>
+      </w:rPr>
+    </w:lvl>
+    <w:lvl w:ilvl="3" w:tentative="1">
+      <w:start w:val="1"/>
+      <w:numFmt w:val="bullet"/>
+      <w:lvlText w:val=""/>
+      <w:lvlJc w:val="left"/>
+      <w:pPr>
+        <w:tabs>
+          <w:tab w:val="num" w:pos="2880"/>
+        </w:tabs>
+        <w:ind w:left="2880" w:hanging="360"/>
+      </w:pPr>
+      <w:rPr>
+        <w:rFonts w:ascii="Wingdings" w:hAnsi="Wingdings" w:hint="default"/>
+        <w:sz w:val="20"/>
+      </w:rPr>
+    </w:lvl>
+    <w:lvl w:ilvl="4" w:tentative="1">
+      <w:start w:val="1"/>
+      <w:numFmt w:val="bullet"/>
+      <w:lvlText w:val=""/>
+      <w:lvlJc w:val="left"/>
+      <w:pPr>
+        <w:tabs>
+          <w:tab w:val="num" w:pos="3600"/>
+        </w:tabs>
+        <w:ind w:left="3600" w:hanging="360"/>
+      </w:pPr>
+      <w:rPr>
+        <w:rFonts w:ascii="Wingdings" w:hAnsi="Wingdings" w:hint="default"/>
+        <w:sz w:val="20"/>
+      </w:rPr>
+    </w:lvl>
+    <w:lvl w:ilvl="5" w:tentative="1">
+      <w:start w:val="1"/>
+      <w:numFmt w:val="bullet"/>
+      <w:lvlText w:val=""/>
+      <w:lvlJc w:val="left"/>
+      <w:pPr>
+        <w:tabs>
+          <w:tab w:val="num" w:pos="4320"/>
+        </w:tabs>
+        <w:ind w:left="4320" w:hanging="360"/>
+      </w:pPr>
+      <w:rPr>
+        <w:rFonts w:ascii="Wingdings" w:hAnsi="Wingdings" w:hint="default"/>
+        <w:sz w:val="20"/>
+      </w:rPr>
+    </w:lvl>
+    <w:lvl w:ilvl="6" w:tentative="1">
+      <w:start w:val="1"/>
+      <w:numFmt w:val="bullet"/>
+      <w:lvlText w:val=""/>
+      <w:lvlJc w:val="left"/>
+      <w:pPr>
+        <w:tabs>
+          <w:tab w:val="num" w:pos="5040"/>
+        </w:tabs>
+        <w:ind w:left="5040" w:hanging="360"/>
+      </w:pPr>
+      <w:rPr>
+        <w:rFonts w:ascii="Wingdings" w:hAnsi="Wingdings" w:hint="default"/>
+        <w:sz w:val="20"/>
+      </w:rPr>
+    </w:lvl>
+    <w:lvl w:ilvl="7" w:tentative="1">
+      <w:start w:val="1"/>
+      <w:numFmt w:val="bullet"/>
+      <w:lvlText w:val=""/>
+      <w:lvlJc w:val="left"/>
+      <w:pPr>
+        <w:tabs>
+          <w:tab w:val="num" w:pos="5760"/>
+        </w:tabs>
+        <w:ind w:left="5760" w:hanging="360"/>
+      </w:pPr>
+      <w:rPr>
+        <w:rFonts w:ascii="Wingdings" w:hAnsi="Wingdings" w:hint="default"/>
+        <w:sz w:val="20"/>
+      </w:rPr>
+    </w:lvl>
+    <w:lvl w:ilvl="8" w:tentative="1">
+      <w:start w:val="1"/>
+      <w:numFmt w:val="bullet"/>
+      <w:lvlText w:val=""/>
+      <w:lvlJc w:val="left"/>
+      <w:pPr>
+        <w:tabs>
+          <w:tab w:val="num" w:pos="6480"/>
+        </w:tabs>
+        <w:ind w:left="6480" w:hanging="360"/>
+      </w:pPr>
+      <w:rPr>
+        <w:rFonts w:ascii="Wingdings" w:hAnsi="Wingdings" w:hint="default"/>
+        <w:sz w:val="20"/>
+      </w:rPr>
+    </w:lvl>
+  </w:abstractNum>
+  <w:abstractNum w:abstractNumId="42" w15:restartNumberingAfterBreak="0">
+    <w:nsid w:val="7FA3680E"/>
+    <w:multiLevelType w:val="multilevel"/>
+    <w:tmpl w:val="5E509C90"/>
+    <w:lvl w:ilvl="0">
+      <w:start w:val="1"/>
+      <w:numFmt w:val="bullet"/>
+      <w:lvlText w:val=""/>
+      <w:lvlJc w:val="left"/>
+      <w:pPr>
+        <w:tabs>
+          <w:tab w:val="num" w:pos="720"/>
+        </w:tabs>
+        <w:ind w:left="720" w:hanging="360"/>
+      </w:pPr>
+      <w:rPr>
+        <w:rFonts w:ascii="Symbol" w:hAnsi="Symbol" w:hint="default"/>
+        <w:sz w:val="20"/>
+      </w:rPr>
+    </w:lvl>
+    <w:lvl w:ilvl="1" w:tentative="1">
+      <w:start w:val="1"/>
+      <w:numFmt w:val="bullet"/>
+      <w:lvlText w:val="o"/>
+      <w:lvlJc w:val="left"/>
+      <w:pPr>
+        <w:tabs>
+          <w:tab w:val="num" w:pos="1440"/>
+        </w:tabs>
+        <w:ind w:left="1440" w:hanging="360"/>
+      </w:pPr>
+      <w:rPr>
+        <w:rFonts w:ascii="Courier New" w:hAnsi="Courier New" w:hint="default"/>
+        <w:sz w:val="20"/>
+      </w:rPr>
+    </w:lvl>
+    <w:lvl w:ilvl="2" w:tentative="1">
+      <w:start w:val="1"/>
+      <w:numFmt w:val="bullet"/>
+      <w:lvlText w:val=""/>
+      <w:lvlJc w:val="left"/>
+      <w:pPr>
+        <w:tabs>
+          <w:tab w:val="num" w:pos="2160"/>
+        </w:tabs>
+        <w:ind w:left="2160" w:hanging="360"/>
+      </w:pPr>
+      <w:rPr>
+        <w:rFonts w:ascii="Wingdings" w:hAnsi="Wingdings" w:hint="default"/>
+        <w:sz w:val="20"/>
+      </w:rPr>
+    </w:lvl>
+    <w:lvl w:ilvl="3" w:tentative="1">
+      <w:start w:val="1"/>
+      <w:numFmt w:val="bullet"/>
+      <w:lvlText w:val=""/>
+      <w:lvlJc w:val="left"/>
+      <w:pPr>
+        <w:tabs>
+          <w:tab w:val="num" w:pos="2880"/>
+        </w:tabs>
+        <w:ind w:left="2880" w:hanging="360"/>
+      </w:pPr>
+      <w:rPr>
+        <w:rFonts w:ascii="Wingdings" w:hAnsi="Wingdings" w:hint="default"/>
+        <w:sz w:val="20"/>
+      </w:rPr>
+    </w:lvl>
+    <w:lvl w:ilvl="4" w:tentative="1">
+      <w:start w:val="1"/>
+      <w:numFmt w:val="bullet"/>
+      <w:lvlText w:val=""/>
+      <w:lvlJc w:val="left"/>
+      <w:pPr>
+        <w:tabs>
+          <w:tab w:val="num" w:pos="3600"/>
+        </w:tabs>
+        <w:ind w:left="3600" w:hanging="360"/>
+      </w:pPr>
+      <w:rPr>
+        <w:rFonts w:ascii="Wingdings" w:hAnsi="Wingdings" w:hint="default"/>
+        <w:sz w:val="20"/>
+      </w:rPr>
+    </w:lvl>
+    <w:lvl w:ilvl="5" w:tentative="1">
+      <w:start w:val="1"/>
+      <w:numFmt w:val="bullet"/>
+      <w:lvlText w:val=""/>
+      <w:lvlJc w:val="left"/>
+      <w:pPr>
+        <w:tabs>
+          <w:tab w:val="num" w:pos="4320"/>
+        </w:tabs>
+        <w:ind w:left="4320" w:hanging="360"/>
+      </w:pPr>
+      <w:rPr>
+        <w:rFonts w:ascii="Wingdings" w:hAnsi="Wingdings" w:hint="default"/>
+        <w:sz w:val="20"/>
+      </w:rPr>
+    </w:lvl>
+    <w:lvl w:ilvl="6" w:tentative="1">
+      <w:start w:val="1"/>
+      <w:numFmt w:val="bullet"/>
+      <w:lvlText w:val=""/>
+      <w:lvlJc w:val="left"/>
+      <w:pPr>
+        <w:tabs>
+          <w:tab w:val="num" w:pos="5040"/>
+        </w:tabs>
+        <w:ind w:left="5040" w:hanging="360"/>
+      </w:pPr>
+      <w:rPr>
+        <w:rFonts w:ascii="Wingdings" w:hAnsi="Wingdings" w:hint="default"/>
+        <w:sz w:val="20"/>
+      </w:rPr>
+    </w:lvl>
+    <w:lvl w:ilvl="7" w:tentative="1">
+      <w:start w:val="1"/>
+      <w:numFmt w:val="bullet"/>
+      <w:lvlText w:val=""/>
+      <w:lvlJc w:val="left"/>
+      <w:pPr>
+        <w:tabs>
+          <w:tab w:val="num" w:pos="5760"/>
+        </w:tabs>
+        <w:ind w:left="5760" w:hanging="360"/>
+      </w:pPr>
+      <w:rPr>
+        <w:rFonts w:ascii="Wingdings" w:hAnsi="Wingdings" w:hint="default"/>
+        <w:sz w:val="20"/>
+      </w:rPr>
+    </w:lvl>
+    <w:lvl w:ilvl="8" w:tentative="1">
+      <w:start w:val="1"/>
+      <w:numFmt w:val="bullet"/>
+      <w:lvlText w:val=""/>
+      <w:lvlJc w:val="left"/>
+      <w:pPr>
+        <w:tabs>
+          <w:tab w:val="num" w:pos="6480"/>
+        </w:tabs>
+        <w:ind w:left="6480" w:hanging="360"/>
+      </w:pPr>
+      <w:rPr>
+        <w:rFonts w:ascii="Wingdings" w:hAnsi="Wingdings" w:hint="default"/>
+        <w:sz w:val="20"/>
+      </w:rPr>
+    </w:lvl>
+  </w:abstractNum>
   <w:num w:numId="1" w16cid:durableId="1428768315">
+    <w:abstractNumId w:val="26"/>
+  </w:num>
+  <w:num w:numId="2" w16cid:durableId="869730576">
+    <w:abstractNumId w:val="38"/>
+  </w:num>
+  <w:num w:numId="3" w16cid:durableId="1593706957">
+    <w:abstractNumId w:val="30"/>
+  </w:num>
+  <w:num w:numId="4" w16cid:durableId="34086742">
+    <w:abstractNumId w:val="20"/>
+  </w:num>
+  <w:num w:numId="5" w16cid:durableId="728382165">
+    <w:abstractNumId w:val="33"/>
+  </w:num>
+  <w:num w:numId="6" w16cid:durableId="879048185">
+    <w:abstractNumId w:val="25"/>
+  </w:num>
+  <w:num w:numId="7" w16cid:durableId="2062361316">
+    <w:abstractNumId w:val="23"/>
+  </w:num>
+  <w:num w:numId="8" w16cid:durableId="1086535495">
+    <w:abstractNumId w:val="22"/>
+  </w:num>
+  <w:num w:numId="9" w16cid:durableId="1551191232">
+    <w:abstractNumId w:val="27"/>
+  </w:num>
+  <w:num w:numId="10" w16cid:durableId="1629434937">
+    <w:abstractNumId w:val="7"/>
+  </w:num>
+  <w:num w:numId="11" w16cid:durableId="22874063">
+    <w:abstractNumId w:val="14"/>
+  </w:num>
+  <w:num w:numId="12" w16cid:durableId="321350859">
+    <w:abstractNumId w:val="21"/>
+  </w:num>
+  <w:num w:numId="13" w16cid:durableId="1539972897">
+    <w:abstractNumId w:val="34"/>
+  </w:num>
+  <w:num w:numId="14" w16cid:durableId="314257804">
+    <w:abstractNumId w:val="37"/>
+  </w:num>
+  <w:num w:numId="15" w16cid:durableId="1626695551">
+    <w:abstractNumId w:val="3"/>
+  </w:num>
+  <w:num w:numId="16" w16cid:durableId="164789525">
+    <w:abstractNumId w:val="24"/>
+  </w:num>
+  <w:num w:numId="17" w16cid:durableId="664167226">
+    <w:abstractNumId w:val="36"/>
+  </w:num>
+  <w:num w:numId="18" w16cid:durableId="471220337">
+    <w:abstractNumId w:val="35"/>
+  </w:num>
+  <w:num w:numId="19" w16cid:durableId="457340979">
+    <w:abstractNumId w:val="31"/>
+  </w:num>
+  <w:num w:numId="20" w16cid:durableId="736977749">
+    <w:abstractNumId w:val="10"/>
+  </w:num>
+  <w:num w:numId="21" w16cid:durableId="623274824">
+    <w:abstractNumId w:val="40"/>
+  </w:num>
+  <w:num w:numId="22" w16cid:durableId="1755122671">
+    <w:abstractNumId w:val="1"/>
+  </w:num>
+  <w:num w:numId="23" w16cid:durableId="399519179">
+    <w:abstractNumId w:val="5"/>
+  </w:num>
+  <w:num w:numId="24" w16cid:durableId="637149964">
+    <w:abstractNumId w:val="41"/>
+  </w:num>
+  <w:num w:numId="25" w16cid:durableId="2125222372">
+    <w:abstractNumId w:val="18"/>
+  </w:num>
+  <w:num w:numId="26" w16cid:durableId="850951534">
+    <w:abstractNumId w:val="4"/>
+  </w:num>
+  <w:num w:numId="27" w16cid:durableId="1078601975">
+    <w:abstractNumId w:val="0"/>
+  </w:num>
+  <w:num w:numId="28" w16cid:durableId="1680811570">
+    <w:abstractNumId w:val="15"/>
+  </w:num>
+  <w:num w:numId="29" w16cid:durableId="1554349384">
+    <w:abstractNumId w:val="42"/>
+  </w:num>
+  <w:num w:numId="30" w16cid:durableId="740492408">
+    <w:abstractNumId w:val="39"/>
+  </w:num>
+  <w:num w:numId="31" w16cid:durableId="1713575670">
     <w:abstractNumId w:val="11"/>
   </w:num>
-  <w:num w:numId="2" w16cid:durableId="869730576">
-    <w:abstractNumId w:val="20"/>
+  <w:num w:numId="32" w16cid:durableId="830289001">
+    <w:abstractNumId w:val="6"/>
   </w:num>
-  <w:num w:numId="3" w16cid:durableId="1593706957">
+  <w:num w:numId="33" w16cid:durableId="1894846158">
+    <w:abstractNumId w:val="17"/>
+  </w:num>
+  <w:num w:numId="34" w16cid:durableId="1528955371">
     <w:abstractNumId w:val="13"/>
   </w:num>
-  <w:num w:numId="4" w16cid:durableId="34086742">
-    <w:abstractNumId w:val="5"/>
+  <w:num w:numId="35" w16cid:durableId="745348555">
+    <w:abstractNumId w:val="29"/>
   </w:num>
-  <w:num w:numId="5" w16cid:durableId="728382165">
-    <w:abstractNumId w:val="15"/>
+  <w:num w:numId="36" w16cid:durableId="2119595444">
+    <w:abstractNumId w:val="16"/>
   </w:num>
-  <w:num w:numId="6" w16cid:durableId="879048185">
-    <w:abstractNumId w:val="10"/>
+  <w:num w:numId="37" w16cid:durableId="37363787">
+    <w:abstractNumId w:val="28"/>
   </w:num>
-  <w:num w:numId="7" w16cid:durableId="2062361316">
+  <w:num w:numId="38" w16cid:durableId="338653821">
+    <w:abstractNumId w:val="9"/>
+  </w:num>
+  <w:num w:numId="39" w16cid:durableId="246891255">
+    <w:abstractNumId w:val="2"/>
+  </w:num>
+  <w:num w:numId="40" w16cid:durableId="848644524">
+    <w:abstractNumId w:val="19"/>
+  </w:num>
+  <w:num w:numId="41" w16cid:durableId="396559643">
+    <w:abstractNumId w:val="12"/>
+  </w:num>
+  <w:num w:numId="42" w16cid:durableId="653992527">
     <w:abstractNumId w:val="8"/>
   </w:num>
-  <w:num w:numId="8" w16cid:durableId="1086535495">
-    <w:abstractNumId w:val="7"/>
-  </w:num>
-  <w:num w:numId="9" w16cid:durableId="1551191232">
-    <w:abstractNumId w:val="12"/>
-  </w:num>
-  <w:num w:numId="10" w16cid:durableId="1629434937">
-    <w:abstractNumId w:val="2"/>
-  </w:num>
-  <w:num w:numId="11" w16cid:durableId="22874063">
-    <w:abstractNumId w:val="4"/>
-  </w:num>
-  <w:num w:numId="12" w16cid:durableId="321350859">
-    <w:abstractNumId w:val="6"/>
-  </w:num>
-  <w:num w:numId="13" w16cid:durableId="1539972897">
-    <w:abstractNumId w:val="16"/>
-  </w:num>
-  <w:num w:numId="14" w16cid:durableId="314257804">
-    <w:abstractNumId w:val="19"/>
-  </w:num>
-  <w:num w:numId="15" w16cid:durableId="1626695551">
-    <w:abstractNumId w:val="1"/>
-  </w:num>
-  <w:num w:numId="16" w16cid:durableId="164789525">
-    <w:abstractNumId w:val="9"/>
-  </w:num>
-  <w:num w:numId="17" w16cid:durableId="664167226">
-    <w:abstractNumId w:val="18"/>
-  </w:num>
-  <w:num w:numId="18" w16cid:durableId="471220337">
-    <w:abstractNumId w:val="17"/>
-  </w:num>
-  <w:num w:numId="19" w16cid:durableId="457340979">
-    <w:abstractNumId w:val="14"/>
-  </w:num>
-  <w:num w:numId="20" w16cid:durableId="736977749">
-    <w:abstractNumId w:val="3"/>
-  </w:num>
-  <w:num w:numId="21" w16cid:durableId="623274824">
-    <w:abstractNumId w:val="21"/>
-  </w:num>
-  <w:num w:numId="22" w16cid:durableId="1755122671">
-    <w:abstractNumId w:val="0"/>
+  <w:num w:numId="43" w16cid:durableId="130297310">
+    <w:abstractNumId w:val="32"/>
   </w:num>
 </w:numbering>
 </file>
